--- a/Тестовое_2.docx
+++ b/Тестовое_2.docx
@@ -90,7 +90,7 @@
                     <pic:cNvPicPr/>
                   </pic:nvPicPr>
                   <pic:blipFill>
-                    <a:blip r:embed="rId5"/>
+                    <a:blip r:embed="rId6"/>
                     <a:stretch>
                       <a:fillRect/>
                     </a:stretch>
@@ -295,7 +295,56 @@
           <w:szCs w:val="28"/>
           <w:lang w:val="en-US"/>
         </w:rPr>
-        <w:t>[GET] /shops?latitude=47.222&amp;longitude=47.222&amp;city_id=1&amp;short_addr=Some city, some addr, some building</w:t>
+        <w:t xml:space="preserve">[GET] /shops?latitude=47.222&amp;longitude=47.222&amp;city_id=1&amp;short_addr=Some city, some </w:t>
+      </w:r>
+      <w:proofErr w:type="spellStart"/>
+      <w:r>
+        <w:rPr>
+          <w:rFonts w:ascii="Times New Roman" w:hAnsi="Times New Roman" w:cs="Times New Roman"/>
+          <w:sz w:val="28"/>
+          <w:szCs w:val="28"/>
+          <w:lang w:val="en-US"/>
+        </w:rPr>
+        <w:t>addr</w:t>
+      </w:r>
+      <w:proofErr w:type="spellEnd"/>
+      <w:r>
+        <w:rPr>
+          <w:rFonts w:ascii="Times New Roman" w:hAnsi="Times New Roman" w:cs="Times New Roman"/>
+          <w:sz w:val="28"/>
+          <w:szCs w:val="28"/>
+          <w:lang w:val="en-US"/>
+        </w:rPr>
+        <w:t xml:space="preserve">, some </w:t>
+      </w:r>
+      <w:proofErr w:type="spellStart"/>
+      <w:r>
+        <w:rPr>
+          <w:rFonts w:ascii="Times New Roman" w:hAnsi="Times New Roman" w:cs="Times New Roman"/>
+          <w:sz w:val="28"/>
+          <w:szCs w:val="28"/>
+          <w:lang w:val="en-US"/>
+        </w:rPr>
+        <w:t>building</w:t>
+      </w:r>
+      <w:r>
+        <w:rPr>
+          <w:rFonts w:ascii="Times New Roman" w:hAnsi="Times New Roman" w:cs="Times New Roman"/>
+          <w:sz w:val="28"/>
+          <w:szCs w:val="28"/>
+          <w:lang w:val="en-US"/>
+        </w:rPr>
+        <w:t>&amp;limit</w:t>
+      </w:r>
+      <w:proofErr w:type="spellEnd"/>
+      <w:r>
+        <w:rPr>
+          <w:rFonts w:ascii="Times New Roman" w:hAnsi="Times New Roman" w:cs="Times New Roman"/>
+          <w:sz w:val="28"/>
+          <w:szCs w:val="28"/>
+          <w:lang w:val="en-US"/>
+        </w:rPr>
+        <w:t>=20&amp;offset=0</w:t>
       </w:r>
     </w:p>
     <w:p>
@@ -323,13 +372,9 @@
     </w:p>
     <w:p>
       <w:pPr>
-        <w:pStyle w:val="a7"/>
-        <w:numPr>
-          <w:ilvl w:val="0"/>
-          <w:numId w:val="1"/>
-        </w:numPr>
         <w:shd w:val="clear" w:color="auto" w:fill="121314"/>
         <w:spacing w:after="0" w:line="285" w:lineRule="atLeast"/>
+        <w:ind w:left="360"/>
         <w:rPr>
           <w:rFonts w:ascii="Consolas" w:eastAsia="Times New Roman" w:hAnsi="Consolas" w:cs="Times New Roman"/>
           <w:color w:val="BBBEBF"/>
@@ -355,13 +400,9 @@
     </w:p>
     <w:p>
       <w:pPr>
-        <w:pStyle w:val="a7"/>
-        <w:numPr>
-          <w:ilvl w:val="0"/>
-          <w:numId w:val="1"/>
-        </w:numPr>
         <w:shd w:val="clear" w:color="auto" w:fill="121314"/>
         <w:spacing w:after="0" w:line="285" w:lineRule="atLeast"/>
+        <w:ind w:left="360"/>
         <w:rPr>
           <w:rFonts w:ascii="Consolas" w:eastAsia="Times New Roman" w:hAnsi="Consolas" w:cs="Times New Roman"/>
           <w:color w:val="BBBEBF"/>
@@ -394,95 +435,213 @@
           <w:lang w:eastAsia="ru-RU"/>
           <w14:ligatures w14:val="none"/>
         </w:rPr>
-        <w:t>"shops"</w:t>
-      </w:r>
-      <w:r>
-        <w:rPr>
-          <w:rFonts w:ascii="Consolas" w:eastAsia="Times New Roman" w:hAnsi="Consolas" w:cs="Times New Roman"/>
-          <w:color w:val="BBBEBF"/>
-          <w:kern w:val="0"/>
-          <w:sz w:val="21"/>
-          <w:szCs w:val="21"/>
-          <w:lang w:eastAsia="ru-RU"/>
-          <w14:ligatures w14:val="none"/>
-        </w:rPr>
-        <w:t>: [</w:t>
-      </w:r>
-    </w:p>
-    <w:p>
-      <w:pPr>
-        <w:pStyle w:val="a7"/>
-        <w:numPr>
-          <w:ilvl w:val="0"/>
-          <w:numId w:val="1"/>
-        </w:numPr>
+        <w:t>"</w:t>
+      </w:r>
+      <w:proofErr w:type="spellStart"/>
+      <w:r>
+        <w:rPr>
+          <w:rFonts w:ascii="Consolas" w:eastAsia="Times New Roman" w:hAnsi="Consolas" w:cs="Times New Roman"/>
+          <w:color w:val="7EE787"/>
+          <w:kern w:val="0"/>
+          <w:sz w:val="21"/>
+          <w:szCs w:val="21"/>
+          <w:lang w:eastAsia="ru-RU"/>
+          <w14:ligatures w14:val="none"/>
+        </w:rPr>
+        <w:t>pagination</w:t>
+      </w:r>
+      <w:proofErr w:type="spellEnd"/>
+      <w:r>
+        <w:rPr>
+          <w:rFonts w:ascii="Consolas" w:eastAsia="Times New Roman" w:hAnsi="Consolas" w:cs="Times New Roman"/>
+          <w:color w:val="7EE787"/>
+          <w:kern w:val="0"/>
+          <w:sz w:val="21"/>
+          <w:szCs w:val="21"/>
+          <w:lang w:eastAsia="ru-RU"/>
+          <w14:ligatures w14:val="none"/>
+        </w:rPr>
+        <w:t>"</w:t>
+      </w:r>
+      <w:r>
+        <w:rPr>
+          <w:rFonts w:ascii="Consolas" w:eastAsia="Times New Roman" w:hAnsi="Consolas" w:cs="Times New Roman"/>
+          <w:color w:val="BBBEBF"/>
+          <w:kern w:val="0"/>
+          <w:sz w:val="21"/>
+          <w:szCs w:val="21"/>
+          <w:lang w:eastAsia="ru-RU"/>
+          <w14:ligatures w14:val="none"/>
+        </w:rPr>
+        <w:t>: {</w:t>
+      </w:r>
+    </w:p>
+    <w:p>
+      <w:pPr>
         <w:shd w:val="clear" w:color="auto" w:fill="121314"/>
         <w:spacing w:after="0" w:line="285" w:lineRule="atLeast"/>
-        <w:rPr>
-          <w:rFonts w:ascii="Consolas" w:eastAsia="Times New Roman" w:hAnsi="Consolas" w:cs="Times New Roman"/>
-          <w:color w:val="BBBEBF"/>
-          <w:kern w:val="0"/>
-          <w:sz w:val="21"/>
-          <w:szCs w:val="21"/>
-          <w:lang w:eastAsia="ru-RU"/>
-          <w14:ligatures w14:val="none"/>
-        </w:rPr>
-      </w:pPr>
-      <w:r>
-        <w:rPr>
-          <w:rFonts w:ascii="Consolas" w:eastAsia="Times New Roman" w:hAnsi="Consolas" w:cs="Times New Roman"/>
-          <w:color w:val="BBBEBF"/>
-          <w:kern w:val="0"/>
-          <w:sz w:val="21"/>
-          <w:szCs w:val="21"/>
-          <w:lang w:eastAsia="ru-RU"/>
-          <w14:ligatures w14:val="none"/>
-        </w:rPr>
-        <w:t>        {</w:t>
-      </w:r>
-    </w:p>
-    <w:p>
-      <w:pPr>
-        <w:pStyle w:val="a7"/>
-        <w:numPr>
-          <w:ilvl w:val="0"/>
-          <w:numId w:val="1"/>
-        </w:numPr>
+        <w:ind w:left="360"/>
+        <w:rPr>
+          <w:rFonts w:ascii="Consolas" w:eastAsia="Times New Roman" w:hAnsi="Consolas" w:cs="Times New Roman"/>
+          <w:color w:val="BBBEBF"/>
+          <w:kern w:val="0"/>
+          <w:sz w:val="21"/>
+          <w:szCs w:val="21"/>
+          <w:lang w:eastAsia="ru-RU"/>
+          <w14:ligatures w14:val="none"/>
+        </w:rPr>
+      </w:pPr>
+      <w:r>
+        <w:rPr>
+          <w:rFonts w:ascii="Consolas" w:eastAsia="Times New Roman" w:hAnsi="Consolas" w:cs="Times New Roman"/>
+          <w:color w:val="BBBEBF"/>
+          <w:kern w:val="0"/>
+          <w:sz w:val="21"/>
+          <w:szCs w:val="21"/>
+          <w:lang w:eastAsia="ru-RU"/>
+          <w14:ligatures w14:val="none"/>
+        </w:rPr>
+        <w:t xml:space="preserve">        </w:t>
+      </w:r>
+      <w:r>
+        <w:rPr>
+          <w:rFonts w:ascii="Consolas" w:eastAsia="Times New Roman" w:hAnsi="Consolas" w:cs="Times New Roman"/>
+          <w:color w:val="7EE787"/>
+          <w:kern w:val="0"/>
+          <w:sz w:val="21"/>
+          <w:szCs w:val="21"/>
+          <w:lang w:eastAsia="ru-RU"/>
+          <w14:ligatures w14:val="none"/>
+        </w:rPr>
+        <w:t>"</w:t>
+      </w:r>
+      <w:proofErr w:type="spellStart"/>
+      <w:r>
+        <w:rPr>
+          <w:rFonts w:ascii="Consolas" w:eastAsia="Times New Roman" w:hAnsi="Consolas" w:cs="Times New Roman"/>
+          <w:color w:val="7EE787"/>
+          <w:kern w:val="0"/>
+          <w:sz w:val="21"/>
+          <w:szCs w:val="21"/>
+          <w:lang w:eastAsia="ru-RU"/>
+          <w14:ligatures w14:val="none"/>
+        </w:rPr>
+        <w:t>total</w:t>
+      </w:r>
+      <w:proofErr w:type="spellEnd"/>
+      <w:r>
+        <w:rPr>
+          <w:rFonts w:ascii="Consolas" w:eastAsia="Times New Roman" w:hAnsi="Consolas" w:cs="Times New Roman"/>
+          <w:color w:val="7EE787"/>
+          <w:kern w:val="0"/>
+          <w:sz w:val="21"/>
+          <w:szCs w:val="21"/>
+          <w:lang w:eastAsia="ru-RU"/>
+          <w14:ligatures w14:val="none"/>
+        </w:rPr>
+        <w:t>"</w:t>
+      </w:r>
+      <w:r>
+        <w:rPr>
+          <w:rFonts w:ascii="Consolas" w:eastAsia="Times New Roman" w:hAnsi="Consolas" w:cs="Times New Roman"/>
+          <w:color w:val="BBBEBF"/>
+          <w:kern w:val="0"/>
+          <w:sz w:val="21"/>
+          <w:szCs w:val="21"/>
+          <w:lang w:eastAsia="ru-RU"/>
+          <w14:ligatures w14:val="none"/>
+        </w:rPr>
+        <w:t xml:space="preserve">: </w:t>
+      </w:r>
+      <w:r>
+        <w:rPr>
+          <w:rFonts w:ascii="Consolas" w:eastAsia="Times New Roman" w:hAnsi="Consolas" w:cs="Times New Roman"/>
+          <w:color w:val="B5CEA8"/>
+          <w:kern w:val="0"/>
+          <w:sz w:val="21"/>
+          <w:szCs w:val="21"/>
+          <w:lang w:eastAsia="ru-RU"/>
+          <w14:ligatures w14:val="none"/>
+        </w:rPr>
+        <w:t>123</w:t>
+      </w:r>
+      <w:r>
+        <w:rPr>
+          <w:rFonts w:ascii="Consolas" w:eastAsia="Times New Roman" w:hAnsi="Consolas" w:cs="Times New Roman"/>
+          <w:color w:val="BBBEBF"/>
+          <w:kern w:val="0"/>
+          <w:sz w:val="21"/>
+          <w:szCs w:val="21"/>
+          <w:lang w:eastAsia="ru-RU"/>
+          <w14:ligatures w14:val="none"/>
+        </w:rPr>
+        <w:t>,</w:t>
+      </w:r>
+    </w:p>
+    <w:p>
+      <w:pPr>
         <w:shd w:val="clear" w:color="auto" w:fill="121314"/>
         <w:spacing w:after="0" w:line="285" w:lineRule="atLeast"/>
-        <w:rPr>
-          <w:rFonts w:ascii="Consolas" w:eastAsia="Times New Roman" w:hAnsi="Consolas" w:cs="Times New Roman"/>
-          <w:color w:val="BBBEBF"/>
-          <w:kern w:val="0"/>
-          <w:sz w:val="21"/>
-          <w:szCs w:val="21"/>
-          <w:lang w:eastAsia="ru-RU"/>
-          <w14:ligatures w14:val="none"/>
-        </w:rPr>
-      </w:pPr>
-      <w:r>
-        <w:rPr>
-          <w:rFonts w:ascii="Consolas" w:eastAsia="Times New Roman" w:hAnsi="Consolas" w:cs="Times New Roman"/>
-          <w:color w:val="BBBEBF"/>
-          <w:kern w:val="0"/>
-          <w:sz w:val="21"/>
-          <w:szCs w:val="21"/>
-          <w:lang w:eastAsia="ru-RU"/>
-          <w14:ligatures w14:val="none"/>
-        </w:rPr>
-        <w:t xml:space="preserve">            </w:t>
-      </w:r>
-      <w:r>
-        <w:rPr>
-          <w:rFonts w:ascii="Consolas" w:eastAsia="Times New Roman" w:hAnsi="Consolas" w:cs="Times New Roman"/>
-          <w:color w:val="7EE787"/>
-          <w:kern w:val="0"/>
-          <w:sz w:val="21"/>
-          <w:szCs w:val="21"/>
-          <w:lang w:eastAsia="ru-RU"/>
-          <w14:ligatures w14:val="none"/>
-        </w:rPr>
-        <w:t>"store_id"</w:t>
+        <w:ind w:left="360"/>
+        <w:rPr>
+          <w:rFonts w:ascii="Consolas" w:eastAsia="Times New Roman" w:hAnsi="Consolas" w:cs="Times New Roman"/>
+          <w:color w:val="BBBEBF"/>
+          <w:kern w:val="0"/>
+          <w:sz w:val="21"/>
+          <w:szCs w:val="21"/>
+          <w:lang w:eastAsia="ru-RU"/>
+          <w14:ligatures w14:val="none"/>
+        </w:rPr>
+      </w:pPr>
+      <w:r>
+        <w:rPr>
+          <w:rFonts w:ascii="Consolas" w:eastAsia="Times New Roman" w:hAnsi="Consolas" w:cs="Times New Roman"/>
+          <w:color w:val="BBBEBF"/>
+          <w:kern w:val="0"/>
+          <w:sz w:val="21"/>
+          <w:szCs w:val="21"/>
+          <w:lang w:eastAsia="ru-RU"/>
+          <w14:ligatures w14:val="none"/>
+        </w:rPr>
+        <w:t xml:space="preserve">        </w:t>
+      </w:r>
+      <w:r>
+        <w:rPr>
+          <w:rFonts w:ascii="Consolas" w:eastAsia="Times New Roman" w:hAnsi="Consolas" w:cs="Times New Roman"/>
+          <w:color w:val="7EE787"/>
+          <w:kern w:val="0"/>
+          <w:sz w:val="21"/>
+          <w:szCs w:val="21"/>
+          <w:lang w:eastAsia="ru-RU"/>
+          <w14:ligatures w14:val="none"/>
+        </w:rPr>
+        <w:t>"</w:t>
+      </w:r>
+      <w:proofErr w:type="spellStart"/>
+      <w:r>
+        <w:rPr>
+          <w:rFonts w:ascii="Consolas" w:eastAsia="Times New Roman" w:hAnsi="Consolas" w:cs="Times New Roman"/>
+          <w:color w:val="7EE787"/>
+          <w:kern w:val="0"/>
+          <w:sz w:val="21"/>
+          <w:szCs w:val="21"/>
+          <w:lang w:eastAsia="ru-RU"/>
+          <w14:ligatures w14:val="none"/>
+        </w:rPr>
+        <w:t>limit</w:t>
+      </w:r>
+      <w:proofErr w:type="spellEnd"/>
+      <w:r>
+        <w:rPr>
+          <w:rFonts w:ascii="Consolas" w:eastAsia="Times New Roman" w:hAnsi="Consolas" w:cs="Times New Roman"/>
+          <w:color w:val="7EE787"/>
+          <w:kern w:val="0"/>
+          <w:sz w:val="21"/>
+          <w:szCs w:val="21"/>
+          <w:lang w:eastAsia="ru-RU"/>
+          <w14:ligatures w14:val="none"/>
+        </w:rPr>
+        <w:t>"</w:t>
       </w:r>
       <w:r>
         <w:rPr>
@@ -506,7 +665,7 @@
           <w:lang w:eastAsia="ru-RU"/>
           <w14:ligatures w14:val="none"/>
         </w:rPr>
-        <w:t>1</w:t>
+        <w:t>20</w:t>
       </w:r>
       <w:r>
         <w:rPr>
@@ -523,46 +682,68 @@
     </w:p>
     <w:p>
       <w:pPr>
-        <w:pStyle w:val="a7"/>
-        <w:numPr>
-          <w:ilvl w:val="0"/>
-          <w:numId w:val="1"/>
-        </w:numPr>
         <w:shd w:val="clear" w:color="auto" w:fill="121314"/>
         <w:spacing w:after="0" w:line="285" w:lineRule="atLeast"/>
-        <w:rPr>
-          <w:rFonts w:ascii="Consolas" w:eastAsia="Times New Roman" w:hAnsi="Consolas" w:cs="Times New Roman"/>
-          <w:color w:val="BBBEBF"/>
-          <w:kern w:val="0"/>
-          <w:sz w:val="21"/>
-          <w:szCs w:val="21"/>
-          <w:lang w:eastAsia="ru-RU"/>
-          <w14:ligatures w14:val="none"/>
-        </w:rPr>
-      </w:pPr>
-      <w:r>
-        <w:rPr>
-          <w:rFonts w:ascii="Consolas" w:eastAsia="Times New Roman" w:hAnsi="Consolas" w:cs="Times New Roman"/>
-          <w:color w:val="BBBEBF"/>
-          <w:kern w:val="0"/>
-          <w:sz w:val="21"/>
-          <w:szCs w:val="21"/>
-          <w:lang w:eastAsia="ru-RU"/>
-          <w14:ligatures w14:val="none"/>
-        </w:rPr>
-        <w:t xml:space="preserve">            </w:t>
-      </w:r>
-      <w:r>
-        <w:rPr>
-          <w:rFonts w:ascii="Consolas" w:eastAsia="Times New Roman" w:hAnsi="Consolas" w:cs="Times New Roman"/>
-          <w:color w:val="7EE787"/>
-          <w:kern w:val="0"/>
-          <w:sz w:val="21"/>
-          <w:szCs w:val="21"/>
-          <w:lang w:eastAsia="ru-RU"/>
-          <w14:ligatures w14:val="none"/>
-        </w:rPr>
-        <w:t>"name"</w:t>
+        <w:ind w:left="360"/>
+        <w:rPr>
+          <w:rFonts w:ascii="Consolas" w:eastAsia="Times New Roman" w:hAnsi="Consolas" w:cs="Times New Roman"/>
+          <w:color w:val="BBBEBF"/>
+          <w:kern w:val="0"/>
+          <w:sz w:val="21"/>
+          <w:szCs w:val="21"/>
+          <w:lang w:eastAsia="ru-RU"/>
+          <w14:ligatures w14:val="none"/>
+        </w:rPr>
+      </w:pPr>
+      <w:r>
+        <w:rPr>
+          <w:rFonts w:ascii="Consolas" w:eastAsia="Times New Roman" w:hAnsi="Consolas" w:cs="Times New Roman"/>
+          <w:color w:val="BBBEBF"/>
+          <w:kern w:val="0"/>
+          <w:sz w:val="21"/>
+          <w:szCs w:val="21"/>
+          <w:lang w:eastAsia="ru-RU"/>
+          <w14:ligatures w14:val="none"/>
+        </w:rPr>
+        <w:t xml:space="preserve">        </w:t>
+      </w:r>
+      <w:r>
+        <w:rPr>
+          <w:rFonts w:ascii="Consolas" w:eastAsia="Times New Roman" w:hAnsi="Consolas" w:cs="Times New Roman"/>
+          <w:color w:val="7EE787"/>
+          <w:kern w:val="0"/>
+          <w:sz w:val="21"/>
+          <w:szCs w:val="21"/>
+          <w:lang w:eastAsia="ru-RU"/>
+          <w14:ligatures w14:val="none"/>
+        </w:rPr>
+        <w:t>"</w:t>
+      </w:r>
+      <w:proofErr w:type="spellStart"/>
+      <w:r>
+        <w:rPr>
+          <w:rFonts w:ascii="Consolas" w:eastAsia="Times New Roman" w:hAnsi="Consolas" w:cs="Times New Roman"/>
+          <w:color w:val="7EE787"/>
+          <w:kern w:val="0"/>
+          <w:sz w:val="21"/>
+          <w:szCs w:val="21"/>
+          <w:lang w:eastAsia="ru-RU"/>
+          <w14:ligatures w14:val="none"/>
+        </w:rPr>
+        <w:t>offset</w:t>
+      </w:r>
+      <w:proofErr w:type="spellEnd"/>
+      <w:r>
+        <w:rPr>
+          <w:rFonts w:ascii="Consolas" w:eastAsia="Times New Roman" w:hAnsi="Consolas" w:cs="Times New Roman"/>
+          <w:color w:val="7EE787"/>
+          <w:kern w:val="0"/>
+          <w:sz w:val="21"/>
+          <w:szCs w:val="21"/>
+          <w:lang w:eastAsia="ru-RU"/>
+          <w14:ligatures w14:val="none"/>
+        </w:rPr>
+        <w:t>"</w:t>
       </w:r>
       <w:r>
         <w:rPr>
@@ -579,277 +760,155 @@
       <w:r>
         <w:rPr>
           <w:rFonts w:ascii="Consolas" w:eastAsia="Times New Roman" w:hAnsi="Consolas" w:cs="Times New Roman"/>
-          <w:color w:val="A5D6FF"/>
-          <w:kern w:val="0"/>
-          <w:sz w:val="21"/>
-          <w:szCs w:val="21"/>
-          <w:lang w:eastAsia="ru-RU"/>
-          <w14:ligatures w14:val="none"/>
-        </w:rPr>
-        <w:t>"METRO"</w:t>
-      </w:r>
-      <w:r>
-        <w:rPr>
-          <w:rFonts w:ascii="Consolas" w:eastAsia="Times New Roman" w:hAnsi="Consolas" w:cs="Times New Roman"/>
-          <w:color w:val="BBBEBF"/>
-          <w:kern w:val="0"/>
-          <w:sz w:val="21"/>
-          <w:szCs w:val="21"/>
-          <w:lang w:eastAsia="ru-RU"/>
-          <w14:ligatures w14:val="none"/>
-        </w:rPr>
-        <w:t>,</w:t>
-      </w:r>
-    </w:p>
-    <w:p>
-      <w:pPr>
-        <w:pStyle w:val="a7"/>
-        <w:numPr>
-          <w:ilvl w:val="0"/>
-          <w:numId w:val="1"/>
-        </w:numPr>
+          <w:color w:val="B5CEA8"/>
+          <w:kern w:val="0"/>
+          <w:sz w:val="21"/>
+          <w:szCs w:val="21"/>
+          <w:lang w:eastAsia="ru-RU"/>
+          <w14:ligatures w14:val="none"/>
+        </w:rPr>
+        <w:t>0</w:t>
+      </w:r>
+    </w:p>
+    <w:p>
+      <w:pPr>
         <w:shd w:val="clear" w:color="auto" w:fill="121314"/>
         <w:spacing w:after="0" w:line="285" w:lineRule="atLeast"/>
-        <w:rPr>
-          <w:rFonts w:ascii="Consolas" w:eastAsia="Times New Roman" w:hAnsi="Consolas" w:cs="Times New Roman"/>
-          <w:color w:val="BBBEBF"/>
-          <w:kern w:val="0"/>
-          <w:sz w:val="21"/>
-          <w:szCs w:val="21"/>
-          <w:lang w:val="en-US" w:eastAsia="ru-RU"/>
-          <w14:ligatures w14:val="none"/>
-        </w:rPr>
-      </w:pPr>
-      <w:r>
-        <w:rPr>
-          <w:rFonts w:ascii="Consolas" w:eastAsia="Times New Roman" w:hAnsi="Consolas" w:cs="Times New Roman"/>
-          <w:color w:val="BBBEBF"/>
-          <w:kern w:val="0"/>
-          <w:sz w:val="21"/>
-          <w:szCs w:val="21"/>
-          <w:lang w:val="en-US" w:eastAsia="ru-RU"/>
-          <w14:ligatures w14:val="none"/>
-        </w:rPr>
-        <w:t xml:space="preserve">            </w:t>
-      </w:r>
-      <w:r>
-        <w:rPr>
-          <w:rFonts w:ascii="Consolas" w:eastAsia="Times New Roman" w:hAnsi="Consolas" w:cs="Times New Roman"/>
-          <w:color w:val="7EE787"/>
-          <w:kern w:val="0"/>
-          <w:sz w:val="21"/>
-          <w:szCs w:val="21"/>
-          <w:lang w:val="en-US" w:eastAsia="ru-RU"/>
-          <w14:ligatures w14:val="none"/>
-        </w:rPr>
-        <w:t>"thumbnail"</w:t>
-      </w:r>
-      <w:r>
-        <w:rPr>
-          <w:rFonts w:ascii="Consolas" w:eastAsia="Times New Roman" w:hAnsi="Consolas" w:cs="Times New Roman"/>
-          <w:color w:val="BBBEBF"/>
-          <w:kern w:val="0"/>
-          <w:sz w:val="21"/>
-          <w:szCs w:val="21"/>
-          <w:lang w:val="en-US" w:eastAsia="ru-RU"/>
-          <w14:ligatures w14:val="none"/>
-        </w:rPr>
-        <w:t xml:space="preserve">: </w:t>
-      </w:r>
-      <w:r>
-        <w:rPr>
-          <w:rFonts w:ascii="Consolas" w:eastAsia="Times New Roman" w:hAnsi="Consolas" w:cs="Times New Roman"/>
-          <w:color w:val="A5D6FF"/>
-          <w:kern w:val="0"/>
-          <w:sz w:val="21"/>
-          <w:szCs w:val="21"/>
-          <w:lang w:val="en-US" w:eastAsia="ru-RU"/>
-          <w14:ligatures w14:val="none"/>
-        </w:rPr>
-        <w:t>"metro.ru/metro_image_thumb.png"</w:t>
-      </w:r>
-      <w:r>
-        <w:rPr>
-          <w:rFonts w:ascii="Consolas" w:eastAsia="Times New Roman" w:hAnsi="Consolas" w:cs="Times New Roman"/>
-          <w:color w:val="BBBEBF"/>
-          <w:kern w:val="0"/>
-          <w:sz w:val="21"/>
-          <w:szCs w:val="21"/>
-          <w:lang w:val="en-US" w:eastAsia="ru-RU"/>
-          <w14:ligatures w14:val="none"/>
-        </w:rPr>
-        <w:t>,</w:t>
-      </w:r>
-    </w:p>
-    <w:p>
-      <w:pPr>
-        <w:pStyle w:val="a7"/>
-        <w:numPr>
-          <w:ilvl w:val="0"/>
-          <w:numId w:val="1"/>
-        </w:numPr>
+        <w:ind w:left="360"/>
+        <w:rPr>
+          <w:rFonts w:ascii="Consolas" w:eastAsia="Times New Roman" w:hAnsi="Consolas" w:cs="Times New Roman"/>
+          <w:color w:val="BBBEBF"/>
+          <w:kern w:val="0"/>
+          <w:sz w:val="21"/>
+          <w:szCs w:val="21"/>
+          <w:lang w:eastAsia="ru-RU"/>
+          <w14:ligatures w14:val="none"/>
+        </w:rPr>
+      </w:pPr>
+      <w:r>
+        <w:rPr>
+          <w:rFonts w:ascii="Consolas" w:eastAsia="Times New Roman" w:hAnsi="Consolas" w:cs="Times New Roman"/>
+          <w:color w:val="BBBEBF"/>
+          <w:kern w:val="0"/>
+          <w:sz w:val="21"/>
+          <w:szCs w:val="21"/>
+          <w:lang w:eastAsia="ru-RU"/>
+          <w14:ligatures w14:val="none"/>
+        </w:rPr>
+        <w:t>    },</w:t>
+      </w:r>
+    </w:p>
+    <w:p>
+      <w:pPr>
         <w:shd w:val="clear" w:color="auto" w:fill="121314"/>
         <w:spacing w:after="0" w:line="285" w:lineRule="atLeast"/>
-        <w:rPr>
-          <w:rFonts w:ascii="Consolas" w:eastAsia="Times New Roman" w:hAnsi="Consolas" w:cs="Times New Roman"/>
-          <w:color w:val="BBBEBF"/>
-          <w:kern w:val="0"/>
-          <w:sz w:val="21"/>
-          <w:szCs w:val="21"/>
-          <w:lang w:eastAsia="ru-RU"/>
-          <w14:ligatures w14:val="none"/>
-        </w:rPr>
-      </w:pPr>
-      <w:r>
-        <w:rPr>
-          <w:rFonts w:ascii="Consolas" w:eastAsia="Times New Roman" w:hAnsi="Consolas" w:cs="Times New Roman"/>
-          <w:color w:val="BBBEBF"/>
-          <w:kern w:val="0"/>
-          <w:sz w:val="21"/>
-          <w:szCs w:val="21"/>
-          <w:lang w:val="en-US" w:eastAsia="ru-RU"/>
-          <w14:ligatures w14:val="none"/>
-        </w:rPr>
-        <w:t xml:space="preserve">            </w:t>
-      </w:r>
-      <w:r>
-        <w:rPr>
-          <w:rFonts w:ascii="Consolas" w:eastAsia="Times New Roman" w:hAnsi="Consolas" w:cs="Times New Roman"/>
-          <w:color w:val="7EE787"/>
-          <w:kern w:val="0"/>
-          <w:sz w:val="21"/>
-          <w:szCs w:val="21"/>
-          <w:lang w:eastAsia="ru-RU"/>
-          <w14:ligatures w14:val="none"/>
-        </w:rPr>
-        <w:t>"express_delivery"</w:t>
-      </w:r>
-      <w:r>
-        <w:rPr>
-          <w:rFonts w:ascii="Consolas" w:eastAsia="Times New Roman" w:hAnsi="Consolas" w:cs="Times New Roman"/>
-          <w:color w:val="BBBEBF"/>
-          <w:kern w:val="0"/>
-          <w:sz w:val="21"/>
-          <w:szCs w:val="21"/>
-          <w:lang w:eastAsia="ru-RU"/>
-          <w14:ligatures w14:val="none"/>
-        </w:rPr>
-        <w:t xml:space="preserve">: </w:t>
-      </w:r>
-      <w:r>
-        <w:rPr>
-          <w:rFonts w:ascii="Consolas" w:eastAsia="Times New Roman" w:hAnsi="Consolas" w:cs="Times New Roman"/>
-          <w:color w:val="569CD6"/>
-          <w:kern w:val="0"/>
-          <w:sz w:val="21"/>
-          <w:szCs w:val="21"/>
-          <w:lang w:eastAsia="ru-RU"/>
-          <w14:ligatures w14:val="none"/>
-        </w:rPr>
-        <w:t>false</w:t>
-      </w:r>
-      <w:r>
-        <w:rPr>
-          <w:rFonts w:ascii="Consolas" w:eastAsia="Times New Roman" w:hAnsi="Consolas" w:cs="Times New Roman"/>
-          <w:color w:val="BBBEBF"/>
-          <w:kern w:val="0"/>
-          <w:sz w:val="21"/>
-          <w:szCs w:val="21"/>
-          <w:lang w:eastAsia="ru-RU"/>
-          <w14:ligatures w14:val="none"/>
-        </w:rPr>
-        <w:t>,</w:t>
-      </w:r>
-    </w:p>
-    <w:p>
-      <w:pPr>
-        <w:pStyle w:val="a7"/>
-        <w:numPr>
-          <w:ilvl w:val="0"/>
-          <w:numId w:val="1"/>
-        </w:numPr>
+        <w:ind w:left="360"/>
+        <w:rPr>
+          <w:rFonts w:ascii="Consolas" w:eastAsia="Times New Roman" w:hAnsi="Consolas" w:cs="Times New Roman"/>
+          <w:color w:val="BBBEBF"/>
+          <w:kern w:val="0"/>
+          <w:sz w:val="21"/>
+          <w:szCs w:val="21"/>
+          <w:lang w:eastAsia="ru-RU"/>
+          <w14:ligatures w14:val="none"/>
+        </w:rPr>
+      </w:pPr>
+      <w:r>
+        <w:rPr>
+          <w:rFonts w:ascii="Consolas" w:eastAsia="Times New Roman" w:hAnsi="Consolas" w:cs="Times New Roman"/>
+          <w:color w:val="BBBEBF"/>
+          <w:kern w:val="0"/>
+          <w:sz w:val="21"/>
+          <w:szCs w:val="21"/>
+          <w:lang w:eastAsia="ru-RU"/>
+          <w14:ligatures w14:val="none"/>
+        </w:rPr>
+        <w:t xml:space="preserve">    </w:t>
+      </w:r>
+      <w:r>
+        <w:rPr>
+          <w:rFonts w:ascii="Consolas" w:eastAsia="Times New Roman" w:hAnsi="Consolas" w:cs="Times New Roman"/>
+          <w:color w:val="7EE787"/>
+          <w:kern w:val="0"/>
+          <w:sz w:val="21"/>
+          <w:szCs w:val="21"/>
+          <w:lang w:eastAsia="ru-RU"/>
+          <w14:ligatures w14:val="none"/>
+        </w:rPr>
+        <w:t>"</w:t>
+      </w:r>
+      <w:proofErr w:type="spellStart"/>
+      <w:r>
+        <w:rPr>
+          <w:rFonts w:ascii="Consolas" w:eastAsia="Times New Roman" w:hAnsi="Consolas" w:cs="Times New Roman"/>
+          <w:color w:val="7EE787"/>
+          <w:kern w:val="0"/>
+          <w:sz w:val="21"/>
+          <w:szCs w:val="21"/>
+          <w:lang w:eastAsia="ru-RU"/>
+          <w14:ligatures w14:val="none"/>
+        </w:rPr>
+        <w:t>shops</w:t>
+      </w:r>
+      <w:proofErr w:type="spellEnd"/>
+      <w:r>
+        <w:rPr>
+          <w:rFonts w:ascii="Consolas" w:eastAsia="Times New Roman" w:hAnsi="Consolas" w:cs="Times New Roman"/>
+          <w:color w:val="7EE787"/>
+          <w:kern w:val="0"/>
+          <w:sz w:val="21"/>
+          <w:szCs w:val="21"/>
+          <w:lang w:eastAsia="ru-RU"/>
+          <w14:ligatures w14:val="none"/>
+        </w:rPr>
+        <w:t>"</w:t>
+      </w:r>
+      <w:r>
+        <w:rPr>
+          <w:rFonts w:ascii="Consolas" w:eastAsia="Times New Roman" w:hAnsi="Consolas" w:cs="Times New Roman"/>
+          <w:color w:val="BBBEBF"/>
+          <w:kern w:val="0"/>
+          <w:sz w:val="21"/>
+          <w:szCs w:val="21"/>
+          <w:lang w:eastAsia="ru-RU"/>
+          <w14:ligatures w14:val="none"/>
+        </w:rPr>
+        <w:t>: [</w:t>
+      </w:r>
+    </w:p>
+    <w:p>
+      <w:pPr>
         <w:shd w:val="clear" w:color="auto" w:fill="121314"/>
         <w:spacing w:after="0" w:line="285" w:lineRule="atLeast"/>
-        <w:rPr>
-          <w:rFonts w:ascii="Consolas" w:eastAsia="Times New Roman" w:hAnsi="Consolas" w:cs="Times New Roman"/>
-          <w:color w:val="BBBEBF"/>
-          <w:kern w:val="0"/>
-          <w:sz w:val="21"/>
-          <w:szCs w:val="21"/>
-          <w:lang w:eastAsia="ru-RU"/>
-          <w14:ligatures w14:val="none"/>
-        </w:rPr>
-      </w:pPr>
-      <w:r>
-        <w:rPr>
-          <w:rFonts w:ascii="Consolas" w:eastAsia="Times New Roman" w:hAnsi="Consolas" w:cs="Times New Roman"/>
-          <w:color w:val="BBBEBF"/>
-          <w:kern w:val="0"/>
-          <w:sz w:val="21"/>
-          <w:szCs w:val="21"/>
-          <w:lang w:eastAsia="ru-RU"/>
-          <w14:ligatures w14:val="none"/>
-        </w:rPr>
-        <w:t xml:space="preserve">            </w:t>
-      </w:r>
-      <w:r>
-        <w:rPr>
-          <w:rFonts w:ascii="Consolas" w:eastAsia="Times New Roman" w:hAnsi="Consolas" w:cs="Times New Roman"/>
-          <w:color w:val="7EE787"/>
-          <w:kern w:val="0"/>
-          <w:sz w:val="21"/>
-          <w:szCs w:val="21"/>
-          <w:lang w:eastAsia="ru-RU"/>
-          <w14:ligatures w14:val="none"/>
-        </w:rPr>
-        <w:t>"delivery_minutes_min"</w:t>
-      </w:r>
-      <w:r>
-        <w:rPr>
-          <w:rFonts w:ascii="Consolas" w:eastAsia="Times New Roman" w:hAnsi="Consolas" w:cs="Times New Roman"/>
-          <w:color w:val="BBBEBF"/>
-          <w:kern w:val="0"/>
-          <w:sz w:val="21"/>
-          <w:szCs w:val="21"/>
-          <w:lang w:eastAsia="ru-RU"/>
-          <w14:ligatures w14:val="none"/>
-        </w:rPr>
-        <w:t xml:space="preserve">: </w:t>
-      </w:r>
-      <w:r>
-        <w:rPr>
-          <w:rFonts w:ascii="Consolas" w:eastAsia="Times New Roman" w:hAnsi="Consolas" w:cs="Times New Roman"/>
-          <w:color w:val="569CD6"/>
-          <w:kern w:val="0"/>
-          <w:sz w:val="21"/>
-          <w:szCs w:val="21"/>
-          <w:lang w:eastAsia="ru-RU"/>
-          <w14:ligatures w14:val="none"/>
-        </w:rPr>
-        <w:t>null</w:t>
-      </w:r>
-      <w:r>
-        <w:rPr>
-          <w:rFonts w:ascii="Consolas" w:eastAsia="Times New Roman" w:hAnsi="Consolas" w:cs="Times New Roman"/>
-          <w:color w:val="BBBEBF"/>
-          <w:kern w:val="0"/>
-          <w:sz w:val="21"/>
-          <w:szCs w:val="21"/>
-          <w:lang w:eastAsia="ru-RU"/>
-          <w14:ligatures w14:val="none"/>
-        </w:rPr>
-        <w:t>,</w:t>
-      </w:r>
-    </w:p>
-    <w:p>
-      <w:pPr>
-        <w:pStyle w:val="a7"/>
-        <w:numPr>
-          <w:ilvl w:val="0"/>
-          <w:numId w:val="1"/>
-        </w:numPr>
+        <w:ind w:left="360"/>
+        <w:rPr>
+          <w:rFonts w:ascii="Consolas" w:eastAsia="Times New Roman" w:hAnsi="Consolas" w:cs="Times New Roman"/>
+          <w:color w:val="BBBEBF"/>
+          <w:kern w:val="0"/>
+          <w:sz w:val="21"/>
+          <w:szCs w:val="21"/>
+          <w:lang w:eastAsia="ru-RU"/>
+          <w14:ligatures w14:val="none"/>
+        </w:rPr>
+      </w:pPr>
+      <w:r>
+        <w:rPr>
+          <w:rFonts w:ascii="Consolas" w:eastAsia="Times New Roman" w:hAnsi="Consolas" w:cs="Times New Roman"/>
+          <w:color w:val="BBBEBF"/>
+          <w:kern w:val="0"/>
+          <w:sz w:val="21"/>
+          <w:szCs w:val="21"/>
+          <w:lang w:eastAsia="ru-RU"/>
+          <w14:ligatures w14:val="none"/>
+        </w:rPr>
+        <w:t>        {</w:t>
+      </w:r>
+    </w:p>
+    <w:p>
+      <w:pPr>
         <w:shd w:val="clear" w:color="auto" w:fill="121314"/>
         <w:spacing w:after="0" w:line="285" w:lineRule="atLeast"/>
+        <w:ind w:left="360"/>
         <w:rPr>
           <w:rFonts w:ascii="Consolas" w:eastAsia="Times New Roman" w:hAnsi="Consolas" w:cs="Times New Roman"/>
           <w:color w:val="BBBEBF"/>
@@ -882,7 +941,33 @@
           <w:lang w:eastAsia="ru-RU"/>
           <w14:ligatures w14:val="none"/>
         </w:rPr>
-        <w:t>"delivery_minutes_max"</w:t>
+        <w:t>"</w:t>
+      </w:r>
+      <w:proofErr w:type="spellStart"/>
+      <w:r>
+        <w:rPr>
+          <w:rFonts w:ascii="Consolas" w:eastAsia="Times New Roman" w:hAnsi="Consolas" w:cs="Times New Roman"/>
+          <w:color w:val="7EE787"/>
+          <w:kern w:val="0"/>
+          <w:sz w:val="21"/>
+          <w:szCs w:val="21"/>
+          <w:lang w:eastAsia="ru-RU"/>
+          <w14:ligatures w14:val="none"/>
+        </w:rPr>
+        <w:t>store_id</w:t>
+      </w:r>
+      <w:proofErr w:type="spellEnd"/>
+      <w:r>
+        <w:rPr>
+          <w:rFonts w:ascii="Consolas" w:eastAsia="Times New Roman" w:hAnsi="Consolas" w:cs="Times New Roman"/>
+          <w:color w:val="7EE787"/>
+          <w:kern w:val="0"/>
+          <w:sz w:val="21"/>
+          <w:szCs w:val="21"/>
+          <w:lang w:eastAsia="ru-RU"/>
+          <w14:ligatures w14:val="none"/>
+        </w:rPr>
+        <w:t>"</w:t>
       </w:r>
       <w:r>
         <w:rPr>
@@ -899,14 +984,14 @@
       <w:r>
         <w:rPr>
           <w:rFonts w:ascii="Consolas" w:eastAsia="Times New Roman" w:hAnsi="Consolas" w:cs="Times New Roman"/>
-          <w:color w:val="569CD6"/>
-          <w:kern w:val="0"/>
-          <w:sz w:val="21"/>
-          <w:szCs w:val="21"/>
-          <w:lang w:eastAsia="ru-RU"/>
-          <w14:ligatures w14:val="none"/>
-        </w:rPr>
-        <w:t>null</w:t>
+          <w:color w:val="B5CEA8"/>
+          <w:kern w:val="0"/>
+          <w:sz w:val="21"/>
+          <w:szCs w:val="21"/>
+          <w:lang w:eastAsia="ru-RU"/>
+          <w14:ligatures w14:val="none"/>
+        </w:rPr>
+        <w:t>1</w:t>
       </w:r>
       <w:r>
         <w:rPr>
@@ -923,13 +1008,9 @@
     </w:p>
     <w:p>
       <w:pPr>
-        <w:pStyle w:val="a7"/>
-        <w:numPr>
-          <w:ilvl w:val="0"/>
-          <w:numId w:val="1"/>
-        </w:numPr>
         <w:shd w:val="clear" w:color="auto" w:fill="121314"/>
         <w:spacing w:after="0" w:line="285" w:lineRule="atLeast"/>
+        <w:ind w:left="360"/>
         <w:rPr>
           <w:rFonts w:ascii="Consolas" w:eastAsia="Times New Roman" w:hAnsi="Consolas" w:cs="Times New Roman"/>
           <w:color w:val="BBBEBF"/>
@@ -962,7 +1043,33 @@
           <w:lang w:eastAsia="ru-RU"/>
           <w14:ligatures w14:val="none"/>
         </w:rPr>
-        <w:t>"closest_shipping"</w:t>
+        <w:t>"</w:t>
+      </w:r>
+      <w:proofErr w:type="spellStart"/>
+      <w:r>
+        <w:rPr>
+          <w:rFonts w:ascii="Consolas" w:eastAsia="Times New Roman" w:hAnsi="Consolas" w:cs="Times New Roman"/>
+          <w:color w:val="7EE787"/>
+          <w:kern w:val="0"/>
+          <w:sz w:val="21"/>
+          <w:szCs w:val="21"/>
+          <w:lang w:eastAsia="ru-RU"/>
+          <w14:ligatures w14:val="none"/>
+        </w:rPr>
+        <w:t>name</w:t>
+      </w:r>
+      <w:proofErr w:type="spellEnd"/>
+      <w:r>
+        <w:rPr>
+          <w:rFonts w:ascii="Consolas" w:eastAsia="Times New Roman" w:hAnsi="Consolas" w:cs="Times New Roman"/>
+          <w:color w:val="7EE787"/>
+          <w:kern w:val="0"/>
+          <w:sz w:val="21"/>
+          <w:szCs w:val="21"/>
+          <w:lang w:eastAsia="ru-RU"/>
+          <w14:ligatures w14:val="none"/>
+        </w:rPr>
+        <w:t>"</w:t>
       </w:r>
       <w:r>
         <w:rPr>
@@ -986,100 +1093,236 @@
           <w:lang w:eastAsia="ru-RU"/>
           <w14:ligatures w14:val="none"/>
         </w:rPr>
-        <w:t>"сегодня 21:00 – 23:00"</w:t>
-      </w:r>
-    </w:p>
-    <w:p>
-      <w:pPr>
-        <w:pStyle w:val="a7"/>
-        <w:numPr>
-          <w:ilvl w:val="0"/>
-          <w:numId w:val="1"/>
-        </w:numPr>
+        <w:t>"METRO"</w:t>
+      </w:r>
+      <w:r>
+        <w:rPr>
+          <w:rFonts w:ascii="Consolas" w:eastAsia="Times New Roman" w:hAnsi="Consolas" w:cs="Times New Roman"/>
+          <w:color w:val="BBBEBF"/>
+          <w:kern w:val="0"/>
+          <w:sz w:val="21"/>
+          <w:szCs w:val="21"/>
+          <w:lang w:eastAsia="ru-RU"/>
+          <w14:ligatures w14:val="none"/>
+        </w:rPr>
+        <w:t>,</w:t>
+      </w:r>
+    </w:p>
+    <w:p>
+      <w:pPr>
         <w:shd w:val="clear" w:color="auto" w:fill="121314"/>
         <w:spacing w:after="0" w:line="285" w:lineRule="atLeast"/>
-        <w:rPr>
-          <w:rFonts w:ascii="Consolas" w:eastAsia="Times New Roman" w:hAnsi="Consolas" w:cs="Times New Roman"/>
-          <w:color w:val="BBBEBF"/>
-          <w:kern w:val="0"/>
-          <w:sz w:val="21"/>
-          <w:szCs w:val="21"/>
-          <w:lang w:eastAsia="ru-RU"/>
-          <w14:ligatures w14:val="none"/>
-        </w:rPr>
-      </w:pPr>
-      <w:r>
-        <w:rPr>
-          <w:rFonts w:ascii="Consolas" w:eastAsia="Times New Roman" w:hAnsi="Consolas" w:cs="Times New Roman"/>
-          <w:color w:val="BBBEBF"/>
-          <w:kern w:val="0"/>
-          <w:sz w:val="21"/>
-          <w:szCs w:val="21"/>
-          <w:lang w:eastAsia="ru-RU"/>
-          <w14:ligatures w14:val="none"/>
-        </w:rPr>
-        <w:t>        },</w:t>
-      </w:r>
-    </w:p>
-    <w:p>
-      <w:pPr>
-        <w:pStyle w:val="a7"/>
-        <w:numPr>
-          <w:ilvl w:val="0"/>
-          <w:numId w:val="1"/>
-        </w:numPr>
+        <w:ind w:left="360"/>
+        <w:rPr>
+          <w:rFonts w:ascii="Consolas" w:eastAsia="Times New Roman" w:hAnsi="Consolas" w:cs="Times New Roman"/>
+          <w:color w:val="BBBEBF"/>
+          <w:kern w:val="0"/>
+          <w:sz w:val="21"/>
+          <w:szCs w:val="21"/>
+          <w:lang w:val="en-US" w:eastAsia="ru-RU"/>
+          <w14:ligatures w14:val="none"/>
+        </w:rPr>
+      </w:pPr>
+      <w:r>
+        <w:rPr>
+          <w:rFonts w:ascii="Consolas" w:eastAsia="Times New Roman" w:hAnsi="Consolas" w:cs="Times New Roman"/>
+          <w:color w:val="BBBEBF"/>
+          <w:kern w:val="0"/>
+          <w:sz w:val="21"/>
+          <w:szCs w:val="21"/>
+          <w:lang w:val="en-US" w:eastAsia="ru-RU"/>
+          <w14:ligatures w14:val="none"/>
+        </w:rPr>
+        <w:t xml:space="preserve">            </w:t>
+      </w:r>
+      <w:r>
+        <w:rPr>
+          <w:rFonts w:ascii="Consolas" w:eastAsia="Times New Roman" w:hAnsi="Consolas" w:cs="Times New Roman"/>
+          <w:color w:val="7EE787"/>
+          <w:kern w:val="0"/>
+          <w:sz w:val="21"/>
+          <w:szCs w:val="21"/>
+          <w:lang w:val="en-US" w:eastAsia="ru-RU"/>
+          <w14:ligatures w14:val="none"/>
+        </w:rPr>
+        <w:t>"</w:t>
+      </w:r>
+      <w:proofErr w:type="spellStart"/>
+      <w:proofErr w:type="gramStart"/>
+      <w:r>
+        <w:rPr>
+          <w:rFonts w:ascii="Consolas" w:eastAsia="Times New Roman" w:hAnsi="Consolas" w:cs="Times New Roman"/>
+          <w:color w:val="7EE787"/>
+          <w:kern w:val="0"/>
+          <w:sz w:val="21"/>
+          <w:szCs w:val="21"/>
+          <w:lang w:val="en-US" w:eastAsia="ru-RU"/>
+          <w14:ligatures w14:val="none"/>
+        </w:rPr>
+        <w:t>external</w:t>
+      </w:r>
+      <w:proofErr w:type="gramEnd"/>
+      <w:r>
+        <w:rPr>
+          <w:rFonts w:ascii="Consolas" w:eastAsia="Times New Roman" w:hAnsi="Consolas" w:cs="Times New Roman"/>
+          <w:color w:val="7EE787"/>
+          <w:kern w:val="0"/>
+          <w:sz w:val="21"/>
+          <w:szCs w:val="21"/>
+          <w:lang w:val="en-US" w:eastAsia="ru-RU"/>
+          <w14:ligatures w14:val="none"/>
+        </w:rPr>
+        <w:t>_url</w:t>
+      </w:r>
+      <w:proofErr w:type="spellEnd"/>
+      <w:r>
+        <w:rPr>
+          <w:rFonts w:ascii="Consolas" w:eastAsia="Times New Roman" w:hAnsi="Consolas" w:cs="Times New Roman"/>
+          <w:color w:val="7EE787"/>
+          <w:kern w:val="0"/>
+          <w:sz w:val="21"/>
+          <w:szCs w:val="21"/>
+          <w:lang w:val="en-US" w:eastAsia="ru-RU"/>
+          <w14:ligatures w14:val="none"/>
+        </w:rPr>
+        <w:t>"</w:t>
+      </w:r>
+      <w:r>
+        <w:rPr>
+          <w:rFonts w:ascii="Consolas" w:eastAsia="Times New Roman" w:hAnsi="Consolas" w:cs="Times New Roman"/>
+          <w:color w:val="BBBEBF"/>
+          <w:kern w:val="0"/>
+          <w:sz w:val="21"/>
+          <w:szCs w:val="21"/>
+          <w:lang w:val="en-US" w:eastAsia="ru-RU"/>
+          <w14:ligatures w14:val="none"/>
+        </w:rPr>
+        <w:t xml:space="preserve">: </w:t>
+      </w:r>
+      <w:r>
+        <w:rPr>
+          <w:rFonts w:ascii="Consolas" w:eastAsia="Times New Roman" w:hAnsi="Consolas" w:cs="Times New Roman"/>
+          <w:color w:val="A5D6FF"/>
+          <w:kern w:val="0"/>
+          <w:sz w:val="21"/>
+          <w:szCs w:val="21"/>
+          <w:lang w:val="en-US" w:eastAsia="ru-RU"/>
+          <w14:ligatures w14:val="none"/>
+        </w:rPr>
+        <w:t>"https://metro.ru/"</w:t>
+      </w:r>
+      <w:r>
+        <w:rPr>
+          <w:rFonts w:ascii="Consolas" w:eastAsia="Times New Roman" w:hAnsi="Consolas" w:cs="Times New Roman"/>
+          <w:color w:val="BBBEBF"/>
+          <w:kern w:val="0"/>
+          <w:sz w:val="21"/>
+          <w:szCs w:val="21"/>
+          <w:lang w:val="en-US" w:eastAsia="ru-RU"/>
+          <w14:ligatures w14:val="none"/>
+        </w:rPr>
+        <w:t>,</w:t>
+      </w:r>
+    </w:p>
+    <w:p>
+      <w:pPr>
         <w:shd w:val="clear" w:color="auto" w:fill="121314"/>
         <w:spacing w:after="0" w:line="285" w:lineRule="atLeast"/>
-        <w:rPr>
-          <w:rFonts w:ascii="Consolas" w:eastAsia="Times New Roman" w:hAnsi="Consolas" w:cs="Times New Roman"/>
-          <w:color w:val="BBBEBF"/>
-          <w:kern w:val="0"/>
-          <w:sz w:val="21"/>
-          <w:szCs w:val="21"/>
-          <w:lang w:eastAsia="ru-RU"/>
-          <w14:ligatures w14:val="none"/>
-        </w:rPr>
-      </w:pPr>
-      <w:r>
-        <w:rPr>
-          <w:rFonts w:ascii="Consolas" w:eastAsia="Times New Roman" w:hAnsi="Consolas" w:cs="Times New Roman"/>
-          <w:color w:val="BBBEBF"/>
-          <w:kern w:val="0"/>
-          <w:sz w:val="21"/>
-          <w:szCs w:val="21"/>
-          <w:lang w:eastAsia="ru-RU"/>
-          <w14:ligatures w14:val="none"/>
-        </w:rPr>
-        <w:t>        {</w:t>
-      </w:r>
-    </w:p>
-    <w:p>
-      <w:pPr>
-        <w:pStyle w:val="a7"/>
-        <w:numPr>
-          <w:ilvl w:val="0"/>
-          <w:numId w:val="1"/>
-        </w:numPr>
+        <w:ind w:left="360"/>
+        <w:rPr>
+          <w:rFonts w:ascii="Consolas" w:eastAsia="Times New Roman" w:hAnsi="Consolas" w:cs="Times New Roman"/>
+          <w:color w:val="BBBEBF"/>
+          <w:kern w:val="0"/>
+          <w:sz w:val="21"/>
+          <w:szCs w:val="21"/>
+          <w:lang w:val="en-US" w:eastAsia="ru-RU"/>
+          <w14:ligatures w14:val="none"/>
+        </w:rPr>
+      </w:pPr>
+      <w:r>
+        <w:rPr>
+          <w:rFonts w:ascii="Consolas" w:eastAsia="Times New Roman" w:hAnsi="Consolas" w:cs="Times New Roman"/>
+          <w:color w:val="BBBEBF"/>
+          <w:kern w:val="0"/>
+          <w:sz w:val="21"/>
+          <w:szCs w:val="21"/>
+          <w:lang w:val="en-US" w:eastAsia="ru-RU"/>
+          <w14:ligatures w14:val="none"/>
+        </w:rPr>
+        <w:t xml:space="preserve">            </w:t>
+      </w:r>
+      <w:r>
+        <w:rPr>
+          <w:rFonts w:ascii="Consolas" w:eastAsia="Times New Roman" w:hAnsi="Consolas" w:cs="Times New Roman"/>
+          <w:color w:val="7EE787"/>
+          <w:kern w:val="0"/>
+          <w:sz w:val="21"/>
+          <w:szCs w:val="21"/>
+          <w:lang w:val="en-US" w:eastAsia="ru-RU"/>
+          <w14:ligatures w14:val="none"/>
+        </w:rPr>
+        <w:t>"thumbnail"</w:t>
+      </w:r>
+      <w:r>
+        <w:rPr>
+          <w:rFonts w:ascii="Consolas" w:eastAsia="Times New Roman" w:hAnsi="Consolas" w:cs="Times New Roman"/>
+          <w:color w:val="BBBEBF"/>
+          <w:kern w:val="0"/>
+          <w:sz w:val="21"/>
+          <w:szCs w:val="21"/>
+          <w:lang w:val="en-US" w:eastAsia="ru-RU"/>
+          <w14:ligatures w14:val="none"/>
+        </w:rPr>
+        <w:t xml:space="preserve">: </w:t>
+      </w:r>
+      <w:r>
+        <w:rPr>
+          <w:rFonts w:ascii="Consolas" w:eastAsia="Times New Roman" w:hAnsi="Consolas" w:cs="Times New Roman"/>
+          <w:color w:val="A5D6FF"/>
+          <w:kern w:val="0"/>
+          <w:sz w:val="21"/>
+          <w:szCs w:val="21"/>
+          <w:lang w:val="en-US" w:eastAsia="ru-RU"/>
+          <w14:ligatures w14:val="none"/>
+        </w:rPr>
+        <w:t>"metro.ru/metro_image_thumb.png"</w:t>
+      </w:r>
+      <w:r>
+        <w:rPr>
+          <w:rFonts w:ascii="Consolas" w:eastAsia="Times New Roman" w:hAnsi="Consolas" w:cs="Times New Roman"/>
+          <w:color w:val="BBBEBF"/>
+          <w:kern w:val="0"/>
+          <w:sz w:val="21"/>
+          <w:szCs w:val="21"/>
+          <w:lang w:val="en-US" w:eastAsia="ru-RU"/>
+          <w14:ligatures w14:val="none"/>
+        </w:rPr>
+        <w:t>,</w:t>
+      </w:r>
+    </w:p>
+    <w:p>
+      <w:pPr>
         <w:shd w:val="clear" w:color="auto" w:fill="121314"/>
         <w:spacing w:after="0" w:line="285" w:lineRule="atLeast"/>
-        <w:rPr>
-          <w:rFonts w:ascii="Consolas" w:eastAsia="Times New Roman" w:hAnsi="Consolas" w:cs="Times New Roman"/>
-          <w:color w:val="BBBEBF"/>
-          <w:kern w:val="0"/>
-          <w:sz w:val="21"/>
-          <w:szCs w:val="21"/>
-          <w:lang w:eastAsia="ru-RU"/>
-          <w14:ligatures w14:val="none"/>
-        </w:rPr>
-      </w:pPr>
-      <w:r>
-        <w:rPr>
-          <w:rFonts w:ascii="Consolas" w:eastAsia="Times New Roman" w:hAnsi="Consolas" w:cs="Times New Roman"/>
-          <w:color w:val="BBBEBF"/>
-          <w:kern w:val="0"/>
-          <w:sz w:val="21"/>
-          <w:szCs w:val="21"/>
-          <w:lang w:eastAsia="ru-RU"/>
+        <w:ind w:left="360"/>
+        <w:rPr>
+          <w:rFonts w:ascii="Consolas" w:eastAsia="Times New Roman" w:hAnsi="Consolas" w:cs="Times New Roman"/>
+          <w:color w:val="BBBEBF"/>
+          <w:kern w:val="0"/>
+          <w:sz w:val="21"/>
+          <w:szCs w:val="21"/>
+          <w:lang w:eastAsia="ru-RU"/>
+          <w14:ligatures w14:val="none"/>
+        </w:rPr>
+      </w:pPr>
+      <w:r>
+        <w:rPr>
+          <w:rFonts w:ascii="Consolas" w:eastAsia="Times New Roman" w:hAnsi="Consolas" w:cs="Times New Roman"/>
+          <w:color w:val="BBBEBF"/>
+          <w:kern w:val="0"/>
+          <w:sz w:val="21"/>
+          <w:szCs w:val="21"/>
+          <w:lang w:val="en-US" w:eastAsia="ru-RU"/>
           <w14:ligatures w14:val="none"/>
         </w:rPr>
         <w:t xml:space="preserve">            </w:t>
@@ -1094,7 +1337,33 @@
           <w:lang w:eastAsia="ru-RU"/>
           <w14:ligatures w14:val="none"/>
         </w:rPr>
-        <w:t>"store_id"</w:t>
+        <w:t>"</w:t>
+      </w:r>
+      <w:proofErr w:type="spellStart"/>
+      <w:r>
+        <w:rPr>
+          <w:rFonts w:ascii="Consolas" w:eastAsia="Times New Roman" w:hAnsi="Consolas" w:cs="Times New Roman"/>
+          <w:color w:val="7EE787"/>
+          <w:kern w:val="0"/>
+          <w:sz w:val="21"/>
+          <w:szCs w:val="21"/>
+          <w:lang w:eastAsia="ru-RU"/>
+          <w14:ligatures w14:val="none"/>
+        </w:rPr>
+        <w:t>express_delivery</w:t>
+      </w:r>
+      <w:proofErr w:type="spellEnd"/>
+      <w:r>
+        <w:rPr>
+          <w:rFonts w:ascii="Consolas" w:eastAsia="Times New Roman" w:hAnsi="Consolas" w:cs="Times New Roman"/>
+          <w:color w:val="7EE787"/>
+          <w:kern w:val="0"/>
+          <w:sz w:val="21"/>
+          <w:szCs w:val="21"/>
+          <w:lang w:eastAsia="ru-RU"/>
+          <w14:ligatures w14:val="none"/>
+        </w:rPr>
+        <w:t>"</w:t>
       </w:r>
       <w:r>
         <w:rPr>
@@ -1108,18 +1377,20 @@
         </w:rPr>
         <w:t xml:space="preserve">: </w:t>
       </w:r>
-      <w:r>
-        <w:rPr>
-          <w:rFonts w:ascii="Consolas" w:eastAsia="Times New Roman" w:hAnsi="Consolas" w:cs="Times New Roman"/>
-          <w:color w:val="B5CEA8"/>
-          <w:kern w:val="0"/>
-          <w:sz w:val="21"/>
-          <w:szCs w:val="21"/>
-          <w:lang w:eastAsia="ru-RU"/>
-          <w14:ligatures w14:val="none"/>
-        </w:rPr>
-        <w:t>2</w:t>
-      </w:r>
+      <w:proofErr w:type="spellStart"/>
+      <w:r>
+        <w:rPr>
+          <w:rFonts w:ascii="Consolas" w:eastAsia="Times New Roman" w:hAnsi="Consolas" w:cs="Times New Roman"/>
+          <w:color w:val="569CD6"/>
+          <w:kern w:val="0"/>
+          <w:sz w:val="21"/>
+          <w:szCs w:val="21"/>
+          <w:lang w:eastAsia="ru-RU"/>
+          <w14:ligatures w14:val="none"/>
+        </w:rPr>
+        <w:t>false</w:t>
+      </w:r>
+      <w:proofErr w:type="spellEnd"/>
       <w:r>
         <w:rPr>
           <w:rFonts w:ascii="Consolas" w:eastAsia="Times New Roman" w:hAnsi="Consolas" w:cs="Times New Roman"/>
@@ -1135,13 +1406,9 @@
     </w:p>
     <w:p>
       <w:pPr>
-        <w:pStyle w:val="a7"/>
-        <w:numPr>
-          <w:ilvl w:val="0"/>
-          <w:numId w:val="1"/>
-        </w:numPr>
         <w:shd w:val="clear" w:color="auto" w:fill="121314"/>
         <w:spacing w:after="0" w:line="285" w:lineRule="atLeast"/>
+        <w:ind w:left="360"/>
         <w:rPr>
           <w:rFonts w:ascii="Consolas" w:eastAsia="Times New Roman" w:hAnsi="Consolas" w:cs="Times New Roman"/>
           <w:color w:val="BBBEBF"/>
@@ -1174,7 +1441,33 @@
           <w:lang w:eastAsia="ru-RU"/>
           <w14:ligatures w14:val="none"/>
         </w:rPr>
-        <w:t>"name"</w:t>
+        <w:t>"</w:t>
+      </w:r>
+      <w:proofErr w:type="spellStart"/>
+      <w:r>
+        <w:rPr>
+          <w:rFonts w:ascii="Consolas" w:eastAsia="Times New Roman" w:hAnsi="Consolas" w:cs="Times New Roman"/>
+          <w:color w:val="7EE787"/>
+          <w:kern w:val="0"/>
+          <w:sz w:val="21"/>
+          <w:szCs w:val="21"/>
+          <w:lang w:eastAsia="ru-RU"/>
+          <w14:ligatures w14:val="none"/>
+        </w:rPr>
+        <w:t>delivery_minutes_min</w:t>
+      </w:r>
+      <w:proofErr w:type="spellEnd"/>
+      <w:r>
+        <w:rPr>
+          <w:rFonts w:ascii="Consolas" w:eastAsia="Times New Roman" w:hAnsi="Consolas" w:cs="Times New Roman"/>
+          <w:color w:val="7EE787"/>
+          <w:kern w:val="0"/>
+          <w:sz w:val="21"/>
+          <w:szCs w:val="21"/>
+          <w:lang w:eastAsia="ru-RU"/>
+          <w14:ligatures w14:val="none"/>
+        </w:rPr>
+        <w:t>"</w:t>
       </w:r>
       <w:r>
         <w:rPr>
@@ -1188,18 +1481,20 @@
         </w:rPr>
         <w:t xml:space="preserve">: </w:t>
       </w:r>
-      <w:r>
-        <w:rPr>
-          <w:rFonts w:ascii="Consolas" w:eastAsia="Times New Roman" w:hAnsi="Consolas" w:cs="Times New Roman"/>
-          <w:color w:val="A5D6FF"/>
-          <w:kern w:val="0"/>
-          <w:sz w:val="21"/>
-          <w:szCs w:val="21"/>
-          <w:lang w:eastAsia="ru-RU"/>
-          <w14:ligatures w14:val="none"/>
-        </w:rPr>
-        <w:t>"Ашан"</w:t>
-      </w:r>
+      <w:proofErr w:type="spellStart"/>
+      <w:r>
+        <w:rPr>
+          <w:rFonts w:ascii="Consolas" w:eastAsia="Times New Roman" w:hAnsi="Consolas" w:cs="Times New Roman"/>
+          <w:color w:val="569CD6"/>
+          <w:kern w:val="0"/>
+          <w:sz w:val="21"/>
+          <w:szCs w:val="21"/>
+          <w:lang w:eastAsia="ru-RU"/>
+          <w14:ligatures w14:val="none"/>
+        </w:rPr>
+        <w:t>null</w:t>
+      </w:r>
+      <w:proofErr w:type="spellEnd"/>
       <w:r>
         <w:rPr>
           <w:rFonts w:ascii="Consolas" w:eastAsia="Times New Roman" w:hAnsi="Consolas" w:cs="Times New Roman"/>
@@ -1215,31 +1510,27 @@
     </w:p>
     <w:p>
       <w:pPr>
-        <w:pStyle w:val="a7"/>
-        <w:numPr>
-          <w:ilvl w:val="0"/>
-          <w:numId w:val="1"/>
-        </w:numPr>
         <w:shd w:val="clear" w:color="auto" w:fill="121314"/>
         <w:spacing w:after="0" w:line="285" w:lineRule="atLeast"/>
-        <w:rPr>
-          <w:rFonts w:ascii="Consolas" w:eastAsia="Times New Roman" w:hAnsi="Consolas" w:cs="Times New Roman"/>
-          <w:color w:val="BBBEBF"/>
-          <w:kern w:val="0"/>
-          <w:sz w:val="21"/>
-          <w:szCs w:val="21"/>
-          <w:lang w:val="en-US" w:eastAsia="ru-RU"/>
-          <w14:ligatures w14:val="none"/>
-        </w:rPr>
-      </w:pPr>
-      <w:r>
-        <w:rPr>
-          <w:rFonts w:ascii="Consolas" w:eastAsia="Times New Roman" w:hAnsi="Consolas" w:cs="Times New Roman"/>
-          <w:color w:val="BBBEBF"/>
-          <w:kern w:val="0"/>
-          <w:sz w:val="21"/>
-          <w:szCs w:val="21"/>
-          <w:lang w:val="en-US" w:eastAsia="ru-RU"/>
+        <w:ind w:left="360"/>
+        <w:rPr>
+          <w:rFonts w:ascii="Consolas" w:eastAsia="Times New Roman" w:hAnsi="Consolas" w:cs="Times New Roman"/>
+          <w:color w:val="BBBEBF"/>
+          <w:kern w:val="0"/>
+          <w:sz w:val="21"/>
+          <w:szCs w:val="21"/>
+          <w:lang w:eastAsia="ru-RU"/>
+          <w14:ligatures w14:val="none"/>
+        </w:rPr>
+      </w:pPr>
+      <w:r>
+        <w:rPr>
+          <w:rFonts w:ascii="Consolas" w:eastAsia="Times New Roman" w:hAnsi="Consolas" w:cs="Times New Roman"/>
+          <w:color w:val="BBBEBF"/>
+          <w:kern w:val="0"/>
+          <w:sz w:val="21"/>
+          <w:szCs w:val="21"/>
+          <w:lang w:eastAsia="ru-RU"/>
           <w14:ligatures w14:val="none"/>
         </w:rPr>
         <w:t xml:space="preserve">            </w:t>
@@ -1251,43 +1542,71 @@
           <w:kern w:val="0"/>
           <w:sz w:val="21"/>
           <w:szCs w:val="21"/>
-          <w:lang w:val="en-US" w:eastAsia="ru-RU"/>
-          <w14:ligatures w14:val="none"/>
-        </w:rPr>
-        <w:t>"thumbnail"</w:t>
-      </w:r>
-      <w:r>
-        <w:rPr>
-          <w:rFonts w:ascii="Consolas" w:eastAsia="Times New Roman" w:hAnsi="Consolas" w:cs="Times New Roman"/>
-          <w:color w:val="BBBEBF"/>
-          <w:kern w:val="0"/>
-          <w:sz w:val="21"/>
-          <w:szCs w:val="21"/>
-          <w:lang w:val="en-US" w:eastAsia="ru-RU"/>
+          <w:lang w:eastAsia="ru-RU"/>
+          <w14:ligatures w14:val="none"/>
+        </w:rPr>
+        <w:t>"</w:t>
+      </w:r>
+      <w:proofErr w:type="spellStart"/>
+      <w:r>
+        <w:rPr>
+          <w:rFonts w:ascii="Consolas" w:eastAsia="Times New Roman" w:hAnsi="Consolas" w:cs="Times New Roman"/>
+          <w:color w:val="7EE787"/>
+          <w:kern w:val="0"/>
+          <w:sz w:val="21"/>
+          <w:szCs w:val="21"/>
+          <w:lang w:eastAsia="ru-RU"/>
+          <w14:ligatures w14:val="none"/>
+        </w:rPr>
+        <w:t>delivery_minutes_max</w:t>
+      </w:r>
+      <w:proofErr w:type="spellEnd"/>
+      <w:r>
+        <w:rPr>
+          <w:rFonts w:ascii="Consolas" w:eastAsia="Times New Roman" w:hAnsi="Consolas" w:cs="Times New Roman"/>
+          <w:color w:val="7EE787"/>
+          <w:kern w:val="0"/>
+          <w:sz w:val="21"/>
+          <w:szCs w:val="21"/>
+          <w:lang w:eastAsia="ru-RU"/>
+          <w14:ligatures w14:val="none"/>
+        </w:rPr>
+        <w:t>"</w:t>
+      </w:r>
+      <w:r>
+        <w:rPr>
+          <w:rFonts w:ascii="Consolas" w:eastAsia="Times New Roman" w:hAnsi="Consolas" w:cs="Times New Roman"/>
+          <w:color w:val="BBBEBF"/>
+          <w:kern w:val="0"/>
+          <w:sz w:val="21"/>
+          <w:szCs w:val="21"/>
+          <w:lang w:eastAsia="ru-RU"/>
           <w14:ligatures w14:val="none"/>
         </w:rPr>
         <w:t xml:space="preserve">: </w:t>
       </w:r>
-      <w:r>
-        <w:rPr>
-          <w:rFonts w:ascii="Consolas" w:eastAsia="Times New Roman" w:hAnsi="Consolas" w:cs="Times New Roman"/>
-          <w:color w:val="A5D6FF"/>
-          <w:kern w:val="0"/>
-          <w:sz w:val="21"/>
-          <w:szCs w:val="21"/>
-          <w:lang w:val="en-US" w:eastAsia="ru-RU"/>
-          <w14:ligatures w14:val="none"/>
-        </w:rPr>
-        <w:t>"auchan.ru/auchan_image_thumb.png"</w:t>
-      </w:r>
-      <w:r>
-        <w:rPr>
-          <w:rFonts w:ascii="Consolas" w:eastAsia="Times New Roman" w:hAnsi="Consolas" w:cs="Times New Roman"/>
-          <w:color w:val="BBBEBF"/>
-          <w:kern w:val="0"/>
-          <w:sz w:val="21"/>
-          <w:szCs w:val="21"/>
-          <w:lang w:val="en-US" w:eastAsia="ru-RU"/>
+      <w:proofErr w:type="spellStart"/>
+      <w:r>
+        <w:rPr>
+          <w:rFonts w:ascii="Consolas" w:eastAsia="Times New Roman" w:hAnsi="Consolas" w:cs="Times New Roman"/>
+          <w:color w:val="569CD6"/>
+          <w:kern w:val="0"/>
+          <w:sz w:val="21"/>
+          <w:szCs w:val="21"/>
+          <w:lang w:eastAsia="ru-RU"/>
+          <w14:ligatures w14:val="none"/>
+        </w:rPr>
+        <w:t>null</w:t>
+      </w:r>
+      <w:proofErr w:type="spellEnd"/>
+      <w:r>
+        <w:rPr>
+          <w:rFonts w:ascii="Consolas" w:eastAsia="Times New Roman" w:hAnsi="Consolas" w:cs="Times New Roman"/>
+          <w:color w:val="BBBEBF"/>
+          <w:kern w:val="0"/>
+          <w:sz w:val="21"/>
+          <w:szCs w:val="21"/>
+          <w:lang w:eastAsia="ru-RU"/>
           <w14:ligatures w14:val="none"/>
         </w:rPr>
         <w:t>,</w:t>
@@ -1295,31 +1614,27 @@
     </w:p>
     <w:p>
       <w:pPr>
-        <w:pStyle w:val="a7"/>
-        <w:numPr>
-          <w:ilvl w:val="0"/>
-          <w:numId w:val="1"/>
-        </w:numPr>
         <w:shd w:val="clear" w:color="auto" w:fill="121314"/>
         <w:spacing w:after="0" w:line="285" w:lineRule="atLeast"/>
-        <w:rPr>
-          <w:rFonts w:ascii="Consolas" w:eastAsia="Times New Roman" w:hAnsi="Consolas" w:cs="Times New Roman"/>
-          <w:color w:val="BBBEBF"/>
-          <w:kern w:val="0"/>
-          <w:sz w:val="21"/>
-          <w:szCs w:val="21"/>
-          <w:lang w:eastAsia="ru-RU"/>
-          <w14:ligatures w14:val="none"/>
-        </w:rPr>
-      </w:pPr>
-      <w:r>
-        <w:rPr>
-          <w:rFonts w:ascii="Consolas" w:eastAsia="Times New Roman" w:hAnsi="Consolas" w:cs="Times New Roman"/>
-          <w:color w:val="BBBEBF"/>
-          <w:kern w:val="0"/>
-          <w:sz w:val="21"/>
-          <w:szCs w:val="21"/>
-          <w:lang w:val="en-US" w:eastAsia="ru-RU"/>
+        <w:ind w:left="360"/>
+        <w:rPr>
+          <w:rFonts w:ascii="Consolas" w:eastAsia="Times New Roman" w:hAnsi="Consolas" w:cs="Times New Roman"/>
+          <w:color w:val="BBBEBF"/>
+          <w:kern w:val="0"/>
+          <w:sz w:val="21"/>
+          <w:szCs w:val="21"/>
+          <w:lang w:eastAsia="ru-RU"/>
+          <w14:ligatures w14:val="none"/>
+        </w:rPr>
+      </w:pPr>
+      <w:r>
+        <w:rPr>
+          <w:rFonts w:ascii="Consolas" w:eastAsia="Times New Roman" w:hAnsi="Consolas" w:cs="Times New Roman"/>
+          <w:color w:val="BBBEBF"/>
+          <w:kern w:val="0"/>
+          <w:sz w:val="21"/>
+          <w:szCs w:val="21"/>
+          <w:lang w:eastAsia="ru-RU"/>
           <w14:ligatures w14:val="none"/>
         </w:rPr>
         <w:t xml:space="preserve">            </w:t>
@@ -1334,87 +1649,111 @@
           <w:lang w:eastAsia="ru-RU"/>
           <w14:ligatures w14:val="none"/>
         </w:rPr>
-        <w:t>"express_delivery"</w:t>
-      </w:r>
-      <w:r>
-        <w:rPr>
-          <w:rFonts w:ascii="Consolas" w:eastAsia="Times New Roman" w:hAnsi="Consolas" w:cs="Times New Roman"/>
-          <w:color w:val="BBBEBF"/>
-          <w:kern w:val="0"/>
-          <w:sz w:val="21"/>
-          <w:szCs w:val="21"/>
-          <w:lang w:eastAsia="ru-RU"/>
-          <w14:ligatures w14:val="none"/>
-        </w:rPr>
-        <w:t xml:space="preserve">: </w:t>
-      </w:r>
-      <w:r>
-        <w:rPr>
-          <w:rFonts w:ascii="Consolas" w:eastAsia="Times New Roman" w:hAnsi="Consolas" w:cs="Times New Roman"/>
-          <w:color w:val="569CD6"/>
-          <w:kern w:val="0"/>
-          <w:sz w:val="21"/>
-          <w:szCs w:val="21"/>
-          <w:lang w:eastAsia="ru-RU"/>
-          <w14:ligatures w14:val="none"/>
-        </w:rPr>
-        <w:t>false</w:t>
-      </w:r>
-      <w:r>
-        <w:rPr>
-          <w:rFonts w:ascii="Consolas" w:eastAsia="Times New Roman" w:hAnsi="Consolas" w:cs="Times New Roman"/>
-          <w:color w:val="BBBEBF"/>
-          <w:kern w:val="0"/>
-          <w:sz w:val="21"/>
-          <w:szCs w:val="21"/>
-          <w:lang w:eastAsia="ru-RU"/>
-          <w14:ligatures w14:val="none"/>
-        </w:rPr>
-        <w:t>,</w:t>
-      </w:r>
-    </w:p>
-    <w:p>
-      <w:pPr>
-        <w:pStyle w:val="a7"/>
-        <w:numPr>
-          <w:ilvl w:val="0"/>
-          <w:numId w:val="1"/>
-        </w:numPr>
+        <w:t>"</w:t>
+      </w:r>
+      <w:proofErr w:type="spellStart"/>
+      <w:r>
+        <w:rPr>
+          <w:rFonts w:ascii="Consolas" w:eastAsia="Times New Roman" w:hAnsi="Consolas" w:cs="Times New Roman"/>
+          <w:color w:val="7EE787"/>
+          <w:kern w:val="0"/>
+          <w:sz w:val="21"/>
+          <w:szCs w:val="21"/>
+          <w:lang w:eastAsia="ru-RU"/>
+          <w14:ligatures w14:val="none"/>
+        </w:rPr>
+        <w:t>shipping_options</w:t>
+      </w:r>
+      <w:proofErr w:type="spellEnd"/>
+      <w:r>
+        <w:rPr>
+          <w:rFonts w:ascii="Consolas" w:eastAsia="Times New Roman" w:hAnsi="Consolas" w:cs="Times New Roman"/>
+          <w:color w:val="7EE787"/>
+          <w:kern w:val="0"/>
+          <w:sz w:val="21"/>
+          <w:szCs w:val="21"/>
+          <w:lang w:eastAsia="ru-RU"/>
+          <w14:ligatures w14:val="none"/>
+        </w:rPr>
+        <w:t>"</w:t>
+      </w:r>
+      <w:r>
+        <w:rPr>
+          <w:rFonts w:ascii="Consolas" w:eastAsia="Times New Roman" w:hAnsi="Consolas" w:cs="Times New Roman"/>
+          <w:color w:val="BBBEBF"/>
+          <w:kern w:val="0"/>
+          <w:sz w:val="21"/>
+          <w:szCs w:val="21"/>
+          <w:lang w:eastAsia="ru-RU"/>
+          <w14:ligatures w14:val="none"/>
+        </w:rPr>
+        <w:t>: {</w:t>
+      </w:r>
+    </w:p>
+    <w:p>
+      <w:pPr>
         <w:shd w:val="clear" w:color="auto" w:fill="121314"/>
         <w:spacing w:after="0" w:line="285" w:lineRule="atLeast"/>
-        <w:rPr>
-          <w:rFonts w:ascii="Consolas" w:eastAsia="Times New Roman" w:hAnsi="Consolas" w:cs="Times New Roman"/>
-          <w:color w:val="BBBEBF"/>
-          <w:kern w:val="0"/>
-          <w:sz w:val="21"/>
-          <w:szCs w:val="21"/>
-          <w:lang w:eastAsia="ru-RU"/>
-          <w14:ligatures w14:val="none"/>
-        </w:rPr>
-      </w:pPr>
-      <w:r>
-        <w:rPr>
-          <w:rFonts w:ascii="Consolas" w:eastAsia="Times New Roman" w:hAnsi="Consolas" w:cs="Times New Roman"/>
-          <w:color w:val="BBBEBF"/>
-          <w:kern w:val="0"/>
-          <w:sz w:val="21"/>
-          <w:szCs w:val="21"/>
-          <w:lang w:eastAsia="ru-RU"/>
-          <w14:ligatures w14:val="none"/>
-        </w:rPr>
-        <w:t xml:space="preserve">            </w:t>
-      </w:r>
-      <w:r>
-        <w:rPr>
-          <w:rFonts w:ascii="Consolas" w:eastAsia="Times New Roman" w:hAnsi="Consolas" w:cs="Times New Roman"/>
-          <w:color w:val="7EE787"/>
-          <w:kern w:val="0"/>
-          <w:sz w:val="21"/>
-          <w:szCs w:val="21"/>
-          <w:lang w:eastAsia="ru-RU"/>
-          <w14:ligatures w14:val="none"/>
-        </w:rPr>
-        <w:t>"delivery_minutes_min"</w:t>
+        <w:ind w:left="360"/>
+        <w:rPr>
+          <w:rFonts w:ascii="Consolas" w:eastAsia="Times New Roman" w:hAnsi="Consolas" w:cs="Times New Roman"/>
+          <w:color w:val="BBBEBF"/>
+          <w:kern w:val="0"/>
+          <w:sz w:val="21"/>
+          <w:szCs w:val="21"/>
+          <w:lang w:eastAsia="ru-RU"/>
+          <w14:ligatures w14:val="none"/>
+        </w:rPr>
+      </w:pPr>
+      <w:r>
+        <w:rPr>
+          <w:rFonts w:ascii="Consolas" w:eastAsia="Times New Roman" w:hAnsi="Consolas" w:cs="Times New Roman"/>
+          <w:color w:val="BBBEBF"/>
+          <w:kern w:val="0"/>
+          <w:sz w:val="21"/>
+          <w:szCs w:val="21"/>
+          <w:lang w:eastAsia="ru-RU"/>
+          <w14:ligatures w14:val="none"/>
+        </w:rPr>
+        <w:t xml:space="preserve">                </w:t>
+      </w:r>
+      <w:r>
+        <w:rPr>
+          <w:rFonts w:ascii="Consolas" w:eastAsia="Times New Roman" w:hAnsi="Consolas" w:cs="Times New Roman"/>
+          <w:color w:val="7EE787"/>
+          <w:kern w:val="0"/>
+          <w:sz w:val="21"/>
+          <w:szCs w:val="21"/>
+          <w:lang w:eastAsia="ru-RU"/>
+          <w14:ligatures w14:val="none"/>
+        </w:rPr>
+        <w:t>"</w:t>
+      </w:r>
+      <w:proofErr w:type="spellStart"/>
+      <w:r>
+        <w:rPr>
+          <w:rFonts w:ascii="Consolas" w:eastAsia="Times New Roman" w:hAnsi="Consolas" w:cs="Times New Roman"/>
+          <w:color w:val="7EE787"/>
+          <w:kern w:val="0"/>
+          <w:sz w:val="21"/>
+          <w:szCs w:val="21"/>
+          <w:lang w:eastAsia="ru-RU"/>
+          <w14:ligatures w14:val="none"/>
+        </w:rPr>
+        <w:t>date</w:t>
+      </w:r>
+      <w:proofErr w:type="spellEnd"/>
+      <w:r>
+        <w:rPr>
+          <w:rFonts w:ascii="Consolas" w:eastAsia="Times New Roman" w:hAnsi="Consolas" w:cs="Times New Roman"/>
+          <w:color w:val="7EE787"/>
+          <w:kern w:val="0"/>
+          <w:sz w:val="21"/>
+          <w:szCs w:val="21"/>
+          <w:lang w:eastAsia="ru-RU"/>
+          <w14:ligatures w14:val="none"/>
+        </w:rPr>
+        <w:t>"</w:t>
       </w:r>
       <w:r>
         <w:rPr>
@@ -1431,14 +1770,14 @@
       <w:r>
         <w:rPr>
           <w:rFonts w:ascii="Consolas" w:eastAsia="Times New Roman" w:hAnsi="Consolas" w:cs="Times New Roman"/>
-          <w:color w:val="569CD6"/>
-          <w:kern w:val="0"/>
-          <w:sz w:val="21"/>
-          <w:szCs w:val="21"/>
-          <w:lang w:eastAsia="ru-RU"/>
-          <w14:ligatures w14:val="none"/>
-        </w:rPr>
-        <w:t>null</w:t>
+          <w:color w:val="A5D6FF"/>
+          <w:kern w:val="0"/>
+          <w:sz w:val="21"/>
+          <w:szCs w:val="21"/>
+          <w:lang w:eastAsia="ru-RU"/>
+          <w14:ligatures w14:val="none"/>
+        </w:rPr>
+        <w:t>"2026-05-20"</w:t>
       </w:r>
       <w:r>
         <w:rPr>
@@ -1455,46 +1794,68 @@
     </w:p>
     <w:p>
       <w:pPr>
-        <w:pStyle w:val="a7"/>
-        <w:numPr>
-          <w:ilvl w:val="0"/>
-          <w:numId w:val="1"/>
-        </w:numPr>
         <w:shd w:val="clear" w:color="auto" w:fill="121314"/>
         <w:spacing w:after="0" w:line="285" w:lineRule="atLeast"/>
-        <w:rPr>
-          <w:rFonts w:ascii="Consolas" w:eastAsia="Times New Roman" w:hAnsi="Consolas" w:cs="Times New Roman"/>
-          <w:color w:val="BBBEBF"/>
-          <w:kern w:val="0"/>
-          <w:sz w:val="21"/>
-          <w:szCs w:val="21"/>
-          <w:lang w:eastAsia="ru-RU"/>
-          <w14:ligatures w14:val="none"/>
-        </w:rPr>
-      </w:pPr>
-      <w:r>
-        <w:rPr>
-          <w:rFonts w:ascii="Consolas" w:eastAsia="Times New Roman" w:hAnsi="Consolas" w:cs="Times New Roman"/>
-          <w:color w:val="BBBEBF"/>
-          <w:kern w:val="0"/>
-          <w:sz w:val="21"/>
-          <w:szCs w:val="21"/>
-          <w:lang w:eastAsia="ru-RU"/>
-          <w14:ligatures w14:val="none"/>
-        </w:rPr>
-        <w:t xml:space="preserve">            </w:t>
-      </w:r>
-      <w:r>
-        <w:rPr>
-          <w:rFonts w:ascii="Consolas" w:eastAsia="Times New Roman" w:hAnsi="Consolas" w:cs="Times New Roman"/>
-          <w:color w:val="7EE787"/>
-          <w:kern w:val="0"/>
-          <w:sz w:val="21"/>
-          <w:szCs w:val="21"/>
-          <w:lang w:eastAsia="ru-RU"/>
-          <w14:ligatures w14:val="none"/>
-        </w:rPr>
-        <w:t>"delivery_minutes_max"</w:t>
+        <w:ind w:left="360"/>
+        <w:rPr>
+          <w:rFonts w:ascii="Consolas" w:eastAsia="Times New Roman" w:hAnsi="Consolas" w:cs="Times New Roman"/>
+          <w:color w:val="BBBEBF"/>
+          <w:kern w:val="0"/>
+          <w:sz w:val="21"/>
+          <w:szCs w:val="21"/>
+          <w:lang w:eastAsia="ru-RU"/>
+          <w14:ligatures w14:val="none"/>
+        </w:rPr>
+      </w:pPr>
+      <w:r>
+        <w:rPr>
+          <w:rFonts w:ascii="Consolas" w:eastAsia="Times New Roman" w:hAnsi="Consolas" w:cs="Times New Roman"/>
+          <w:color w:val="BBBEBF"/>
+          <w:kern w:val="0"/>
+          <w:sz w:val="21"/>
+          <w:szCs w:val="21"/>
+          <w:lang w:eastAsia="ru-RU"/>
+          <w14:ligatures w14:val="none"/>
+        </w:rPr>
+        <w:t xml:space="preserve">                </w:t>
+      </w:r>
+      <w:r>
+        <w:rPr>
+          <w:rFonts w:ascii="Consolas" w:eastAsia="Times New Roman" w:hAnsi="Consolas" w:cs="Times New Roman"/>
+          <w:color w:val="7EE787"/>
+          <w:kern w:val="0"/>
+          <w:sz w:val="21"/>
+          <w:szCs w:val="21"/>
+          <w:lang w:eastAsia="ru-RU"/>
+          <w14:ligatures w14:val="none"/>
+        </w:rPr>
+        <w:t>"</w:t>
+      </w:r>
+      <w:proofErr w:type="spellStart"/>
+      <w:r>
+        <w:rPr>
+          <w:rFonts w:ascii="Consolas" w:eastAsia="Times New Roman" w:hAnsi="Consolas" w:cs="Times New Roman"/>
+          <w:color w:val="7EE787"/>
+          <w:kern w:val="0"/>
+          <w:sz w:val="21"/>
+          <w:szCs w:val="21"/>
+          <w:lang w:eastAsia="ru-RU"/>
+          <w14:ligatures w14:val="none"/>
+        </w:rPr>
+        <w:t>time_start</w:t>
+      </w:r>
+      <w:proofErr w:type="spellEnd"/>
+      <w:r>
+        <w:rPr>
+          <w:rFonts w:ascii="Consolas" w:eastAsia="Times New Roman" w:hAnsi="Consolas" w:cs="Times New Roman"/>
+          <w:color w:val="7EE787"/>
+          <w:kern w:val="0"/>
+          <w:sz w:val="21"/>
+          <w:szCs w:val="21"/>
+          <w:lang w:eastAsia="ru-RU"/>
+          <w14:ligatures w14:val="none"/>
+        </w:rPr>
+        <w:t>"</w:t>
       </w:r>
       <w:r>
         <w:rPr>
@@ -1511,14 +1872,14 @@
       <w:r>
         <w:rPr>
           <w:rFonts w:ascii="Consolas" w:eastAsia="Times New Roman" w:hAnsi="Consolas" w:cs="Times New Roman"/>
-          <w:color w:val="569CD6"/>
-          <w:kern w:val="0"/>
-          <w:sz w:val="21"/>
-          <w:szCs w:val="21"/>
-          <w:lang w:eastAsia="ru-RU"/>
-          <w14:ligatures w14:val="none"/>
-        </w:rPr>
-        <w:t>null</w:t>
+          <w:color w:val="A5D6FF"/>
+          <w:kern w:val="0"/>
+          <w:sz w:val="21"/>
+          <w:szCs w:val="21"/>
+          <w:lang w:eastAsia="ru-RU"/>
+          <w14:ligatures w14:val="none"/>
+        </w:rPr>
+        <w:t>"21:00"</w:t>
       </w:r>
       <w:r>
         <w:rPr>
@@ -1535,46 +1896,68 @@
     </w:p>
     <w:p>
       <w:pPr>
-        <w:pStyle w:val="a7"/>
-        <w:numPr>
-          <w:ilvl w:val="0"/>
-          <w:numId w:val="1"/>
-        </w:numPr>
         <w:shd w:val="clear" w:color="auto" w:fill="121314"/>
         <w:spacing w:after="0" w:line="285" w:lineRule="atLeast"/>
-        <w:rPr>
-          <w:rFonts w:ascii="Consolas" w:eastAsia="Times New Roman" w:hAnsi="Consolas" w:cs="Times New Roman"/>
-          <w:color w:val="BBBEBF"/>
-          <w:kern w:val="0"/>
-          <w:sz w:val="21"/>
-          <w:szCs w:val="21"/>
-          <w:lang w:eastAsia="ru-RU"/>
-          <w14:ligatures w14:val="none"/>
-        </w:rPr>
-      </w:pPr>
-      <w:r>
-        <w:rPr>
-          <w:rFonts w:ascii="Consolas" w:eastAsia="Times New Roman" w:hAnsi="Consolas" w:cs="Times New Roman"/>
-          <w:color w:val="BBBEBF"/>
-          <w:kern w:val="0"/>
-          <w:sz w:val="21"/>
-          <w:szCs w:val="21"/>
-          <w:lang w:eastAsia="ru-RU"/>
-          <w14:ligatures w14:val="none"/>
-        </w:rPr>
-        <w:t xml:space="preserve">            </w:t>
-      </w:r>
-      <w:r>
-        <w:rPr>
-          <w:rFonts w:ascii="Consolas" w:eastAsia="Times New Roman" w:hAnsi="Consolas" w:cs="Times New Roman"/>
-          <w:color w:val="7EE787"/>
-          <w:kern w:val="0"/>
-          <w:sz w:val="21"/>
-          <w:szCs w:val="21"/>
-          <w:lang w:eastAsia="ru-RU"/>
-          <w14:ligatures w14:val="none"/>
-        </w:rPr>
-        <w:t>"closest_shipping"</w:t>
+        <w:ind w:left="360"/>
+        <w:rPr>
+          <w:rFonts w:ascii="Consolas" w:eastAsia="Times New Roman" w:hAnsi="Consolas" w:cs="Times New Roman"/>
+          <w:color w:val="BBBEBF"/>
+          <w:kern w:val="0"/>
+          <w:sz w:val="21"/>
+          <w:szCs w:val="21"/>
+          <w:lang w:eastAsia="ru-RU"/>
+          <w14:ligatures w14:val="none"/>
+        </w:rPr>
+      </w:pPr>
+      <w:r>
+        <w:rPr>
+          <w:rFonts w:ascii="Consolas" w:eastAsia="Times New Roman" w:hAnsi="Consolas" w:cs="Times New Roman"/>
+          <w:color w:val="BBBEBF"/>
+          <w:kern w:val="0"/>
+          <w:sz w:val="21"/>
+          <w:szCs w:val="21"/>
+          <w:lang w:eastAsia="ru-RU"/>
+          <w14:ligatures w14:val="none"/>
+        </w:rPr>
+        <w:t xml:space="preserve">                </w:t>
+      </w:r>
+      <w:r>
+        <w:rPr>
+          <w:rFonts w:ascii="Consolas" w:eastAsia="Times New Roman" w:hAnsi="Consolas" w:cs="Times New Roman"/>
+          <w:color w:val="7EE787"/>
+          <w:kern w:val="0"/>
+          <w:sz w:val="21"/>
+          <w:szCs w:val="21"/>
+          <w:lang w:eastAsia="ru-RU"/>
+          <w14:ligatures w14:val="none"/>
+        </w:rPr>
+        <w:t>"</w:t>
+      </w:r>
+      <w:proofErr w:type="spellStart"/>
+      <w:r>
+        <w:rPr>
+          <w:rFonts w:ascii="Consolas" w:eastAsia="Times New Roman" w:hAnsi="Consolas" w:cs="Times New Roman"/>
+          <w:color w:val="7EE787"/>
+          <w:kern w:val="0"/>
+          <w:sz w:val="21"/>
+          <w:szCs w:val="21"/>
+          <w:lang w:eastAsia="ru-RU"/>
+          <w14:ligatures w14:val="none"/>
+        </w:rPr>
+        <w:t>time_end</w:t>
+      </w:r>
+      <w:proofErr w:type="spellEnd"/>
+      <w:r>
+        <w:rPr>
+          <w:rFonts w:ascii="Consolas" w:eastAsia="Times New Roman" w:hAnsi="Consolas" w:cs="Times New Roman"/>
+          <w:color w:val="7EE787"/>
+          <w:kern w:val="0"/>
+          <w:sz w:val="21"/>
+          <w:szCs w:val="21"/>
+          <w:lang w:eastAsia="ru-RU"/>
+          <w14:ligatures w14:val="none"/>
+        </w:rPr>
+        <w:t>"</w:t>
       </w:r>
       <w:r>
         <w:rPr>
@@ -1598,162 +1981,98 @@
           <w:lang w:eastAsia="ru-RU"/>
           <w14:ligatures w14:val="none"/>
         </w:rPr>
-        <w:t>"сегодня 18:00 – 20:00"</w:t>
-      </w:r>
-    </w:p>
-    <w:p>
-      <w:pPr>
-        <w:pStyle w:val="a7"/>
-        <w:numPr>
-          <w:ilvl w:val="0"/>
-          <w:numId w:val="1"/>
-        </w:numPr>
+        <w:t>"23:00"</w:t>
+      </w:r>
+    </w:p>
+    <w:p>
+      <w:pPr>
         <w:shd w:val="clear" w:color="auto" w:fill="121314"/>
         <w:spacing w:after="0" w:line="285" w:lineRule="atLeast"/>
-        <w:rPr>
-          <w:rFonts w:ascii="Consolas" w:eastAsia="Times New Roman" w:hAnsi="Consolas" w:cs="Times New Roman"/>
-          <w:color w:val="BBBEBF"/>
-          <w:kern w:val="0"/>
-          <w:sz w:val="21"/>
-          <w:szCs w:val="21"/>
-          <w:lang w:eastAsia="ru-RU"/>
-          <w14:ligatures w14:val="none"/>
-        </w:rPr>
-      </w:pPr>
-      <w:r>
-        <w:rPr>
-          <w:rFonts w:ascii="Consolas" w:eastAsia="Times New Roman" w:hAnsi="Consolas" w:cs="Times New Roman"/>
-          <w:color w:val="BBBEBF"/>
-          <w:kern w:val="0"/>
-          <w:sz w:val="21"/>
-          <w:szCs w:val="21"/>
-          <w:lang w:eastAsia="ru-RU"/>
-          <w14:ligatures w14:val="none"/>
-        </w:rPr>
-        <w:t>        },</w:t>
-      </w:r>
-    </w:p>
-    <w:p>
-      <w:pPr>
-        <w:pStyle w:val="a7"/>
-        <w:numPr>
-          <w:ilvl w:val="0"/>
-          <w:numId w:val="1"/>
-        </w:numPr>
+        <w:ind w:left="360"/>
+        <w:rPr>
+          <w:rFonts w:ascii="Consolas" w:eastAsia="Times New Roman" w:hAnsi="Consolas" w:cs="Times New Roman"/>
+          <w:color w:val="BBBEBF"/>
+          <w:kern w:val="0"/>
+          <w:sz w:val="21"/>
+          <w:szCs w:val="21"/>
+          <w:lang w:eastAsia="ru-RU"/>
+          <w14:ligatures w14:val="none"/>
+        </w:rPr>
+      </w:pPr>
+      <w:r>
+        <w:rPr>
+          <w:rFonts w:ascii="Consolas" w:eastAsia="Times New Roman" w:hAnsi="Consolas" w:cs="Times New Roman"/>
+          <w:color w:val="BBBEBF"/>
+          <w:kern w:val="0"/>
+          <w:sz w:val="21"/>
+          <w:szCs w:val="21"/>
+          <w:lang w:eastAsia="ru-RU"/>
+          <w14:ligatures w14:val="none"/>
+        </w:rPr>
+        <w:t>            }</w:t>
+      </w:r>
+    </w:p>
+    <w:p>
+      <w:pPr>
         <w:shd w:val="clear" w:color="auto" w:fill="121314"/>
         <w:spacing w:after="0" w:line="285" w:lineRule="atLeast"/>
-        <w:rPr>
-          <w:rFonts w:ascii="Consolas" w:eastAsia="Times New Roman" w:hAnsi="Consolas" w:cs="Times New Roman"/>
-          <w:color w:val="BBBEBF"/>
-          <w:kern w:val="0"/>
-          <w:sz w:val="21"/>
-          <w:szCs w:val="21"/>
-          <w:lang w:eastAsia="ru-RU"/>
-          <w14:ligatures w14:val="none"/>
-        </w:rPr>
-      </w:pPr>
-      <w:r>
-        <w:rPr>
-          <w:rFonts w:ascii="Consolas" w:eastAsia="Times New Roman" w:hAnsi="Consolas" w:cs="Times New Roman"/>
-          <w:color w:val="BBBEBF"/>
-          <w:kern w:val="0"/>
-          <w:sz w:val="21"/>
-          <w:szCs w:val="21"/>
-          <w:lang w:eastAsia="ru-RU"/>
-          <w14:ligatures w14:val="none"/>
-        </w:rPr>
-        <w:t>        {</w:t>
-      </w:r>
-    </w:p>
-    <w:p>
-      <w:pPr>
-        <w:pStyle w:val="a7"/>
-        <w:numPr>
-          <w:ilvl w:val="0"/>
-          <w:numId w:val="1"/>
-        </w:numPr>
+        <w:ind w:left="360"/>
+        <w:rPr>
+          <w:rFonts w:ascii="Consolas" w:eastAsia="Times New Roman" w:hAnsi="Consolas" w:cs="Times New Roman"/>
+          <w:color w:val="BBBEBF"/>
+          <w:kern w:val="0"/>
+          <w:sz w:val="21"/>
+          <w:szCs w:val="21"/>
+          <w:lang w:eastAsia="ru-RU"/>
+          <w14:ligatures w14:val="none"/>
+        </w:rPr>
+      </w:pPr>
+      <w:r>
+        <w:rPr>
+          <w:rFonts w:ascii="Consolas" w:eastAsia="Times New Roman" w:hAnsi="Consolas" w:cs="Times New Roman"/>
+          <w:color w:val="BBBEBF"/>
+          <w:kern w:val="0"/>
+          <w:sz w:val="21"/>
+          <w:szCs w:val="21"/>
+          <w:lang w:eastAsia="ru-RU"/>
+          <w14:ligatures w14:val="none"/>
+        </w:rPr>
+        <w:t>        },</w:t>
+      </w:r>
+    </w:p>
+    <w:p>
+      <w:pPr>
         <w:shd w:val="clear" w:color="auto" w:fill="121314"/>
         <w:spacing w:after="0" w:line="285" w:lineRule="atLeast"/>
-        <w:rPr>
-          <w:rFonts w:ascii="Consolas" w:eastAsia="Times New Roman" w:hAnsi="Consolas" w:cs="Times New Roman"/>
-          <w:color w:val="BBBEBF"/>
-          <w:kern w:val="0"/>
-          <w:sz w:val="21"/>
-          <w:szCs w:val="21"/>
-          <w:lang w:eastAsia="ru-RU"/>
-          <w14:ligatures w14:val="none"/>
-        </w:rPr>
-      </w:pPr>
-      <w:r>
-        <w:rPr>
-          <w:rFonts w:ascii="Consolas" w:eastAsia="Times New Roman" w:hAnsi="Consolas" w:cs="Times New Roman"/>
-          <w:color w:val="BBBEBF"/>
-          <w:kern w:val="0"/>
-          <w:sz w:val="21"/>
-          <w:szCs w:val="21"/>
-          <w:lang w:eastAsia="ru-RU"/>
-          <w14:ligatures w14:val="none"/>
-        </w:rPr>
-        <w:t xml:space="preserve">            </w:t>
-      </w:r>
-      <w:r>
-        <w:rPr>
-          <w:rFonts w:ascii="Consolas" w:eastAsia="Times New Roman" w:hAnsi="Consolas" w:cs="Times New Roman"/>
-          <w:color w:val="7EE787"/>
-          <w:kern w:val="0"/>
-          <w:sz w:val="21"/>
-          <w:szCs w:val="21"/>
-          <w:lang w:eastAsia="ru-RU"/>
-          <w14:ligatures w14:val="none"/>
-        </w:rPr>
-        <w:t>"store_id"</w:t>
-      </w:r>
-      <w:r>
-        <w:rPr>
-          <w:rFonts w:ascii="Consolas" w:eastAsia="Times New Roman" w:hAnsi="Consolas" w:cs="Times New Roman"/>
-          <w:color w:val="BBBEBF"/>
-          <w:kern w:val="0"/>
-          <w:sz w:val="21"/>
-          <w:szCs w:val="21"/>
-          <w:lang w:eastAsia="ru-RU"/>
-          <w14:ligatures w14:val="none"/>
-        </w:rPr>
-        <w:t xml:space="preserve">: </w:t>
-      </w:r>
-      <w:r>
-        <w:rPr>
-          <w:rFonts w:ascii="Consolas" w:eastAsia="Times New Roman" w:hAnsi="Consolas" w:cs="Times New Roman"/>
-          <w:color w:val="B5CEA8"/>
-          <w:kern w:val="0"/>
-          <w:sz w:val="21"/>
-          <w:szCs w:val="21"/>
-          <w:lang w:eastAsia="ru-RU"/>
-          <w14:ligatures w14:val="none"/>
-        </w:rPr>
-        <w:t>3</w:t>
-      </w:r>
-      <w:r>
-        <w:rPr>
-          <w:rFonts w:ascii="Consolas" w:eastAsia="Times New Roman" w:hAnsi="Consolas" w:cs="Times New Roman"/>
-          <w:color w:val="BBBEBF"/>
-          <w:kern w:val="0"/>
-          <w:sz w:val="21"/>
-          <w:szCs w:val="21"/>
-          <w:lang w:eastAsia="ru-RU"/>
-          <w14:ligatures w14:val="none"/>
-        </w:rPr>
-        <w:t>,</w:t>
-      </w:r>
-    </w:p>
-    <w:p>
-      <w:pPr>
-        <w:pStyle w:val="a7"/>
-        <w:numPr>
-          <w:ilvl w:val="0"/>
-          <w:numId w:val="1"/>
-        </w:numPr>
+        <w:ind w:left="360"/>
+        <w:rPr>
+          <w:rFonts w:ascii="Consolas" w:eastAsia="Times New Roman" w:hAnsi="Consolas" w:cs="Times New Roman"/>
+          <w:color w:val="BBBEBF"/>
+          <w:kern w:val="0"/>
+          <w:sz w:val="21"/>
+          <w:szCs w:val="21"/>
+          <w:lang w:eastAsia="ru-RU"/>
+          <w14:ligatures w14:val="none"/>
+        </w:rPr>
+      </w:pPr>
+      <w:r>
+        <w:rPr>
+          <w:rFonts w:ascii="Consolas" w:eastAsia="Times New Roman" w:hAnsi="Consolas" w:cs="Times New Roman"/>
+          <w:color w:val="BBBEBF"/>
+          <w:kern w:val="0"/>
+          <w:sz w:val="21"/>
+          <w:szCs w:val="21"/>
+          <w:lang w:eastAsia="ru-RU"/>
+          <w14:ligatures w14:val="none"/>
+        </w:rPr>
+        <w:t>        {</w:t>
+      </w:r>
+    </w:p>
+    <w:p>
+      <w:pPr>
         <w:shd w:val="clear" w:color="auto" w:fill="121314"/>
         <w:spacing w:after="0" w:line="285" w:lineRule="atLeast"/>
+        <w:ind w:left="360"/>
         <w:rPr>
           <w:rFonts w:ascii="Consolas" w:eastAsia="Times New Roman" w:hAnsi="Consolas" w:cs="Times New Roman"/>
           <w:color w:val="BBBEBF"/>
@@ -1786,7 +2105,33 @@
           <w:lang w:eastAsia="ru-RU"/>
           <w14:ligatures w14:val="none"/>
         </w:rPr>
-        <w:t>"name"</w:t>
+        <w:t>"</w:t>
+      </w:r>
+      <w:proofErr w:type="spellStart"/>
+      <w:r>
+        <w:rPr>
+          <w:rFonts w:ascii="Consolas" w:eastAsia="Times New Roman" w:hAnsi="Consolas" w:cs="Times New Roman"/>
+          <w:color w:val="7EE787"/>
+          <w:kern w:val="0"/>
+          <w:sz w:val="21"/>
+          <w:szCs w:val="21"/>
+          <w:lang w:eastAsia="ru-RU"/>
+          <w14:ligatures w14:val="none"/>
+        </w:rPr>
+        <w:t>store_id</w:t>
+      </w:r>
+      <w:proofErr w:type="spellEnd"/>
+      <w:r>
+        <w:rPr>
+          <w:rFonts w:ascii="Consolas" w:eastAsia="Times New Roman" w:hAnsi="Consolas" w:cs="Times New Roman"/>
+          <w:color w:val="7EE787"/>
+          <w:kern w:val="0"/>
+          <w:sz w:val="21"/>
+          <w:szCs w:val="21"/>
+          <w:lang w:eastAsia="ru-RU"/>
+          <w14:ligatures w14:val="none"/>
+        </w:rPr>
+        <w:t>"</w:t>
       </w:r>
       <w:r>
         <w:rPr>
@@ -1803,14 +2148,14 @@
       <w:r>
         <w:rPr>
           <w:rFonts w:ascii="Consolas" w:eastAsia="Times New Roman" w:hAnsi="Consolas" w:cs="Times New Roman"/>
-          <w:color w:val="A5D6FF"/>
-          <w:kern w:val="0"/>
-          <w:sz w:val="21"/>
-          <w:szCs w:val="21"/>
-          <w:lang w:eastAsia="ru-RU"/>
-          <w14:ligatures w14:val="none"/>
-        </w:rPr>
-        <w:t>"ВкусВилл"</w:t>
+          <w:color w:val="B5CEA8"/>
+          <w:kern w:val="0"/>
+          <w:sz w:val="21"/>
+          <w:szCs w:val="21"/>
+          <w:lang w:eastAsia="ru-RU"/>
+          <w14:ligatures w14:val="none"/>
+        </w:rPr>
+        <w:t>2</w:t>
       </w:r>
       <w:r>
         <w:rPr>
@@ -1827,31 +2172,27 @@
     </w:p>
     <w:p>
       <w:pPr>
-        <w:pStyle w:val="a7"/>
-        <w:numPr>
-          <w:ilvl w:val="0"/>
-          <w:numId w:val="1"/>
-        </w:numPr>
         <w:shd w:val="clear" w:color="auto" w:fill="121314"/>
         <w:spacing w:after="0" w:line="285" w:lineRule="atLeast"/>
-        <w:rPr>
-          <w:rFonts w:ascii="Consolas" w:eastAsia="Times New Roman" w:hAnsi="Consolas" w:cs="Times New Roman"/>
-          <w:color w:val="BBBEBF"/>
-          <w:kern w:val="0"/>
-          <w:sz w:val="21"/>
-          <w:szCs w:val="21"/>
-          <w:lang w:val="en-US" w:eastAsia="ru-RU"/>
-          <w14:ligatures w14:val="none"/>
-        </w:rPr>
-      </w:pPr>
-      <w:r>
-        <w:rPr>
-          <w:rFonts w:ascii="Consolas" w:eastAsia="Times New Roman" w:hAnsi="Consolas" w:cs="Times New Roman"/>
-          <w:color w:val="BBBEBF"/>
-          <w:kern w:val="0"/>
-          <w:sz w:val="21"/>
-          <w:szCs w:val="21"/>
-          <w:lang w:val="en-US" w:eastAsia="ru-RU"/>
+        <w:ind w:left="360"/>
+        <w:rPr>
+          <w:rFonts w:ascii="Consolas" w:eastAsia="Times New Roman" w:hAnsi="Consolas" w:cs="Times New Roman"/>
+          <w:color w:val="BBBEBF"/>
+          <w:kern w:val="0"/>
+          <w:sz w:val="21"/>
+          <w:szCs w:val="21"/>
+          <w:lang w:eastAsia="ru-RU"/>
+          <w14:ligatures w14:val="none"/>
+        </w:rPr>
+      </w:pPr>
+      <w:r>
+        <w:rPr>
+          <w:rFonts w:ascii="Consolas" w:eastAsia="Times New Roman" w:hAnsi="Consolas" w:cs="Times New Roman"/>
+          <w:color w:val="BBBEBF"/>
+          <w:kern w:val="0"/>
+          <w:sz w:val="21"/>
+          <w:szCs w:val="21"/>
+          <w:lang w:eastAsia="ru-RU"/>
           <w14:ligatures w14:val="none"/>
         </w:rPr>
         <w:t xml:space="preserve">            </w:t>
@@ -1863,19 +2204,45 @@
           <w:kern w:val="0"/>
           <w:sz w:val="21"/>
           <w:szCs w:val="21"/>
-          <w:lang w:val="en-US" w:eastAsia="ru-RU"/>
-          <w14:ligatures w14:val="none"/>
-        </w:rPr>
-        <w:t>"thumbnail"</w:t>
-      </w:r>
-      <w:r>
-        <w:rPr>
-          <w:rFonts w:ascii="Consolas" w:eastAsia="Times New Roman" w:hAnsi="Consolas" w:cs="Times New Roman"/>
-          <w:color w:val="BBBEBF"/>
-          <w:kern w:val="0"/>
-          <w:sz w:val="21"/>
-          <w:szCs w:val="21"/>
-          <w:lang w:val="en-US" w:eastAsia="ru-RU"/>
+          <w:lang w:eastAsia="ru-RU"/>
+          <w14:ligatures w14:val="none"/>
+        </w:rPr>
+        <w:t>"</w:t>
+      </w:r>
+      <w:proofErr w:type="spellStart"/>
+      <w:r>
+        <w:rPr>
+          <w:rFonts w:ascii="Consolas" w:eastAsia="Times New Roman" w:hAnsi="Consolas" w:cs="Times New Roman"/>
+          <w:color w:val="7EE787"/>
+          <w:kern w:val="0"/>
+          <w:sz w:val="21"/>
+          <w:szCs w:val="21"/>
+          <w:lang w:eastAsia="ru-RU"/>
+          <w14:ligatures w14:val="none"/>
+        </w:rPr>
+        <w:t>name</w:t>
+      </w:r>
+      <w:proofErr w:type="spellEnd"/>
+      <w:r>
+        <w:rPr>
+          <w:rFonts w:ascii="Consolas" w:eastAsia="Times New Roman" w:hAnsi="Consolas" w:cs="Times New Roman"/>
+          <w:color w:val="7EE787"/>
+          <w:kern w:val="0"/>
+          <w:sz w:val="21"/>
+          <w:szCs w:val="21"/>
+          <w:lang w:eastAsia="ru-RU"/>
+          <w14:ligatures w14:val="none"/>
+        </w:rPr>
+        <w:t>"</w:t>
+      </w:r>
+      <w:r>
+        <w:rPr>
+          <w:rFonts w:ascii="Consolas" w:eastAsia="Times New Roman" w:hAnsi="Consolas" w:cs="Times New Roman"/>
+          <w:color w:val="BBBEBF"/>
+          <w:kern w:val="0"/>
+          <w:sz w:val="21"/>
+          <w:szCs w:val="21"/>
+          <w:lang w:eastAsia="ru-RU"/>
           <w14:ligatures w14:val="none"/>
         </w:rPr>
         <w:t xml:space="preserve">: </w:t>
@@ -1887,19 +2254,19 @@
           <w:kern w:val="0"/>
           <w:sz w:val="21"/>
           <w:szCs w:val="21"/>
-          <w:lang w:val="en-US" w:eastAsia="ru-RU"/>
-          <w14:ligatures w14:val="none"/>
-        </w:rPr>
-        <w:t>"vkusvill.ru/vkusvill_image_thumb.png"</w:t>
-      </w:r>
-      <w:r>
-        <w:rPr>
-          <w:rFonts w:ascii="Consolas" w:eastAsia="Times New Roman" w:hAnsi="Consolas" w:cs="Times New Roman"/>
-          <w:color w:val="BBBEBF"/>
-          <w:kern w:val="0"/>
-          <w:sz w:val="21"/>
-          <w:szCs w:val="21"/>
-          <w:lang w:val="en-US" w:eastAsia="ru-RU"/>
+          <w:lang w:eastAsia="ru-RU"/>
+          <w14:ligatures w14:val="none"/>
+        </w:rPr>
+        <w:t>"Ашан"</w:t>
+      </w:r>
+      <w:r>
+        <w:rPr>
+          <w:rFonts w:ascii="Consolas" w:eastAsia="Times New Roman" w:hAnsi="Consolas" w:cs="Times New Roman"/>
+          <w:color w:val="BBBEBF"/>
+          <w:kern w:val="0"/>
+          <w:sz w:val="21"/>
+          <w:szCs w:val="21"/>
+          <w:lang w:eastAsia="ru-RU"/>
           <w14:ligatures w14:val="none"/>
         </w:rPr>
         <w:t>,</w:t>
@@ -1907,24 +2274,9 @@
     </w:p>
     <w:p>
       <w:pPr>
-        <w:pStyle w:val="a7"/>
-        <w:numPr>
-          <w:ilvl w:val="0"/>
-          <w:numId w:val="1"/>
-        </w:numPr>
         <w:shd w:val="clear" w:color="auto" w:fill="121314"/>
         <w:spacing w:after="0" w:line="285" w:lineRule="atLeast"/>
-        <w:rPr>
-          <w:rFonts w:ascii="Consolas" w:eastAsia="Times New Roman" w:hAnsi="Consolas" w:cs="Times New Roman"/>
-          <w:color w:val="BBBEBF"/>
-          <w:kern w:val="0"/>
-          <w:sz w:val="21"/>
-          <w:szCs w:val="21"/>
-          <w:lang w:eastAsia="ru-RU"/>
-          <w14:ligatures w14:val="none"/>
-        </w:rPr>
-      </w:pPr>
-      <w:r>
+        <w:ind w:left="360"/>
         <w:rPr>
           <w:rFonts w:ascii="Consolas" w:eastAsia="Times New Roman" w:hAnsi="Consolas" w:cs="Times New Roman"/>
           <w:color w:val="BBBEBF"/>
@@ -1934,6 +2286,17 @@
           <w:lang w:val="en-US" w:eastAsia="ru-RU"/>
           <w14:ligatures w14:val="none"/>
         </w:rPr>
+      </w:pPr>
+      <w:r>
+        <w:rPr>
+          <w:rFonts w:ascii="Consolas" w:eastAsia="Times New Roman" w:hAnsi="Consolas" w:cs="Times New Roman"/>
+          <w:color w:val="BBBEBF"/>
+          <w:kern w:val="0"/>
+          <w:sz w:val="21"/>
+          <w:szCs w:val="21"/>
+          <w:lang w:val="en-US" w:eastAsia="ru-RU"/>
+          <w14:ligatures w14:val="none"/>
+        </w:rPr>
         <w:t xml:space="preserve">            </w:t>
       </w:r>
       <w:r>
@@ -1943,19 +2306,59 @@
           <w:kern w:val="0"/>
           <w:sz w:val="21"/>
           <w:szCs w:val="21"/>
-          <w:lang w:eastAsia="ru-RU"/>
-          <w14:ligatures w14:val="none"/>
-        </w:rPr>
-        <w:t>"express_delivery"</w:t>
-      </w:r>
-      <w:r>
-        <w:rPr>
-          <w:rFonts w:ascii="Consolas" w:eastAsia="Times New Roman" w:hAnsi="Consolas" w:cs="Times New Roman"/>
-          <w:color w:val="BBBEBF"/>
-          <w:kern w:val="0"/>
-          <w:sz w:val="21"/>
-          <w:szCs w:val="21"/>
-          <w:lang w:eastAsia="ru-RU"/>
+          <w:lang w:val="en-US" w:eastAsia="ru-RU"/>
+          <w14:ligatures w14:val="none"/>
+        </w:rPr>
+        <w:t>"</w:t>
+      </w:r>
+      <w:proofErr w:type="spellStart"/>
+      <w:proofErr w:type="gramStart"/>
+      <w:r>
+        <w:rPr>
+          <w:rFonts w:ascii="Consolas" w:eastAsia="Times New Roman" w:hAnsi="Consolas" w:cs="Times New Roman"/>
+          <w:color w:val="7EE787"/>
+          <w:kern w:val="0"/>
+          <w:sz w:val="21"/>
+          <w:szCs w:val="21"/>
+          <w:lang w:val="en-US" w:eastAsia="ru-RU"/>
+          <w14:ligatures w14:val="none"/>
+        </w:rPr>
+        <w:t>external</w:t>
+      </w:r>
+      <w:proofErr w:type="gramEnd"/>
+      <w:r>
+        <w:rPr>
+          <w:rFonts w:ascii="Consolas" w:eastAsia="Times New Roman" w:hAnsi="Consolas" w:cs="Times New Roman"/>
+          <w:color w:val="7EE787"/>
+          <w:kern w:val="0"/>
+          <w:sz w:val="21"/>
+          <w:szCs w:val="21"/>
+          <w:lang w:val="en-US" w:eastAsia="ru-RU"/>
+          <w14:ligatures w14:val="none"/>
+        </w:rPr>
+        <w:t>_url</w:t>
+      </w:r>
+      <w:proofErr w:type="spellEnd"/>
+      <w:r>
+        <w:rPr>
+          <w:rFonts w:ascii="Consolas" w:eastAsia="Times New Roman" w:hAnsi="Consolas" w:cs="Times New Roman"/>
+          <w:color w:val="7EE787"/>
+          <w:kern w:val="0"/>
+          <w:sz w:val="21"/>
+          <w:szCs w:val="21"/>
+          <w:lang w:val="en-US" w:eastAsia="ru-RU"/>
+          <w14:ligatures w14:val="none"/>
+        </w:rPr>
+        <w:t>"</w:t>
+      </w:r>
+      <w:r>
+        <w:rPr>
+          <w:rFonts w:ascii="Consolas" w:eastAsia="Times New Roman" w:hAnsi="Consolas" w:cs="Times New Roman"/>
+          <w:color w:val="BBBEBF"/>
+          <w:kern w:val="0"/>
+          <w:sz w:val="21"/>
+          <w:szCs w:val="21"/>
+          <w:lang w:val="en-US" w:eastAsia="ru-RU"/>
           <w14:ligatures w14:val="none"/>
         </w:rPr>
         <w:t xml:space="preserve">: </w:t>
@@ -1963,23 +2366,23 @@
       <w:r>
         <w:rPr>
           <w:rFonts w:ascii="Consolas" w:eastAsia="Times New Roman" w:hAnsi="Consolas" w:cs="Times New Roman"/>
-          <w:color w:val="569CD6"/>
-          <w:kern w:val="0"/>
-          <w:sz w:val="21"/>
-          <w:szCs w:val="21"/>
-          <w:lang w:eastAsia="ru-RU"/>
-          <w14:ligatures w14:val="none"/>
-        </w:rPr>
-        <w:t>true</w:t>
-      </w:r>
-      <w:r>
-        <w:rPr>
-          <w:rFonts w:ascii="Consolas" w:eastAsia="Times New Roman" w:hAnsi="Consolas" w:cs="Times New Roman"/>
-          <w:color w:val="BBBEBF"/>
-          <w:kern w:val="0"/>
-          <w:sz w:val="21"/>
-          <w:szCs w:val="21"/>
-          <w:lang w:eastAsia="ru-RU"/>
+          <w:color w:val="A5D6FF"/>
+          <w:kern w:val="0"/>
+          <w:sz w:val="21"/>
+          <w:szCs w:val="21"/>
+          <w:lang w:val="en-US" w:eastAsia="ru-RU"/>
+          <w14:ligatures w14:val="none"/>
+        </w:rPr>
+        <w:t>"https://auchan.ru/"</w:t>
+      </w:r>
+      <w:r>
+        <w:rPr>
+          <w:rFonts w:ascii="Consolas" w:eastAsia="Times New Roman" w:hAnsi="Consolas" w:cs="Times New Roman"/>
+          <w:color w:val="BBBEBF"/>
+          <w:kern w:val="0"/>
+          <w:sz w:val="21"/>
+          <w:szCs w:val="21"/>
+          <w:lang w:val="en-US" w:eastAsia="ru-RU"/>
           <w14:ligatures w14:val="none"/>
         </w:rPr>
         <w:t>,</w:t>
@@ -1987,31 +2390,27 @@
     </w:p>
     <w:p>
       <w:pPr>
-        <w:pStyle w:val="a7"/>
-        <w:numPr>
-          <w:ilvl w:val="0"/>
-          <w:numId w:val="1"/>
-        </w:numPr>
         <w:shd w:val="clear" w:color="auto" w:fill="121314"/>
         <w:spacing w:after="0" w:line="285" w:lineRule="atLeast"/>
-        <w:rPr>
-          <w:rFonts w:ascii="Consolas" w:eastAsia="Times New Roman" w:hAnsi="Consolas" w:cs="Times New Roman"/>
-          <w:color w:val="BBBEBF"/>
-          <w:kern w:val="0"/>
-          <w:sz w:val="21"/>
-          <w:szCs w:val="21"/>
-          <w:lang w:eastAsia="ru-RU"/>
-          <w14:ligatures w14:val="none"/>
-        </w:rPr>
-      </w:pPr>
-      <w:r>
-        <w:rPr>
-          <w:rFonts w:ascii="Consolas" w:eastAsia="Times New Roman" w:hAnsi="Consolas" w:cs="Times New Roman"/>
-          <w:color w:val="BBBEBF"/>
-          <w:kern w:val="0"/>
-          <w:sz w:val="21"/>
-          <w:szCs w:val="21"/>
-          <w:lang w:eastAsia="ru-RU"/>
+        <w:ind w:left="360"/>
+        <w:rPr>
+          <w:rFonts w:ascii="Consolas" w:eastAsia="Times New Roman" w:hAnsi="Consolas" w:cs="Times New Roman"/>
+          <w:color w:val="BBBEBF"/>
+          <w:kern w:val="0"/>
+          <w:sz w:val="21"/>
+          <w:szCs w:val="21"/>
+          <w:lang w:val="en-US" w:eastAsia="ru-RU"/>
+          <w14:ligatures w14:val="none"/>
+        </w:rPr>
+      </w:pPr>
+      <w:r>
+        <w:rPr>
+          <w:rFonts w:ascii="Consolas" w:eastAsia="Times New Roman" w:hAnsi="Consolas" w:cs="Times New Roman"/>
+          <w:color w:val="BBBEBF"/>
+          <w:kern w:val="0"/>
+          <w:sz w:val="21"/>
+          <w:szCs w:val="21"/>
+          <w:lang w:val="en-US" w:eastAsia="ru-RU"/>
           <w14:ligatures w14:val="none"/>
         </w:rPr>
         <w:t xml:space="preserve">            </w:t>
@@ -2023,19 +2422,19 @@
           <w:kern w:val="0"/>
           <w:sz w:val="21"/>
           <w:szCs w:val="21"/>
-          <w:lang w:eastAsia="ru-RU"/>
-          <w14:ligatures w14:val="none"/>
-        </w:rPr>
-        <w:t>"delivery_minutes_min"</w:t>
-      </w:r>
-      <w:r>
-        <w:rPr>
-          <w:rFonts w:ascii="Consolas" w:eastAsia="Times New Roman" w:hAnsi="Consolas" w:cs="Times New Roman"/>
-          <w:color w:val="BBBEBF"/>
-          <w:kern w:val="0"/>
-          <w:sz w:val="21"/>
-          <w:szCs w:val="21"/>
-          <w:lang w:eastAsia="ru-RU"/>
+          <w:lang w:val="en-US" w:eastAsia="ru-RU"/>
+          <w14:ligatures w14:val="none"/>
+        </w:rPr>
+        <w:t>"thumbnail"</w:t>
+      </w:r>
+      <w:r>
+        <w:rPr>
+          <w:rFonts w:ascii="Consolas" w:eastAsia="Times New Roman" w:hAnsi="Consolas" w:cs="Times New Roman"/>
+          <w:color w:val="BBBEBF"/>
+          <w:kern w:val="0"/>
+          <w:sz w:val="21"/>
+          <w:szCs w:val="21"/>
+          <w:lang w:val="en-US" w:eastAsia="ru-RU"/>
           <w14:ligatures w14:val="none"/>
         </w:rPr>
         <w:t xml:space="preserve">: </w:t>
@@ -2043,23 +2442,23 @@
       <w:r>
         <w:rPr>
           <w:rFonts w:ascii="Consolas" w:eastAsia="Times New Roman" w:hAnsi="Consolas" w:cs="Times New Roman"/>
-          <w:color w:val="B5CEA8"/>
-          <w:kern w:val="0"/>
-          <w:sz w:val="21"/>
-          <w:szCs w:val="21"/>
-          <w:lang w:eastAsia="ru-RU"/>
-          <w14:ligatures w14:val="none"/>
-        </w:rPr>
-        <w:t>20</w:t>
-      </w:r>
-      <w:r>
-        <w:rPr>
-          <w:rFonts w:ascii="Consolas" w:eastAsia="Times New Roman" w:hAnsi="Consolas" w:cs="Times New Roman"/>
-          <w:color w:val="BBBEBF"/>
-          <w:kern w:val="0"/>
-          <w:sz w:val="21"/>
-          <w:szCs w:val="21"/>
-          <w:lang w:eastAsia="ru-RU"/>
+          <w:color w:val="A5D6FF"/>
+          <w:kern w:val="0"/>
+          <w:sz w:val="21"/>
+          <w:szCs w:val="21"/>
+          <w:lang w:val="en-US" w:eastAsia="ru-RU"/>
+          <w14:ligatures w14:val="none"/>
+        </w:rPr>
+        <w:t>"auchan.ru/auchan_image_thumb.png"</w:t>
+      </w:r>
+      <w:r>
+        <w:rPr>
+          <w:rFonts w:ascii="Consolas" w:eastAsia="Times New Roman" w:hAnsi="Consolas" w:cs="Times New Roman"/>
+          <w:color w:val="BBBEBF"/>
+          <w:kern w:val="0"/>
+          <w:sz w:val="21"/>
+          <w:szCs w:val="21"/>
+          <w:lang w:val="en-US" w:eastAsia="ru-RU"/>
           <w14:ligatures w14:val="none"/>
         </w:rPr>
         <w:t>,</w:t>
@@ -2067,31 +2466,27 @@
     </w:p>
     <w:p>
       <w:pPr>
-        <w:pStyle w:val="a7"/>
-        <w:numPr>
-          <w:ilvl w:val="0"/>
-          <w:numId w:val="1"/>
-        </w:numPr>
         <w:shd w:val="clear" w:color="auto" w:fill="121314"/>
         <w:spacing w:after="0" w:line="285" w:lineRule="atLeast"/>
-        <w:rPr>
-          <w:rFonts w:ascii="Consolas" w:eastAsia="Times New Roman" w:hAnsi="Consolas" w:cs="Times New Roman"/>
-          <w:color w:val="BBBEBF"/>
-          <w:kern w:val="0"/>
-          <w:sz w:val="21"/>
-          <w:szCs w:val="21"/>
-          <w:lang w:eastAsia="ru-RU"/>
-          <w14:ligatures w14:val="none"/>
-        </w:rPr>
-      </w:pPr>
-      <w:r>
-        <w:rPr>
-          <w:rFonts w:ascii="Consolas" w:eastAsia="Times New Roman" w:hAnsi="Consolas" w:cs="Times New Roman"/>
-          <w:color w:val="BBBEBF"/>
-          <w:kern w:val="0"/>
-          <w:sz w:val="21"/>
-          <w:szCs w:val="21"/>
-          <w:lang w:eastAsia="ru-RU"/>
+        <w:ind w:left="360"/>
+        <w:rPr>
+          <w:rFonts w:ascii="Consolas" w:eastAsia="Times New Roman" w:hAnsi="Consolas" w:cs="Times New Roman"/>
+          <w:color w:val="BBBEBF"/>
+          <w:kern w:val="0"/>
+          <w:sz w:val="21"/>
+          <w:szCs w:val="21"/>
+          <w:lang w:eastAsia="ru-RU"/>
+          <w14:ligatures w14:val="none"/>
+        </w:rPr>
+      </w:pPr>
+      <w:r>
+        <w:rPr>
+          <w:rFonts w:ascii="Consolas" w:eastAsia="Times New Roman" w:hAnsi="Consolas" w:cs="Times New Roman"/>
+          <w:color w:val="BBBEBF"/>
+          <w:kern w:val="0"/>
+          <w:sz w:val="21"/>
+          <w:szCs w:val="21"/>
+          <w:lang w:val="en-US" w:eastAsia="ru-RU"/>
           <w14:ligatures w14:val="none"/>
         </w:rPr>
         <w:t xml:space="preserve">            </w:t>
@@ -2106,7 +2501,33 @@
           <w:lang w:eastAsia="ru-RU"/>
           <w14:ligatures w14:val="none"/>
         </w:rPr>
-        <w:t>"delivery_minutes_max"</w:t>
+        <w:t>"</w:t>
+      </w:r>
+      <w:proofErr w:type="spellStart"/>
+      <w:r>
+        <w:rPr>
+          <w:rFonts w:ascii="Consolas" w:eastAsia="Times New Roman" w:hAnsi="Consolas" w:cs="Times New Roman"/>
+          <w:color w:val="7EE787"/>
+          <w:kern w:val="0"/>
+          <w:sz w:val="21"/>
+          <w:szCs w:val="21"/>
+          <w:lang w:eastAsia="ru-RU"/>
+          <w14:ligatures w14:val="none"/>
+        </w:rPr>
+        <w:t>express_delivery</w:t>
+      </w:r>
+      <w:proofErr w:type="spellEnd"/>
+      <w:r>
+        <w:rPr>
+          <w:rFonts w:ascii="Consolas" w:eastAsia="Times New Roman" w:hAnsi="Consolas" w:cs="Times New Roman"/>
+          <w:color w:val="7EE787"/>
+          <w:kern w:val="0"/>
+          <w:sz w:val="21"/>
+          <w:szCs w:val="21"/>
+          <w:lang w:eastAsia="ru-RU"/>
+          <w14:ligatures w14:val="none"/>
+        </w:rPr>
+        <w:t>"</w:t>
       </w:r>
       <w:r>
         <w:rPr>
@@ -2120,18 +2541,20 @@
         </w:rPr>
         <w:t xml:space="preserve">: </w:t>
       </w:r>
-      <w:r>
-        <w:rPr>
-          <w:rFonts w:ascii="Consolas" w:eastAsia="Times New Roman" w:hAnsi="Consolas" w:cs="Times New Roman"/>
-          <w:color w:val="B5CEA8"/>
-          <w:kern w:val="0"/>
-          <w:sz w:val="21"/>
-          <w:szCs w:val="21"/>
-          <w:lang w:eastAsia="ru-RU"/>
-          <w14:ligatures w14:val="none"/>
-        </w:rPr>
-        <w:t>60</w:t>
-      </w:r>
+      <w:proofErr w:type="spellStart"/>
+      <w:r>
+        <w:rPr>
+          <w:rFonts w:ascii="Consolas" w:eastAsia="Times New Roman" w:hAnsi="Consolas" w:cs="Times New Roman"/>
+          <w:color w:val="569CD6"/>
+          <w:kern w:val="0"/>
+          <w:sz w:val="21"/>
+          <w:szCs w:val="21"/>
+          <w:lang w:eastAsia="ru-RU"/>
+          <w14:ligatures w14:val="none"/>
+        </w:rPr>
+        <w:t>false</w:t>
+      </w:r>
+      <w:proofErr w:type="spellEnd"/>
       <w:r>
         <w:rPr>
           <w:rFonts w:ascii="Consolas" w:eastAsia="Times New Roman" w:hAnsi="Consolas" w:cs="Times New Roman"/>
@@ -2147,13 +2570,9 @@
     </w:p>
     <w:p>
       <w:pPr>
-        <w:pStyle w:val="a7"/>
-        <w:numPr>
-          <w:ilvl w:val="0"/>
-          <w:numId w:val="1"/>
-        </w:numPr>
         <w:shd w:val="clear" w:color="auto" w:fill="121314"/>
         <w:spacing w:after="0" w:line="285" w:lineRule="atLeast"/>
+        <w:ind w:left="360"/>
         <w:rPr>
           <w:rFonts w:ascii="Consolas" w:eastAsia="Times New Roman" w:hAnsi="Consolas" w:cs="Times New Roman"/>
           <w:color w:val="BBBEBF"/>
@@ -2186,7 +2605,33 @@
           <w:lang w:eastAsia="ru-RU"/>
           <w14:ligatures w14:val="none"/>
         </w:rPr>
-        <w:t>"closest_shipping"</w:t>
+        <w:t>"</w:t>
+      </w:r>
+      <w:proofErr w:type="spellStart"/>
+      <w:r>
+        <w:rPr>
+          <w:rFonts w:ascii="Consolas" w:eastAsia="Times New Roman" w:hAnsi="Consolas" w:cs="Times New Roman"/>
+          <w:color w:val="7EE787"/>
+          <w:kern w:val="0"/>
+          <w:sz w:val="21"/>
+          <w:szCs w:val="21"/>
+          <w:lang w:eastAsia="ru-RU"/>
+          <w14:ligatures w14:val="none"/>
+        </w:rPr>
+        <w:t>delivery_minutes_min</w:t>
+      </w:r>
+      <w:proofErr w:type="spellEnd"/>
+      <w:r>
+        <w:rPr>
+          <w:rFonts w:ascii="Consolas" w:eastAsia="Times New Roman" w:hAnsi="Consolas" w:cs="Times New Roman"/>
+          <w:color w:val="7EE787"/>
+          <w:kern w:val="0"/>
+          <w:sz w:val="21"/>
+          <w:szCs w:val="21"/>
+          <w:lang w:eastAsia="ru-RU"/>
+          <w14:ligatures w14:val="none"/>
+        </w:rPr>
+        <w:t>"</w:t>
       </w:r>
       <w:r>
         <w:rPr>
@@ -2200,6 +2645,7 @@
         </w:rPr>
         <w:t xml:space="preserve">: </w:t>
       </w:r>
+      <w:proofErr w:type="spellStart"/>
       <w:r>
         <w:rPr>
           <w:rFonts w:ascii="Consolas" w:eastAsia="Times New Roman" w:hAnsi="Consolas" w:cs="Times New Roman"/>
@@ -2212,113 +2658,266 @@
         </w:rPr>
         <w:t>null</w:t>
       </w:r>
-    </w:p>
-    <w:p>
-      <w:pPr>
-        <w:pStyle w:val="a7"/>
-        <w:numPr>
-          <w:ilvl w:val="0"/>
-          <w:numId w:val="1"/>
-        </w:numPr>
+      <w:proofErr w:type="spellEnd"/>
+      <w:r>
+        <w:rPr>
+          <w:rFonts w:ascii="Consolas" w:eastAsia="Times New Roman" w:hAnsi="Consolas" w:cs="Times New Roman"/>
+          <w:color w:val="BBBEBF"/>
+          <w:kern w:val="0"/>
+          <w:sz w:val="21"/>
+          <w:szCs w:val="21"/>
+          <w:lang w:eastAsia="ru-RU"/>
+          <w14:ligatures w14:val="none"/>
+        </w:rPr>
+        <w:t>,</w:t>
+      </w:r>
+    </w:p>
+    <w:p>
+      <w:pPr>
         <w:shd w:val="clear" w:color="auto" w:fill="121314"/>
         <w:spacing w:after="0" w:line="285" w:lineRule="atLeast"/>
-        <w:rPr>
-          <w:rFonts w:ascii="Consolas" w:eastAsia="Times New Roman" w:hAnsi="Consolas" w:cs="Times New Roman"/>
-          <w:color w:val="BBBEBF"/>
-          <w:kern w:val="0"/>
-          <w:sz w:val="21"/>
-          <w:szCs w:val="21"/>
-          <w:lang w:eastAsia="ru-RU"/>
-          <w14:ligatures w14:val="none"/>
-        </w:rPr>
-      </w:pPr>
-      <w:r>
-        <w:rPr>
-          <w:rFonts w:ascii="Consolas" w:eastAsia="Times New Roman" w:hAnsi="Consolas" w:cs="Times New Roman"/>
-          <w:color w:val="BBBEBF"/>
-          <w:kern w:val="0"/>
-          <w:sz w:val="21"/>
-          <w:szCs w:val="21"/>
-          <w:lang w:eastAsia="ru-RU"/>
-          <w14:ligatures w14:val="none"/>
-        </w:rPr>
-        <w:t>        },</w:t>
-      </w:r>
-    </w:p>
-    <w:p>
-      <w:pPr>
-        <w:pStyle w:val="a7"/>
-        <w:numPr>
-          <w:ilvl w:val="0"/>
-          <w:numId w:val="1"/>
-        </w:numPr>
+        <w:ind w:left="360"/>
+        <w:rPr>
+          <w:rFonts w:ascii="Consolas" w:eastAsia="Times New Roman" w:hAnsi="Consolas" w:cs="Times New Roman"/>
+          <w:color w:val="BBBEBF"/>
+          <w:kern w:val="0"/>
+          <w:sz w:val="21"/>
+          <w:szCs w:val="21"/>
+          <w:lang w:eastAsia="ru-RU"/>
+          <w14:ligatures w14:val="none"/>
+        </w:rPr>
+      </w:pPr>
+      <w:r>
+        <w:rPr>
+          <w:rFonts w:ascii="Consolas" w:eastAsia="Times New Roman" w:hAnsi="Consolas" w:cs="Times New Roman"/>
+          <w:color w:val="BBBEBF"/>
+          <w:kern w:val="0"/>
+          <w:sz w:val="21"/>
+          <w:szCs w:val="21"/>
+          <w:lang w:eastAsia="ru-RU"/>
+          <w14:ligatures w14:val="none"/>
+        </w:rPr>
+        <w:t xml:space="preserve">            </w:t>
+      </w:r>
+      <w:r>
+        <w:rPr>
+          <w:rFonts w:ascii="Consolas" w:eastAsia="Times New Roman" w:hAnsi="Consolas" w:cs="Times New Roman"/>
+          <w:color w:val="7EE787"/>
+          <w:kern w:val="0"/>
+          <w:sz w:val="21"/>
+          <w:szCs w:val="21"/>
+          <w:lang w:eastAsia="ru-RU"/>
+          <w14:ligatures w14:val="none"/>
+        </w:rPr>
+        <w:t>"</w:t>
+      </w:r>
+      <w:proofErr w:type="spellStart"/>
+      <w:r>
+        <w:rPr>
+          <w:rFonts w:ascii="Consolas" w:eastAsia="Times New Roman" w:hAnsi="Consolas" w:cs="Times New Roman"/>
+          <w:color w:val="7EE787"/>
+          <w:kern w:val="0"/>
+          <w:sz w:val="21"/>
+          <w:szCs w:val="21"/>
+          <w:lang w:eastAsia="ru-RU"/>
+          <w14:ligatures w14:val="none"/>
+        </w:rPr>
+        <w:t>delivery_minutes_max</w:t>
+      </w:r>
+      <w:proofErr w:type="spellEnd"/>
+      <w:r>
+        <w:rPr>
+          <w:rFonts w:ascii="Consolas" w:eastAsia="Times New Roman" w:hAnsi="Consolas" w:cs="Times New Roman"/>
+          <w:color w:val="7EE787"/>
+          <w:kern w:val="0"/>
+          <w:sz w:val="21"/>
+          <w:szCs w:val="21"/>
+          <w:lang w:eastAsia="ru-RU"/>
+          <w14:ligatures w14:val="none"/>
+        </w:rPr>
+        <w:t>"</w:t>
+      </w:r>
+      <w:r>
+        <w:rPr>
+          <w:rFonts w:ascii="Consolas" w:eastAsia="Times New Roman" w:hAnsi="Consolas" w:cs="Times New Roman"/>
+          <w:color w:val="BBBEBF"/>
+          <w:kern w:val="0"/>
+          <w:sz w:val="21"/>
+          <w:szCs w:val="21"/>
+          <w:lang w:eastAsia="ru-RU"/>
+          <w14:ligatures w14:val="none"/>
+        </w:rPr>
+        <w:t xml:space="preserve">: </w:t>
+      </w:r>
+      <w:proofErr w:type="spellStart"/>
+      <w:r>
+        <w:rPr>
+          <w:rFonts w:ascii="Consolas" w:eastAsia="Times New Roman" w:hAnsi="Consolas" w:cs="Times New Roman"/>
+          <w:color w:val="569CD6"/>
+          <w:kern w:val="0"/>
+          <w:sz w:val="21"/>
+          <w:szCs w:val="21"/>
+          <w:lang w:eastAsia="ru-RU"/>
+          <w14:ligatures w14:val="none"/>
+        </w:rPr>
+        <w:t>null</w:t>
+      </w:r>
+      <w:proofErr w:type="spellEnd"/>
+      <w:r>
+        <w:rPr>
+          <w:rFonts w:ascii="Consolas" w:eastAsia="Times New Roman" w:hAnsi="Consolas" w:cs="Times New Roman"/>
+          <w:color w:val="BBBEBF"/>
+          <w:kern w:val="0"/>
+          <w:sz w:val="21"/>
+          <w:szCs w:val="21"/>
+          <w:lang w:eastAsia="ru-RU"/>
+          <w14:ligatures w14:val="none"/>
+        </w:rPr>
+        <w:t>,</w:t>
+      </w:r>
+    </w:p>
+    <w:p>
+      <w:pPr>
         <w:shd w:val="clear" w:color="auto" w:fill="121314"/>
         <w:spacing w:after="0" w:line="285" w:lineRule="atLeast"/>
-        <w:rPr>
-          <w:rFonts w:ascii="Consolas" w:eastAsia="Times New Roman" w:hAnsi="Consolas" w:cs="Times New Roman"/>
-          <w:color w:val="BBBEBF"/>
-          <w:kern w:val="0"/>
-          <w:sz w:val="21"/>
-          <w:szCs w:val="21"/>
-          <w:lang w:eastAsia="ru-RU"/>
-          <w14:ligatures w14:val="none"/>
-        </w:rPr>
-      </w:pPr>
-      <w:r>
-        <w:rPr>
-          <w:rFonts w:ascii="Consolas" w:eastAsia="Times New Roman" w:hAnsi="Consolas" w:cs="Times New Roman"/>
-          <w:color w:val="BBBEBF"/>
-          <w:kern w:val="0"/>
-          <w:sz w:val="21"/>
-          <w:szCs w:val="21"/>
-          <w:lang w:eastAsia="ru-RU"/>
-          <w14:ligatures w14:val="none"/>
-        </w:rPr>
-        <w:t>        {</w:t>
-      </w:r>
-    </w:p>
-    <w:p>
-      <w:pPr>
-        <w:pStyle w:val="a7"/>
-        <w:numPr>
-          <w:ilvl w:val="0"/>
-          <w:numId w:val="1"/>
-        </w:numPr>
+        <w:ind w:left="360"/>
+        <w:rPr>
+          <w:rFonts w:ascii="Consolas" w:eastAsia="Times New Roman" w:hAnsi="Consolas" w:cs="Times New Roman"/>
+          <w:color w:val="BBBEBF"/>
+          <w:kern w:val="0"/>
+          <w:sz w:val="21"/>
+          <w:szCs w:val="21"/>
+          <w:lang w:eastAsia="ru-RU"/>
+          <w14:ligatures w14:val="none"/>
+        </w:rPr>
+      </w:pPr>
+      <w:r>
+        <w:rPr>
+          <w:rFonts w:ascii="Consolas" w:eastAsia="Times New Roman" w:hAnsi="Consolas" w:cs="Times New Roman"/>
+          <w:color w:val="BBBEBF"/>
+          <w:kern w:val="0"/>
+          <w:sz w:val="21"/>
+          <w:szCs w:val="21"/>
+          <w:lang w:eastAsia="ru-RU"/>
+          <w14:ligatures w14:val="none"/>
+        </w:rPr>
+        <w:t xml:space="preserve">            </w:t>
+      </w:r>
+      <w:r>
+        <w:rPr>
+          <w:rFonts w:ascii="Consolas" w:eastAsia="Times New Roman" w:hAnsi="Consolas" w:cs="Times New Roman"/>
+          <w:color w:val="7EE787"/>
+          <w:kern w:val="0"/>
+          <w:sz w:val="21"/>
+          <w:szCs w:val="21"/>
+          <w:lang w:eastAsia="ru-RU"/>
+          <w14:ligatures w14:val="none"/>
+        </w:rPr>
+        <w:t>"</w:t>
+      </w:r>
+      <w:proofErr w:type="spellStart"/>
+      <w:r>
+        <w:rPr>
+          <w:rFonts w:ascii="Consolas" w:eastAsia="Times New Roman" w:hAnsi="Consolas" w:cs="Times New Roman"/>
+          <w:color w:val="7EE787"/>
+          <w:kern w:val="0"/>
+          <w:sz w:val="21"/>
+          <w:szCs w:val="21"/>
+          <w:lang w:eastAsia="ru-RU"/>
+          <w14:ligatures w14:val="none"/>
+        </w:rPr>
+        <w:t>shipping_options</w:t>
+      </w:r>
+      <w:proofErr w:type="spellEnd"/>
+      <w:r>
+        <w:rPr>
+          <w:rFonts w:ascii="Consolas" w:eastAsia="Times New Roman" w:hAnsi="Consolas" w:cs="Times New Roman"/>
+          <w:color w:val="7EE787"/>
+          <w:kern w:val="0"/>
+          <w:sz w:val="21"/>
+          <w:szCs w:val="21"/>
+          <w:lang w:eastAsia="ru-RU"/>
+          <w14:ligatures w14:val="none"/>
+        </w:rPr>
+        <w:t>"</w:t>
+      </w:r>
+      <w:r>
+        <w:rPr>
+          <w:rFonts w:ascii="Consolas" w:eastAsia="Times New Roman" w:hAnsi="Consolas" w:cs="Times New Roman"/>
+          <w:color w:val="BBBEBF"/>
+          <w:kern w:val="0"/>
+          <w:sz w:val="21"/>
+          <w:szCs w:val="21"/>
+          <w:lang w:eastAsia="ru-RU"/>
+          <w14:ligatures w14:val="none"/>
+        </w:rPr>
+        <w:t>: {</w:t>
+      </w:r>
+    </w:p>
+    <w:p>
+      <w:pPr>
         <w:shd w:val="clear" w:color="auto" w:fill="121314"/>
         <w:spacing w:after="0" w:line="285" w:lineRule="atLeast"/>
-        <w:rPr>
-          <w:rFonts w:ascii="Consolas" w:eastAsia="Times New Roman" w:hAnsi="Consolas" w:cs="Times New Roman"/>
-          <w:color w:val="BBBEBF"/>
-          <w:kern w:val="0"/>
-          <w:sz w:val="21"/>
-          <w:szCs w:val="21"/>
-          <w:lang w:eastAsia="ru-RU"/>
-          <w14:ligatures w14:val="none"/>
-        </w:rPr>
-      </w:pPr>
-      <w:r>
-        <w:rPr>
-          <w:rFonts w:ascii="Consolas" w:eastAsia="Times New Roman" w:hAnsi="Consolas" w:cs="Times New Roman"/>
-          <w:color w:val="BBBEBF"/>
-          <w:kern w:val="0"/>
-          <w:sz w:val="21"/>
-          <w:szCs w:val="21"/>
-          <w:lang w:eastAsia="ru-RU"/>
-          <w14:ligatures w14:val="none"/>
-        </w:rPr>
-        <w:t xml:space="preserve">            </w:t>
-      </w:r>
-      <w:r>
-        <w:rPr>
-          <w:rFonts w:ascii="Consolas" w:eastAsia="Times New Roman" w:hAnsi="Consolas" w:cs="Times New Roman"/>
-          <w:color w:val="7EE787"/>
-          <w:kern w:val="0"/>
-          <w:sz w:val="21"/>
-          <w:szCs w:val="21"/>
-          <w:lang w:eastAsia="ru-RU"/>
-          <w14:ligatures w14:val="none"/>
-        </w:rPr>
-        <w:t>"store_id"</w:t>
+        <w:ind w:left="360"/>
+        <w:rPr>
+          <w:rFonts w:ascii="Consolas" w:eastAsia="Times New Roman" w:hAnsi="Consolas" w:cs="Times New Roman"/>
+          <w:color w:val="BBBEBF"/>
+          <w:kern w:val="0"/>
+          <w:sz w:val="21"/>
+          <w:szCs w:val="21"/>
+          <w:lang w:eastAsia="ru-RU"/>
+          <w14:ligatures w14:val="none"/>
+        </w:rPr>
+      </w:pPr>
+      <w:r>
+        <w:rPr>
+          <w:rFonts w:ascii="Consolas" w:eastAsia="Times New Roman" w:hAnsi="Consolas" w:cs="Times New Roman"/>
+          <w:color w:val="BBBEBF"/>
+          <w:kern w:val="0"/>
+          <w:sz w:val="21"/>
+          <w:szCs w:val="21"/>
+          <w:lang w:eastAsia="ru-RU"/>
+          <w14:ligatures w14:val="none"/>
+        </w:rPr>
+        <w:t xml:space="preserve">                </w:t>
+      </w:r>
+      <w:r>
+        <w:rPr>
+          <w:rFonts w:ascii="Consolas" w:eastAsia="Times New Roman" w:hAnsi="Consolas" w:cs="Times New Roman"/>
+          <w:color w:val="7EE787"/>
+          <w:kern w:val="0"/>
+          <w:sz w:val="21"/>
+          <w:szCs w:val="21"/>
+          <w:lang w:eastAsia="ru-RU"/>
+          <w14:ligatures w14:val="none"/>
+        </w:rPr>
+        <w:t>"</w:t>
+      </w:r>
+      <w:proofErr w:type="spellStart"/>
+      <w:r>
+        <w:rPr>
+          <w:rFonts w:ascii="Consolas" w:eastAsia="Times New Roman" w:hAnsi="Consolas" w:cs="Times New Roman"/>
+          <w:color w:val="7EE787"/>
+          <w:kern w:val="0"/>
+          <w:sz w:val="21"/>
+          <w:szCs w:val="21"/>
+          <w:lang w:eastAsia="ru-RU"/>
+          <w14:ligatures w14:val="none"/>
+        </w:rPr>
+        <w:t>date</w:t>
+      </w:r>
+      <w:proofErr w:type="spellEnd"/>
+      <w:r>
+        <w:rPr>
+          <w:rFonts w:ascii="Consolas" w:eastAsia="Times New Roman" w:hAnsi="Consolas" w:cs="Times New Roman"/>
+          <w:color w:val="7EE787"/>
+          <w:kern w:val="0"/>
+          <w:sz w:val="21"/>
+          <w:szCs w:val="21"/>
+          <w:lang w:eastAsia="ru-RU"/>
+          <w14:ligatures w14:val="none"/>
+        </w:rPr>
+        <w:t>"</w:t>
       </w:r>
       <w:r>
         <w:rPr>
@@ -2335,14 +2934,14 @@
       <w:r>
         <w:rPr>
           <w:rFonts w:ascii="Consolas" w:eastAsia="Times New Roman" w:hAnsi="Consolas" w:cs="Times New Roman"/>
-          <w:color w:val="B5CEA8"/>
-          <w:kern w:val="0"/>
-          <w:sz w:val="21"/>
-          <w:szCs w:val="21"/>
-          <w:lang w:eastAsia="ru-RU"/>
-          <w14:ligatures w14:val="none"/>
-        </w:rPr>
-        <w:t>4</w:t>
+          <w:color w:val="A5D6FF"/>
+          <w:kern w:val="0"/>
+          <w:sz w:val="21"/>
+          <w:szCs w:val="21"/>
+          <w:lang w:eastAsia="ru-RU"/>
+          <w14:ligatures w14:val="none"/>
+        </w:rPr>
+        <w:t>"2026-05-20"</w:t>
       </w:r>
       <w:r>
         <w:rPr>
@@ -2359,46 +2958,68 @@
     </w:p>
     <w:p>
       <w:pPr>
-        <w:pStyle w:val="a7"/>
-        <w:numPr>
-          <w:ilvl w:val="0"/>
-          <w:numId w:val="1"/>
-        </w:numPr>
         <w:shd w:val="clear" w:color="auto" w:fill="121314"/>
         <w:spacing w:after="0" w:line="285" w:lineRule="atLeast"/>
-        <w:rPr>
-          <w:rFonts w:ascii="Consolas" w:eastAsia="Times New Roman" w:hAnsi="Consolas" w:cs="Times New Roman"/>
-          <w:color w:val="BBBEBF"/>
-          <w:kern w:val="0"/>
-          <w:sz w:val="21"/>
-          <w:szCs w:val="21"/>
-          <w:lang w:eastAsia="ru-RU"/>
-          <w14:ligatures w14:val="none"/>
-        </w:rPr>
-      </w:pPr>
-      <w:r>
-        <w:rPr>
-          <w:rFonts w:ascii="Consolas" w:eastAsia="Times New Roman" w:hAnsi="Consolas" w:cs="Times New Roman"/>
-          <w:color w:val="BBBEBF"/>
-          <w:kern w:val="0"/>
-          <w:sz w:val="21"/>
-          <w:szCs w:val="21"/>
-          <w:lang w:eastAsia="ru-RU"/>
-          <w14:ligatures w14:val="none"/>
-        </w:rPr>
-        <w:t xml:space="preserve">            </w:t>
-      </w:r>
-      <w:r>
-        <w:rPr>
-          <w:rFonts w:ascii="Consolas" w:eastAsia="Times New Roman" w:hAnsi="Consolas" w:cs="Times New Roman"/>
-          <w:color w:val="7EE787"/>
-          <w:kern w:val="0"/>
-          <w:sz w:val="21"/>
-          <w:szCs w:val="21"/>
-          <w:lang w:eastAsia="ru-RU"/>
-          <w14:ligatures w14:val="none"/>
-        </w:rPr>
-        <w:t>"name"</w:t>
+        <w:ind w:left="360"/>
+        <w:rPr>
+          <w:rFonts w:ascii="Consolas" w:eastAsia="Times New Roman" w:hAnsi="Consolas" w:cs="Times New Roman"/>
+          <w:color w:val="BBBEBF"/>
+          <w:kern w:val="0"/>
+          <w:sz w:val="21"/>
+          <w:szCs w:val="21"/>
+          <w:lang w:eastAsia="ru-RU"/>
+          <w14:ligatures w14:val="none"/>
+        </w:rPr>
+      </w:pPr>
+      <w:r>
+        <w:rPr>
+          <w:rFonts w:ascii="Consolas" w:eastAsia="Times New Roman" w:hAnsi="Consolas" w:cs="Times New Roman"/>
+          <w:color w:val="BBBEBF"/>
+          <w:kern w:val="0"/>
+          <w:sz w:val="21"/>
+          <w:szCs w:val="21"/>
+          <w:lang w:eastAsia="ru-RU"/>
+          <w14:ligatures w14:val="none"/>
+        </w:rPr>
+        <w:t xml:space="preserve">                </w:t>
+      </w:r>
+      <w:r>
+        <w:rPr>
+          <w:rFonts w:ascii="Consolas" w:eastAsia="Times New Roman" w:hAnsi="Consolas" w:cs="Times New Roman"/>
+          <w:color w:val="7EE787"/>
+          <w:kern w:val="0"/>
+          <w:sz w:val="21"/>
+          <w:szCs w:val="21"/>
+          <w:lang w:eastAsia="ru-RU"/>
+          <w14:ligatures w14:val="none"/>
+        </w:rPr>
+        <w:t>"</w:t>
+      </w:r>
+      <w:proofErr w:type="spellStart"/>
+      <w:r>
+        <w:rPr>
+          <w:rFonts w:ascii="Consolas" w:eastAsia="Times New Roman" w:hAnsi="Consolas" w:cs="Times New Roman"/>
+          <w:color w:val="7EE787"/>
+          <w:kern w:val="0"/>
+          <w:sz w:val="21"/>
+          <w:szCs w:val="21"/>
+          <w:lang w:eastAsia="ru-RU"/>
+          <w14:ligatures w14:val="none"/>
+        </w:rPr>
+        <w:t>time_start</w:t>
+      </w:r>
+      <w:proofErr w:type="spellEnd"/>
+      <w:r>
+        <w:rPr>
+          <w:rFonts w:ascii="Consolas" w:eastAsia="Times New Roman" w:hAnsi="Consolas" w:cs="Times New Roman"/>
+          <w:color w:val="7EE787"/>
+          <w:kern w:val="0"/>
+          <w:sz w:val="21"/>
+          <w:szCs w:val="21"/>
+          <w:lang w:eastAsia="ru-RU"/>
+          <w14:ligatures w14:val="none"/>
+        </w:rPr>
+        <w:t>"</w:t>
       </w:r>
       <w:r>
         <w:rPr>
@@ -2422,7 +3043,7 @@
           <w:lang w:eastAsia="ru-RU"/>
           <w14:ligatures w14:val="none"/>
         </w:rPr>
-        <w:t>"Виктория"</w:t>
+        <w:t>"18:00"</w:t>
       </w:r>
       <w:r>
         <w:rPr>
@@ -2439,55 +3060,77 @@
     </w:p>
     <w:p>
       <w:pPr>
-        <w:pStyle w:val="a7"/>
-        <w:numPr>
-          <w:ilvl w:val="0"/>
-          <w:numId w:val="1"/>
-        </w:numPr>
         <w:shd w:val="clear" w:color="auto" w:fill="121314"/>
         <w:spacing w:after="0" w:line="285" w:lineRule="atLeast"/>
-        <w:rPr>
-          <w:rFonts w:ascii="Consolas" w:eastAsia="Times New Roman" w:hAnsi="Consolas" w:cs="Times New Roman"/>
-          <w:color w:val="BBBEBF"/>
-          <w:kern w:val="0"/>
-          <w:sz w:val="21"/>
-          <w:szCs w:val="21"/>
-          <w:lang w:val="en-US" w:eastAsia="ru-RU"/>
-          <w14:ligatures w14:val="none"/>
-        </w:rPr>
-      </w:pPr>
-      <w:r>
-        <w:rPr>
-          <w:rFonts w:ascii="Consolas" w:eastAsia="Times New Roman" w:hAnsi="Consolas" w:cs="Times New Roman"/>
-          <w:color w:val="BBBEBF"/>
-          <w:kern w:val="0"/>
-          <w:sz w:val="21"/>
-          <w:szCs w:val="21"/>
-          <w:lang w:val="en-US" w:eastAsia="ru-RU"/>
-          <w14:ligatures w14:val="none"/>
-        </w:rPr>
-        <w:t xml:space="preserve">            </w:t>
-      </w:r>
-      <w:r>
-        <w:rPr>
-          <w:rFonts w:ascii="Consolas" w:eastAsia="Times New Roman" w:hAnsi="Consolas" w:cs="Times New Roman"/>
-          <w:color w:val="7EE787"/>
-          <w:kern w:val="0"/>
-          <w:sz w:val="21"/>
-          <w:szCs w:val="21"/>
-          <w:lang w:val="en-US" w:eastAsia="ru-RU"/>
-          <w14:ligatures w14:val="none"/>
-        </w:rPr>
-        <w:t>"thumbnail"</w:t>
-      </w:r>
-      <w:r>
-        <w:rPr>
-          <w:rFonts w:ascii="Consolas" w:eastAsia="Times New Roman" w:hAnsi="Consolas" w:cs="Times New Roman"/>
-          <w:color w:val="BBBEBF"/>
-          <w:kern w:val="0"/>
-          <w:sz w:val="21"/>
-          <w:szCs w:val="21"/>
-          <w:lang w:val="en-US" w:eastAsia="ru-RU"/>
+        <w:ind w:left="360"/>
+        <w:rPr>
+          <w:rFonts w:ascii="Consolas" w:eastAsia="Times New Roman" w:hAnsi="Consolas" w:cs="Times New Roman"/>
+          <w:color w:val="BBBEBF"/>
+          <w:kern w:val="0"/>
+          <w:sz w:val="21"/>
+          <w:szCs w:val="21"/>
+          <w:lang w:eastAsia="ru-RU"/>
+          <w14:ligatures w14:val="none"/>
+        </w:rPr>
+      </w:pPr>
+      <w:r>
+        <w:rPr>
+          <w:rFonts w:ascii="Consolas" w:eastAsia="Times New Roman" w:hAnsi="Consolas" w:cs="Times New Roman"/>
+          <w:color w:val="BBBEBF"/>
+          <w:kern w:val="0"/>
+          <w:sz w:val="21"/>
+          <w:szCs w:val="21"/>
+          <w:lang w:eastAsia="ru-RU"/>
+          <w14:ligatures w14:val="none"/>
+        </w:rPr>
+        <w:t xml:space="preserve">                </w:t>
+      </w:r>
+      <w:r>
+        <w:rPr>
+          <w:rFonts w:ascii="Consolas" w:eastAsia="Times New Roman" w:hAnsi="Consolas" w:cs="Times New Roman"/>
+          <w:color w:val="7EE787"/>
+          <w:kern w:val="0"/>
+          <w:sz w:val="21"/>
+          <w:szCs w:val="21"/>
+          <w:lang w:eastAsia="ru-RU"/>
+          <w14:ligatures w14:val="none"/>
+        </w:rPr>
+        <w:t>"</w:t>
+      </w:r>
+      <w:proofErr w:type="spellStart"/>
+      <w:r>
+        <w:rPr>
+          <w:rFonts w:ascii="Consolas" w:eastAsia="Times New Roman" w:hAnsi="Consolas" w:cs="Times New Roman"/>
+          <w:color w:val="7EE787"/>
+          <w:kern w:val="0"/>
+          <w:sz w:val="21"/>
+          <w:szCs w:val="21"/>
+          <w:lang w:eastAsia="ru-RU"/>
+          <w14:ligatures w14:val="none"/>
+        </w:rPr>
+        <w:t>time_end</w:t>
+      </w:r>
+      <w:proofErr w:type="spellEnd"/>
+      <w:r>
+        <w:rPr>
+          <w:rFonts w:ascii="Consolas" w:eastAsia="Times New Roman" w:hAnsi="Consolas" w:cs="Times New Roman"/>
+          <w:color w:val="7EE787"/>
+          <w:kern w:val="0"/>
+          <w:sz w:val="21"/>
+          <w:szCs w:val="21"/>
+          <w:lang w:eastAsia="ru-RU"/>
+          <w14:ligatures w14:val="none"/>
+        </w:rPr>
+        <w:t>"</w:t>
+      </w:r>
+      <w:r>
+        <w:rPr>
+          <w:rFonts w:ascii="Consolas" w:eastAsia="Times New Roman" w:hAnsi="Consolas" w:cs="Times New Roman"/>
+          <w:color w:val="BBBEBF"/>
+          <w:kern w:val="0"/>
+          <w:sz w:val="21"/>
+          <w:szCs w:val="21"/>
+          <w:lang w:eastAsia="ru-RU"/>
           <w14:ligatures w14:val="none"/>
         </w:rPr>
         <w:t xml:space="preserve">: </w:t>
@@ -2499,273 +3142,101 @@
           <w:kern w:val="0"/>
           <w:sz w:val="21"/>
           <w:szCs w:val="21"/>
-          <w:lang w:val="en-US" w:eastAsia="ru-RU"/>
-          <w14:ligatures w14:val="none"/>
-        </w:rPr>
-        <w:t>"victoria.ru/victoria_image_thumb.png"</w:t>
-      </w:r>
-      <w:r>
-        <w:rPr>
-          <w:rFonts w:ascii="Consolas" w:eastAsia="Times New Roman" w:hAnsi="Consolas" w:cs="Times New Roman"/>
-          <w:color w:val="BBBEBF"/>
-          <w:kern w:val="0"/>
-          <w:sz w:val="21"/>
-          <w:szCs w:val="21"/>
-          <w:lang w:val="en-US" w:eastAsia="ru-RU"/>
-          <w14:ligatures w14:val="none"/>
-        </w:rPr>
-        <w:t>,</w:t>
-      </w:r>
-    </w:p>
-    <w:p>
-      <w:pPr>
-        <w:pStyle w:val="a7"/>
-        <w:numPr>
-          <w:ilvl w:val="0"/>
-          <w:numId w:val="1"/>
-        </w:numPr>
+          <w:lang w:eastAsia="ru-RU"/>
+          <w14:ligatures w14:val="none"/>
+        </w:rPr>
+        <w:t>"20:00"</w:t>
+      </w:r>
+    </w:p>
+    <w:p>
+      <w:pPr>
         <w:shd w:val="clear" w:color="auto" w:fill="121314"/>
         <w:spacing w:after="0" w:line="285" w:lineRule="atLeast"/>
-        <w:rPr>
-          <w:rFonts w:ascii="Consolas" w:eastAsia="Times New Roman" w:hAnsi="Consolas" w:cs="Times New Roman"/>
-          <w:color w:val="BBBEBF"/>
-          <w:kern w:val="0"/>
-          <w:sz w:val="21"/>
-          <w:szCs w:val="21"/>
-          <w:lang w:eastAsia="ru-RU"/>
-          <w14:ligatures w14:val="none"/>
-        </w:rPr>
-      </w:pPr>
-      <w:r>
-        <w:rPr>
-          <w:rFonts w:ascii="Consolas" w:eastAsia="Times New Roman" w:hAnsi="Consolas" w:cs="Times New Roman"/>
-          <w:color w:val="BBBEBF"/>
-          <w:kern w:val="0"/>
-          <w:sz w:val="21"/>
-          <w:szCs w:val="21"/>
-          <w:lang w:val="en-US" w:eastAsia="ru-RU"/>
-          <w14:ligatures w14:val="none"/>
-        </w:rPr>
-        <w:t xml:space="preserve">            </w:t>
-      </w:r>
-      <w:r>
-        <w:rPr>
-          <w:rFonts w:ascii="Consolas" w:eastAsia="Times New Roman" w:hAnsi="Consolas" w:cs="Times New Roman"/>
-          <w:color w:val="7EE787"/>
-          <w:kern w:val="0"/>
-          <w:sz w:val="21"/>
-          <w:szCs w:val="21"/>
-          <w:lang w:eastAsia="ru-RU"/>
-          <w14:ligatures w14:val="none"/>
-        </w:rPr>
-        <w:t>"express_delivery"</w:t>
-      </w:r>
-      <w:r>
-        <w:rPr>
-          <w:rFonts w:ascii="Consolas" w:eastAsia="Times New Roman" w:hAnsi="Consolas" w:cs="Times New Roman"/>
-          <w:color w:val="BBBEBF"/>
-          <w:kern w:val="0"/>
-          <w:sz w:val="21"/>
-          <w:szCs w:val="21"/>
-          <w:lang w:eastAsia="ru-RU"/>
-          <w14:ligatures w14:val="none"/>
-        </w:rPr>
-        <w:t xml:space="preserve">: </w:t>
-      </w:r>
-      <w:r>
-        <w:rPr>
-          <w:rFonts w:ascii="Consolas" w:eastAsia="Times New Roman" w:hAnsi="Consolas" w:cs="Times New Roman"/>
-          <w:color w:val="569CD6"/>
-          <w:kern w:val="0"/>
-          <w:sz w:val="21"/>
-          <w:szCs w:val="21"/>
-          <w:lang w:eastAsia="ru-RU"/>
-          <w14:ligatures w14:val="none"/>
-        </w:rPr>
-        <w:t>false</w:t>
-      </w:r>
-      <w:r>
-        <w:rPr>
-          <w:rFonts w:ascii="Consolas" w:eastAsia="Times New Roman" w:hAnsi="Consolas" w:cs="Times New Roman"/>
-          <w:color w:val="BBBEBF"/>
-          <w:kern w:val="0"/>
-          <w:sz w:val="21"/>
-          <w:szCs w:val="21"/>
-          <w:lang w:eastAsia="ru-RU"/>
-          <w14:ligatures w14:val="none"/>
-        </w:rPr>
-        <w:t>,</w:t>
-      </w:r>
-    </w:p>
-    <w:p>
-      <w:pPr>
-        <w:pStyle w:val="a7"/>
-        <w:numPr>
-          <w:ilvl w:val="0"/>
-          <w:numId w:val="1"/>
-        </w:numPr>
+        <w:ind w:left="360"/>
+        <w:rPr>
+          <w:rFonts w:ascii="Consolas" w:eastAsia="Times New Roman" w:hAnsi="Consolas" w:cs="Times New Roman"/>
+          <w:color w:val="BBBEBF"/>
+          <w:kern w:val="0"/>
+          <w:sz w:val="21"/>
+          <w:szCs w:val="21"/>
+          <w:lang w:eastAsia="ru-RU"/>
+          <w14:ligatures w14:val="none"/>
+        </w:rPr>
+      </w:pPr>
+      <w:r>
+        <w:rPr>
+          <w:rFonts w:ascii="Consolas" w:eastAsia="Times New Roman" w:hAnsi="Consolas" w:cs="Times New Roman"/>
+          <w:color w:val="BBBEBF"/>
+          <w:kern w:val="0"/>
+          <w:sz w:val="21"/>
+          <w:szCs w:val="21"/>
+          <w:lang w:eastAsia="ru-RU"/>
+          <w14:ligatures w14:val="none"/>
+        </w:rPr>
+        <w:t>            }</w:t>
+      </w:r>
+    </w:p>
+    <w:p>
+      <w:pPr>
         <w:shd w:val="clear" w:color="auto" w:fill="121314"/>
         <w:spacing w:after="0" w:line="285" w:lineRule="atLeast"/>
-        <w:rPr>
-          <w:rFonts w:ascii="Consolas" w:eastAsia="Times New Roman" w:hAnsi="Consolas" w:cs="Times New Roman"/>
-          <w:color w:val="BBBEBF"/>
-          <w:kern w:val="0"/>
-          <w:sz w:val="21"/>
-          <w:szCs w:val="21"/>
-          <w:lang w:eastAsia="ru-RU"/>
-          <w14:ligatures w14:val="none"/>
-        </w:rPr>
-      </w:pPr>
-      <w:r>
-        <w:rPr>
-          <w:rFonts w:ascii="Consolas" w:eastAsia="Times New Roman" w:hAnsi="Consolas" w:cs="Times New Roman"/>
-          <w:color w:val="BBBEBF"/>
-          <w:kern w:val="0"/>
-          <w:sz w:val="21"/>
-          <w:szCs w:val="21"/>
-          <w:lang w:eastAsia="ru-RU"/>
-          <w14:ligatures w14:val="none"/>
-        </w:rPr>
-        <w:t xml:space="preserve">            </w:t>
-      </w:r>
-      <w:r>
-        <w:rPr>
-          <w:rFonts w:ascii="Consolas" w:eastAsia="Times New Roman" w:hAnsi="Consolas" w:cs="Times New Roman"/>
-          <w:color w:val="7EE787"/>
-          <w:kern w:val="0"/>
-          <w:sz w:val="21"/>
-          <w:szCs w:val="21"/>
-          <w:lang w:eastAsia="ru-RU"/>
-          <w14:ligatures w14:val="none"/>
-        </w:rPr>
-        <w:t>"delivery_minutes_min"</w:t>
-      </w:r>
-      <w:r>
-        <w:rPr>
-          <w:rFonts w:ascii="Consolas" w:eastAsia="Times New Roman" w:hAnsi="Consolas" w:cs="Times New Roman"/>
-          <w:color w:val="BBBEBF"/>
-          <w:kern w:val="0"/>
-          <w:sz w:val="21"/>
-          <w:szCs w:val="21"/>
-          <w:lang w:eastAsia="ru-RU"/>
-          <w14:ligatures w14:val="none"/>
-        </w:rPr>
-        <w:t xml:space="preserve">: </w:t>
-      </w:r>
-      <w:r>
-        <w:rPr>
-          <w:rFonts w:ascii="Consolas" w:eastAsia="Times New Roman" w:hAnsi="Consolas" w:cs="Times New Roman"/>
-          <w:color w:val="569CD6"/>
-          <w:kern w:val="0"/>
-          <w:sz w:val="21"/>
-          <w:szCs w:val="21"/>
-          <w:lang w:eastAsia="ru-RU"/>
-          <w14:ligatures w14:val="none"/>
-        </w:rPr>
-        <w:t>null</w:t>
-      </w:r>
-      <w:r>
-        <w:rPr>
-          <w:rFonts w:ascii="Consolas" w:eastAsia="Times New Roman" w:hAnsi="Consolas" w:cs="Times New Roman"/>
-          <w:color w:val="BBBEBF"/>
-          <w:kern w:val="0"/>
-          <w:sz w:val="21"/>
-          <w:szCs w:val="21"/>
-          <w:lang w:eastAsia="ru-RU"/>
-          <w14:ligatures w14:val="none"/>
-        </w:rPr>
-        <w:t>,</w:t>
-      </w:r>
-    </w:p>
-    <w:p>
-      <w:pPr>
-        <w:pStyle w:val="a7"/>
-        <w:numPr>
-          <w:ilvl w:val="0"/>
-          <w:numId w:val="1"/>
-        </w:numPr>
+        <w:ind w:left="360"/>
+        <w:rPr>
+          <w:rFonts w:ascii="Consolas" w:eastAsia="Times New Roman" w:hAnsi="Consolas" w:cs="Times New Roman"/>
+          <w:color w:val="BBBEBF"/>
+          <w:kern w:val="0"/>
+          <w:sz w:val="21"/>
+          <w:szCs w:val="21"/>
+          <w:lang w:eastAsia="ru-RU"/>
+          <w14:ligatures w14:val="none"/>
+        </w:rPr>
+      </w:pPr>
+      <w:r>
+        <w:rPr>
+          <w:rFonts w:ascii="Consolas" w:eastAsia="Times New Roman" w:hAnsi="Consolas" w:cs="Times New Roman"/>
+          <w:color w:val="BBBEBF"/>
+          <w:kern w:val="0"/>
+          <w:sz w:val="21"/>
+          <w:szCs w:val="21"/>
+          <w:lang w:eastAsia="ru-RU"/>
+          <w14:ligatures w14:val="none"/>
+        </w:rPr>
+        <w:t>        },</w:t>
+      </w:r>
+    </w:p>
+    <w:p>
+      <w:pPr>
         <w:shd w:val="clear" w:color="auto" w:fill="121314"/>
         <w:spacing w:after="0" w:line="285" w:lineRule="atLeast"/>
-        <w:rPr>
-          <w:rFonts w:ascii="Consolas" w:eastAsia="Times New Roman" w:hAnsi="Consolas" w:cs="Times New Roman"/>
-          <w:color w:val="BBBEBF"/>
-          <w:kern w:val="0"/>
-          <w:sz w:val="21"/>
-          <w:szCs w:val="21"/>
-          <w:lang w:eastAsia="ru-RU"/>
-          <w14:ligatures w14:val="none"/>
-        </w:rPr>
-      </w:pPr>
-      <w:r>
-        <w:rPr>
-          <w:rFonts w:ascii="Consolas" w:eastAsia="Times New Roman" w:hAnsi="Consolas" w:cs="Times New Roman"/>
-          <w:color w:val="BBBEBF"/>
-          <w:kern w:val="0"/>
-          <w:sz w:val="21"/>
-          <w:szCs w:val="21"/>
-          <w:lang w:eastAsia="ru-RU"/>
-          <w14:ligatures w14:val="none"/>
-        </w:rPr>
-        <w:t xml:space="preserve">            </w:t>
-      </w:r>
-      <w:r>
-        <w:rPr>
-          <w:rFonts w:ascii="Consolas" w:eastAsia="Times New Roman" w:hAnsi="Consolas" w:cs="Times New Roman"/>
-          <w:color w:val="7EE787"/>
-          <w:kern w:val="0"/>
-          <w:sz w:val="21"/>
-          <w:szCs w:val="21"/>
-          <w:lang w:eastAsia="ru-RU"/>
-          <w14:ligatures w14:val="none"/>
-        </w:rPr>
-        <w:t>"delivery_minutes_max"</w:t>
-      </w:r>
-      <w:r>
-        <w:rPr>
-          <w:rFonts w:ascii="Consolas" w:eastAsia="Times New Roman" w:hAnsi="Consolas" w:cs="Times New Roman"/>
-          <w:color w:val="BBBEBF"/>
-          <w:kern w:val="0"/>
-          <w:sz w:val="21"/>
-          <w:szCs w:val="21"/>
-          <w:lang w:eastAsia="ru-RU"/>
-          <w14:ligatures w14:val="none"/>
-        </w:rPr>
-        <w:t xml:space="preserve">: </w:t>
-      </w:r>
-      <w:r>
-        <w:rPr>
-          <w:rFonts w:ascii="Consolas" w:eastAsia="Times New Roman" w:hAnsi="Consolas" w:cs="Times New Roman"/>
-          <w:color w:val="569CD6"/>
-          <w:kern w:val="0"/>
-          <w:sz w:val="21"/>
-          <w:szCs w:val="21"/>
-          <w:lang w:eastAsia="ru-RU"/>
-          <w14:ligatures w14:val="none"/>
-        </w:rPr>
-        <w:t>null</w:t>
-      </w:r>
-      <w:r>
-        <w:rPr>
-          <w:rFonts w:ascii="Consolas" w:eastAsia="Times New Roman" w:hAnsi="Consolas" w:cs="Times New Roman"/>
-          <w:color w:val="BBBEBF"/>
-          <w:kern w:val="0"/>
-          <w:sz w:val="21"/>
-          <w:szCs w:val="21"/>
-          <w:lang w:eastAsia="ru-RU"/>
-          <w14:ligatures w14:val="none"/>
-        </w:rPr>
-        <w:t>,</w:t>
-      </w:r>
-    </w:p>
-    <w:p>
-      <w:pPr>
-        <w:pStyle w:val="a7"/>
-        <w:numPr>
-          <w:ilvl w:val="0"/>
-          <w:numId w:val="1"/>
-        </w:numPr>
+        <w:ind w:left="360"/>
+        <w:rPr>
+          <w:rFonts w:ascii="Consolas" w:eastAsia="Times New Roman" w:hAnsi="Consolas" w:cs="Times New Roman"/>
+          <w:color w:val="BBBEBF"/>
+          <w:kern w:val="0"/>
+          <w:sz w:val="21"/>
+          <w:szCs w:val="21"/>
+          <w:lang w:eastAsia="ru-RU"/>
+          <w14:ligatures w14:val="none"/>
+        </w:rPr>
+      </w:pPr>
+      <w:r>
+        <w:rPr>
+          <w:rFonts w:ascii="Consolas" w:eastAsia="Times New Roman" w:hAnsi="Consolas" w:cs="Times New Roman"/>
+          <w:color w:val="BBBEBF"/>
+          <w:kern w:val="0"/>
+          <w:sz w:val="21"/>
+          <w:szCs w:val="21"/>
+          <w:lang w:eastAsia="ru-RU"/>
+          <w14:ligatures w14:val="none"/>
+        </w:rPr>
+        <w:t>        {</w:t>
+      </w:r>
+    </w:p>
+    <w:p>
+      <w:pPr>
         <w:shd w:val="clear" w:color="auto" w:fill="121314"/>
         <w:spacing w:after="0" w:line="285" w:lineRule="atLeast"/>
+        <w:ind w:left="360"/>
         <w:rPr>
           <w:rFonts w:ascii="Consolas" w:eastAsia="Times New Roman" w:hAnsi="Consolas" w:cs="Times New Roman"/>
           <w:color w:val="BBBEBF"/>
@@ -2798,7 +3269,33 @@
           <w:lang w:eastAsia="ru-RU"/>
           <w14:ligatures w14:val="none"/>
         </w:rPr>
-        <w:t>"closest_shipping"</w:t>
+        <w:t>"</w:t>
+      </w:r>
+      <w:proofErr w:type="spellStart"/>
+      <w:r>
+        <w:rPr>
+          <w:rFonts w:ascii="Consolas" w:eastAsia="Times New Roman" w:hAnsi="Consolas" w:cs="Times New Roman"/>
+          <w:color w:val="7EE787"/>
+          <w:kern w:val="0"/>
+          <w:sz w:val="21"/>
+          <w:szCs w:val="21"/>
+          <w:lang w:eastAsia="ru-RU"/>
+          <w14:ligatures w14:val="none"/>
+        </w:rPr>
+        <w:t>store_id</w:t>
+      </w:r>
+      <w:proofErr w:type="spellEnd"/>
+      <w:r>
+        <w:rPr>
+          <w:rFonts w:ascii="Consolas" w:eastAsia="Times New Roman" w:hAnsi="Consolas" w:cs="Times New Roman"/>
+          <w:color w:val="7EE787"/>
+          <w:kern w:val="0"/>
+          <w:sz w:val="21"/>
+          <w:szCs w:val="21"/>
+          <w:lang w:eastAsia="ru-RU"/>
+          <w14:ligatures w14:val="none"/>
+        </w:rPr>
+        <w:t>"</w:t>
       </w:r>
       <w:r>
         <w:rPr>
@@ -2815,89 +3312,1974 @@
       <w:r>
         <w:rPr>
           <w:rFonts w:ascii="Consolas" w:eastAsia="Times New Roman" w:hAnsi="Consolas" w:cs="Times New Roman"/>
-          <w:color w:val="A5D6FF"/>
-          <w:kern w:val="0"/>
-          <w:sz w:val="21"/>
-          <w:szCs w:val="21"/>
-          <w:lang w:eastAsia="ru-RU"/>
-          <w14:ligatures w14:val="none"/>
-        </w:rPr>
-        <w:t>"сегодня 17:00 – 19:00"</w:t>
-      </w:r>
-    </w:p>
-    <w:p>
-      <w:pPr>
-        <w:pStyle w:val="a7"/>
-        <w:numPr>
-          <w:ilvl w:val="0"/>
-          <w:numId w:val="1"/>
-        </w:numPr>
+          <w:color w:val="B5CEA8"/>
+          <w:kern w:val="0"/>
+          <w:sz w:val="21"/>
+          <w:szCs w:val="21"/>
+          <w:lang w:eastAsia="ru-RU"/>
+          <w14:ligatures w14:val="none"/>
+        </w:rPr>
+        <w:t>3</w:t>
+      </w:r>
+      <w:r>
+        <w:rPr>
+          <w:rFonts w:ascii="Consolas" w:eastAsia="Times New Roman" w:hAnsi="Consolas" w:cs="Times New Roman"/>
+          <w:color w:val="BBBEBF"/>
+          <w:kern w:val="0"/>
+          <w:sz w:val="21"/>
+          <w:szCs w:val="21"/>
+          <w:lang w:eastAsia="ru-RU"/>
+          <w14:ligatures w14:val="none"/>
+        </w:rPr>
+        <w:t>,</w:t>
+      </w:r>
+    </w:p>
+    <w:p>
+      <w:pPr>
         <w:shd w:val="clear" w:color="auto" w:fill="121314"/>
         <w:spacing w:after="0" w:line="285" w:lineRule="atLeast"/>
-        <w:rPr>
-          <w:rFonts w:ascii="Consolas" w:eastAsia="Times New Roman" w:hAnsi="Consolas" w:cs="Times New Roman"/>
-          <w:color w:val="BBBEBF"/>
-          <w:kern w:val="0"/>
-          <w:sz w:val="21"/>
-          <w:szCs w:val="21"/>
-          <w:lang w:eastAsia="ru-RU"/>
-          <w14:ligatures w14:val="none"/>
-        </w:rPr>
-      </w:pPr>
-      <w:r>
-        <w:rPr>
-          <w:rFonts w:ascii="Consolas" w:eastAsia="Times New Roman" w:hAnsi="Consolas" w:cs="Times New Roman"/>
-          <w:color w:val="BBBEBF"/>
-          <w:kern w:val="0"/>
-          <w:sz w:val="21"/>
-          <w:szCs w:val="21"/>
-          <w:lang w:eastAsia="ru-RU"/>
-          <w14:ligatures w14:val="none"/>
-        </w:rPr>
-        <w:t>        }</w:t>
-      </w:r>
-    </w:p>
-    <w:p>
-      <w:pPr>
-        <w:pStyle w:val="a7"/>
-        <w:numPr>
-          <w:ilvl w:val="0"/>
-          <w:numId w:val="1"/>
-        </w:numPr>
+        <w:ind w:left="360"/>
+        <w:rPr>
+          <w:rFonts w:ascii="Consolas" w:eastAsia="Times New Roman" w:hAnsi="Consolas" w:cs="Times New Roman"/>
+          <w:color w:val="BBBEBF"/>
+          <w:kern w:val="0"/>
+          <w:sz w:val="21"/>
+          <w:szCs w:val="21"/>
+          <w:lang w:eastAsia="ru-RU"/>
+          <w14:ligatures w14:val="none"/>
+        </w:rPr>
+      </w:pPr>
+      <w:r>
+        <w:rPr>
+          <w:rFonts w:ascii="Consolas" w:eastAsia="Times New Roman" w:hAnsi="Consolas" w:cs="Times New Roman"/>
+          <w:color w:val="BBBEBF"/>
+          <w:kern w:val="0"/>
+          <w:sz w:val="21"/>
+          <w:szCs w:val="21"/>
+          <w:lang w:eastAsia="ru-RU"/>
+          <w14:ligatures w14:val="none"/>
+        </w:rPr>
+        <w:t xml:space="preserve">            </w:t>
+      </w:r>
+      <w:r>
+        <w:rPr>
+          <w:rFonts w:ascii="Consolas" w:eastAsia="Times New Roman" w:hAnsi="Consolas" w:cs="Times New Roman"/>
+          <w:color w:val="7EE787"/>
+          <w:kern w:val="0"/>
+          <w:sz w:val="21"/>
+          <w:szCs w:val="21"/>
+          <w:lang w:eastAsia="ru-RU"/>
+          <w14:ligatures w14:val="none"/>
+        </w:rPr>
+        <w:t>"</w:t>
+      </w:r>
+      <w:proofErr w:type="spellStart"/>
+      <w:r>
+        <w:rPr>
+          <w:rFonts w:ascii="Consolas" w:eastAsia="Times New Roman" w:hAnsi="Consolas" w:cs="Times New Roman"/>
+          <w:color w:val="7EE787"/>
+          <w:kern w:val="0"/>
+          <w:sz w:val="21"/>
+          <w:szCs w:val="21"/>
+          <w:lang w:eastAsia="ru-RU"/>
+          <w14:ligatures w14:val="none"/>
+        </w:rPr>
+        <w:t>name</w:t>
+      </w:r>
+      <w:proofErr w:type="spellEnd"/>
+      <w:r>
+        <w:rPr>
+          <w:rFonts w:ascii="Consolas" w:eastAsia="Times New Roman" w:hAnsi="Consolas" w:cs="Times New Roman"/>
+          <w:color w:val="7EE787"/>
+          <w:kern w:val="0"/>
+          <w:sz w:val="21"/>
+          <w:szCs w:val="21"/>
+          <w:lang w:eastAsia="ru-RU"/>
+          <w14:ligatures w14:val="none"/>
+        </w:rPr>
+        <w:t>"</w:t>
+      </w:r>
+      <w:r>
+        <w:rPr>
+          <w:rFonts w:ascii="Consolas" w:eastAsia="Times New Roman" w:hAnsi="Consolas" w:cs="Times New Roman"/>
+          <w:color w:val="BBBEBF"/>
+          <w:kern w:val="0"/>
+          <w:sz w:val="21"/>
+          <w:szCs w:val="21"/>
+          <w:lang w:eastAsia="ru-RU"/>
+          <w14:ligatures w14:val="none"/>
+        </w:rPr>
+        <w:t xml:space="preserve">: </w:t>
+      </w:r>
+      <w:r>
+        <w:rPr>
+          <w:rFonts w:ascii="Consolas" w:eastAsia="Times New Roman" w:hAnsi="Consolas" w:cs="Times New Roman"/>
+          <w:color w:val="A5D6FF"/>
+          <w:kern w:val="0"/>
+          <w:sz w:val="21"/>
+          <w:szCs w:val="21"/>
+          <w:lang w:eastAsia="ru-RU"/>
+          <w14:ligatures w14:val="none"/>
+        </w:rPr>
+        <w:t>"</w:t>
+      </w:r>
+      <w:proofErr w:type="spellStart"/>
+      <w:r>
+        <w:rPr>
+          <w:rFonts w:ascii="Consolas" w:eastAsia="Times New Roman" w:hAnsi="Consolas" w:cs="Times New Roman"/>
+          <w:color w:val="A5D6FF"/>
+          <w:kern w:val="0"/>
+          <w:sz w:val="21"/>
+          <w:szCs w:val="21"/>
+          <w:lang w:eastAsia="ru-RU"/>
+          <w14:ligatures w14:val="none"/>
+        </w:rPr>
+        <w:t>ВкусВилл</w:t>
+      </w:r>
+      <w:proofErr w:type="spellEnd"/>
+      <w:r>
+        <w:rPr>
+          <w:rFonts w:ascii="Consolas" w:eastAsia="Times New Roman" w:hAnsi="Consolas" w:cs="Times New Roman"/>
+          <w:color w:val="A5D6FF"/>
+          <w:kern w:val="0"/>
+          <w:sz w:val="21"/>
+          <w:szCs w:val="21"/>
+          <w:lang w:eastAsia="ru-RU"/>
+          <w14:ligatures w14:val="none"/>
+        </w:rPr>
+        <w:t>"</w:t>
+      </w:r>
+      <w:r>
+        <w:rPr>
+          <w:rFonts w:ascii="Consolas" w:eastAsia="Times New Roman" w:hAnsi="Consolas" w:cs="Times New Roman"/>
+          <w:color w:val="BBBEBF"/>
+          <w:kern w:val="0"/>
+          <w:sz w:val="21"/>
+          <w:szCs w:val="21"/>
+          <w:lang w:eastAsia="ru-RU"/>
+          <w14:ligatures w14:val="none"/>
+        </w:rPr>
+        <w:t>,</w:t>
+      </w:r>
+    </w:p>
+    <w:p>
+      <w:pPr>
         <w:shd w:val="clear" w:color="auto" w:fill="121314"/>
         <w:spacing w:after="0" w:line="285" w:lineRule="atLeast"/>
-        <w:rPr>
-          <w:rFonts w:ascii="Consolas" w:eastAsia="Times New Roman" w:hAnsi="Consolas" w:cs="Times New Roman"/>
-          <w:color w:val="BBBEBF"/>
-          <w:kern w:val="0"/>
-          <w:sz w:val="21"/>
-          <w:szCs w:val="21"/>
-          <w:lang w:eastAsia="ru-RU"/>
-          <w14:ligatures w14:val="none"/>
-        </w:rPr>
-      </w:pPr>
-      <w:r>
-        <w:rPr>
-          <w:rFonts w:ascii="Consolas" w:eastAsia="Times New Roman" w:hAnsi="Consolas" w:cs="Times New Roman"/>
-          <w:color w:val="BBBEBF"/>
-          <w:kern w:val="0"/>
-          <w:sz w:val="21"/>
-          <w:szCs w:val="21"/>
-          <w:lang w:eastAsia="ru-RU"/>
-          <w14:ligatures w14:val="none"/>
-        </w:rPr>
-        <w:t>    ]</w:t>
-      </w:r>
-    </w:p>
-    <w:p>
-      <w:pPr>
-        <w:pStyle w:val="a7"/>
-        <w:numPr>
-          <w:ilvl w:val="0"/>
-          <w:numId w:val="1"/>
-        </w:numPr>
+        <w:ind w:left="360"/>
+        <w:rPr>
+          <w:rFonts w:ascii="Consolas" w:eastAsia="Times New Roman" w:hAnsi="Consolas" w:cs="Times New Roman"/>
+          <w:color w:val="BBBEBF"/>
+          <w:kern w:val="0"/>
+          <w:sz w:val="21"/>
+          <w:szCs w:val="21"/>
+          <w:lang w:val="en-US" w:eastAsia="ru-RU"/>
+          <w14:ligatures w14:val="none"/>
+        </w:rPr>
+      </w:pPr>
+      <w:r>
+        <w:rPr>
+          <w:rFonts w:ascii="Consolas" w:eastAsia="Times New Roman" w:hAnsi="Consolas" w:cs="Times New Roman"/>
+          <w:color w:val="BBBEBF"/>
+          <w:kern w:val="0"/>
+          <w:sz w:val="21"/>
+          <w:szCs w:val="21"/>
+          <w:lang w:val="en-US" w:eastAsia="ru-RU"/>
+          <w14:ligatures w14:val="none"/>
+        </w:rPr>
+        <w:t xml:space="preserve">            </w:t>
+      </w:r>
+      <w:r>
+        <w:rPr>
+          <w:rFonts w:ascii="Consolas" w:eastAsia="Times New Roman" w:hAnsi="Consolas" w:cs="Times New Roman"/>
+          <w:color w:val="7EE787"/>
+          <w:kern w:val="0"/>
+          <w:sz w:val="21"/>
+          <w:szCs w:val="21"/>
+          <w:lang w:val="en-US" w:eastAsia="ru-RU"/>
+          <w14:ligatures w14:val="none"/>
+        </w:rPr>
+        <w:t>"</w:t>
+      </w:r>
+      <w:proofErr w:type="spellStart"/>
+      <w:proofErr w:type="gramStart"/>
+      <w:r>
+        <w:rPr>
+          <w:rFonts w:ascii="Consolas" w:eastAsia="Times New Roman" w:hAnsi="Consolas" w:cs="Times New Roman"/>
+          <w:color w:val="7EE787"/>
+          <w:kern w:val="0"/>
+          <w:sz w:val="21"/>
+          <w:szCs w:val="21"/>
+          <w:lang w:val="en-US" w:eastAsia="ru-RU"/>
+          <w14:ligatures w14:val="none"/>
+        </w:rPr>
+        <w:t>external</w:t>
+      </w:r>
+      <w:proofErr w:type="gramEnd"/>
+      <w:r>
+        <w:rPr>
+          <w:rFonts w:ascii="Consolas" w:eastAsia="Times New Roman" w:hAnsi="Consolas" w:cs="Times New Roman"/>
+          <w:color w:val="7EE787"/>
+          <w:kern w:val="0"/>
+          <w:sz w:val="21"/>
+          <w:szCs w:val="21"/>
+          <w:lang w:val="en-US" w:eastAsia="ru-RU"/>
+          <w14:ligatures w14:val="none"/>
+        </w:rPr>
+        <w:t>_url</w:t>
+      </w:r>
+      <w:proofErr w:type="spellEnd"/>
+      <w:r>
+        <w:rPr>
+          <w:rFonts w:ascii="Consolas" w:eastAsia="Times New Roman" w:hAnsi="Consolas" w:cs="Times New Roman"/>
+          <w:color w:val="7EE787"/>
+          <w:kern w:val="0"/>
+          <w:sz w:val="21"/>
+          <w:szCs w:val="21"/>
+          <w:lang w:val="en-US" w:eastAsia="ru-RU"/>
+          <w14:ligatures w14:val="none"/>
+        </w:rPr>
+        <w:t>"</w:t>
+      </w:r>
+      <w:r>
+        <w:rPr>
+          <w:rFonts w:ascii="Consolas" w:eastAsia="Times New Roman" w:hAnsi="Consolas" w:cs="Times New Roman"/>
+          <w:color w:val="BBBEBF"/>
+          <w:kern w:val="0"/>
+          <w:sz w:val="21"/>
+          <w:szCs w:val="21"/>
+          <w:lang w:val="en-US" w:eastAsia="ru-RU"/>
+          <w14:ligatures w14:val="none"/>
+        </w:rPr>
+        <w:t xml:space="preserve">: </w:t>
+      </w:r>
+      <w:r>
+        <w:rPr>
+          <w:rFonts w:ascii="Consolas" w:eastAsia="Times New Roman" w:hAnsi="Consolas" w:cs="Times New Roman"/>
+          <w:color w:val="A5D6FF"/>
+          <w:kern w:val="0"/>
+          <w:sz w:val="21"/>
+          <w:szCs w:val="21"/>
+          <w:lang w:val="en-US" w:eastAsia="ru-RU"/>
+          <w14:ligatures w14:val="none"/>
+        </w:rPr>
+        <w:t>"https://vkusvill.ru/"</w:t>
+      </w:r>
+      <w:r>
+        <w:rPr>
+          <w:rFonts w:ascii="Consolas" w:eastAsia="Times New Roman" w:hAnsi="Consolas" w:cs="Times New Roman"/>
+          <w:color w:val="BBBEBF"/>
+          <w:kern w:val="0"/>
+          <w:sz w:val="21"/>
+          <w:szCs w:val="21"/>
+          <w:lang w:val="en-US" w:eastAsia="ru-RU"/>
+          <w14:ligatures w14:val="none"/>
+        </w:rPr>
+        <w:t>,</w:t>
+      </w:r>
+    </w:p>
+    <w:p>
+      <w:pPr>
         <w:shd w:val="clear" w:color="auto" w:fill="121314"/>
         <w:spacing w:after="0" w:line="285" w:lineRule="atLeast"/>
+        <w:ind w:left="360"/>
+        <w:rPr>
+          <w:rFonts w:ascii="Consolas" w:eastAsia="Times New Roman" w:hAnsi="Consolas" w:cs="Times New Roman"/>
+          <w:color w:val="BBBEBF"/>
+          <w:kern w:val="0"/>
+          <w:sz w:val="21"/>
+          <w:szCs w:val="21"/>
+          <w:lang w:val="en-US" w:eastAsia="ru-RU"/>
+          <w14:ligatures w14:val="none"/>
+        </w:rPr>
+      </w:pPr>
+      <w:r>
+        <w:rPr>
+          <w:rFonts w:ascii="Consolas" w:eastAsia="Times New Roman" w:hAnsi="Consolas" w:cs="Times New Roman"/>
+          <w:color w:val="BBBEBF"/>
+          <w:kern w:val="0"/>
+          <w:sz w:val="21"/>
+          <w:szCs w:val="21"/>
+          <w:lang w:val="en-US" w:eastAsia="ru-RU"/>
+          <w14:ligatures w14:val="none"/>
+        </w:rPr>
+        <w:t xml:space="preserve">            </w:t>
+      </w:r>
+      <w:r>
+        <w:rPr>
+          <w:rFonts w:ascii="Consolas" w:eastAsia="Times New Roman" w:hAnsi="Consolas" w:cs="Times New Roman"/>
+          <w:color w:val="7EE787"/>
+          <w:kern w:val="0"/>
+          <w:sz w:val="21"/>
+          <w:szCs w:val="21"/>
+          <w:lang w:val="en-US" w:eastAsia="ru-RU"/>
+          <w14:ligatures w14:val="none"/>
+        </w:rPr>
+        <w:t>"thumbnail"</w:t>
+      </w:r>
+      <w:r>
+        <w:rPr>
+          <w:rFonts w:ascii="Consolas" w:eastAsia="Times New Roman" w:hAnsi="Consolas" w:cs="Times New Roman"/>
+          <w:color w:val="BBBEBF"/>
+          <w:kern w:val="0"/>
+          <w:sz w:val="21"/>
+          <w:szCs w:val="21"/>
+          <w:lang w:val="en-US" w:eastAsia="ru-RU"/>
+          <w14:ligatures w14:val="none"/>
+        </w:rPr>
+        <w:t xml:space="preserve">: </w:t>
+      </w:r>
+      <w:r>
+        <w:rPr>
+          <w:rFonts w:ascii="Consolas" w:eastAsia="Times New Roman" w:hAnsi="Consolas" w:cs="Times New Roman"/>
+          <w:color w:val="A5D6FF"/>
+          <w:kern w:val="0"/>
+          <w:sz w:val="21"/>
+          <w:szCs w:val="21"/>
+          <w:lang w:val="en-US" w:eastAsia="ru-RU"/>
+          <w14:ligatures w14:val="none"/>
+        </w:rPr>
+        <w:t>"vkusvill.ru/vkusvill_image_thumb.png"</w:t>
+      </w:r>
+      <w:r>
+        <w:rPr>
+          <w:rFonts w:ascii="Consolas" w:eastAsia="Times New Roman" w:hAnsi="Consolas" w:cs="Times New Roman"/>
+          <w:color w:val="BBBEBF"/>
+          <w:kern w:val="0"/>
+          <w:sz w:val="21"/>
+          <w:szCs w:val="21"/>
+          <w:lang w:val="en-US" w:eastAsia="ru-RU"/>
+          <w14:ligatures w14:val="none"/>
+        </w:rPr>
+        <w:t>,</w:t>
+      </w:r>
+    </w:p>
+    <w:p>
+      <w:pPr>
+        <w:shd w:val="clear" w:color="auto" w:fill="121314"/>
+        <w:spacing w:after="0" w:line="285" w:lineRule="atLeast"/>
+        <w:ind w:left="360"/>
+        <w:rPr>
+          <w:rFonts w:ascii="Consolas" w:eastAsia="Times New Roman" w:hAnsi="Consolas" w:cs="Times New Roman"/>
+          <w:color w:val="BBBEBF"/>
+          <w:kern w:val="0"/>
+          <w:sz w:val="21"/>
+          <w:szCs w:val="21"/>
+          <w:lang w:eastAsia="ru-RU"/>
+          <w14:ligatures w14:val="none"/>
+        </w:rPr>
+      </w:pPr>
+      <w:r>
+        <w:rPr>
+          <w:rFonts w:ascii="Consolas" w:eastAsia="Times New Roman" w:hAnsi="Consolas" w:cs="Times New Roman"/>
+          <w:color w:val="BBBEBF"/>
+          <w:kern w:val="0"/>
+          <w:sz w:val="21"/>
+          <w:szCs w:val="21"/>
+          <w:lang w:val="en-US" w:eastAsia="ru-RU"/>
+          <w14:ligatures w14:val="none"/>
+        </w:rPr>
+        <w:t xml:space="preserve">            </w:t>
+      </w:r>
+      <w:r>
+        <w:rPr>
+          <w:rFonts w:ascii="Consolas" w:eastAsia="Times New Roman" w:hAnsi="Consolas" w:cs="Times New Roman"/>
+          <w:color w:val="7EE787"/>
+          <w:kern w:val="0"/>
+          <w:sz w:val="21"/>
+          <w:szCs w:val="21"/>
+          <w:lang w:eastAsia="ru-RU"/>
+          <w14:ligatures w14:val="none"/>
+        </w:rPr>
+        <w:t>"</w:t>
+      </w:r>
+      <w:proofErr w:type="spellStart"/>
+      <w:r>
+        <w:rPr>
+          <w:rFonts w:ascii="Consolas" w:eastAsia="Times New Roman" w:hAnsi="Consolas" w:cs="Times New Roman"/>
+          <w:color w:val="7EE787"/>
+          <w:kern w:val="0"/>
+          <w:sz w:val="21"/>
+          <w:szCs w:val="21"/>
+          <w:lang w:eastAsia="ru-RU"/>
+          <w14:ligatures w14:val="none"/>
+        </w:rPr>
+        <w:t>express_delivery</w:t>
+      </w:r>
+      <w:proofErr w:type="spellEnd"/>
+      <w:r>
+        <w:rPr>
+          <w:rFonts w:ascii="Consolas" w:eastAsia="Times New Roman" w:hAnsi="Consolas" w:cs="Times New Roman"/>
+          <w:color w:val="7EE787"/>
+          <w:kern w:val="0"/>
+          <w:sz w:val="21"/>
+          <w:szCs w:val="21"/>
+          <w:lang w:eastAsia="ru-RU"/>
+          <w14:ligatures w14:val="none"/>
+        </w:rPr>
+        <w:t>"</w:t>
+      </w:r>
+      <w:r>
+        <w:rPr>
+          <w:rFonts w:ascii="Consolas" w:eastAsia="Times New Roman" w:hAnsi="Consolas" w:cs="Times New Roman"/>
+          <w:color w:val="BBBEBF"/>
+          <w:kern w:val="0"/>
+          <w:sz w:val="21"/>
+          <w:szCs w:val="21"/>
+          <w:lang w:eastAsia="ru-RU"/>
+          <w14:ligatures w14:val="none"/>
+        </w:rPr>
+        <w:t xml:space="preserve">: </w:t>
+      </w:r>
+      <w:proofErr w:type="spellStart"/>
+      <w:r>
+        <w:rPr>
+          <w:rFonts w:ascii="Consolas" w:eastAsia="Times New Roman" w:hAnsi="Consolas" w:cs="Times New Roman"/>
+          <w:color w:val="569CD6"/>
+          <w:kern w:val="0"/>
+          <w:sz w:val="21"/>
+          <w:szCs w:val="21"/>
+          <w:lang w:eastAsia="ru-RU"/>
+          <w14:ligatures w14:val="none"/>
+        </w:rPr>
+        <w:t>true</w:t>
+      </w:r>
+      <w:proofErr w:type="spellEnd"/>
+      <w:r>
+        <w:rPr>
+          <w:rFonts w:ascii="Consolas" w:eastAsia="Times New Roman" w:hAnsi="Consolas" w:cs="Times New Roman"/>
+          <w:color w:val="BBBEBF"/>
+          <w:kern w:val="0"/>
+          <w:sz w:val="21"/>
+          <w:szCs w:val="21"/>
+          <w:lang w:eastAsia="ru-RU"/>
+          <w14:ligatures w14:val="none"/>
+        </w:rPr>
+        <w:t>,</w:t>
+      </w:r>
+    </w:p>
+    <w:p>
+      <w:pPr>
+        <w:shd w:val="clear" w:color="auto" w:fill="121314"/>
+        <w:spacing w:after="0" w:line="285" w:lineRule="atLeast"/>
+        <w:ind w:left="360"/>
+        <w:rPr>
+          <w:rFonts w:ascii="Consolas" w:eastAsia="Times New Roman" w:hAnsi="Consolas" w:cs="Times New Roman"/>
+          <w:color w:val="BBBEBF"/>
+          <w:kern w:val="0"/>
+          <w:sz w:val="21"/>
+          <w:szCs w:val="21"/>
+          <w:lang w:eastAsia="ru-RU"/>
+          <w14:ligatures w14:val="none"/>
+        </w:rPr>
+      </w:pPr>
+      <w:r>
+        <w:rPr>
+          <w:rFonts w:ascii="Consolas" w:eastAsia="Times New Roman" w:hAnsi="Consolas" w:cs="Times New Roman"/>
+          <w:color w:val="BBBEBF"/>
+          <w:kern w:val="0"/>
+          <w:sz w:val="21"/>
+          <w:szCs w:val="21"/>
+          <w:lang w:eastAsia="ru-RU"/>
+          <w14:ligatures w14:val="none"/>
+        </w:rPr>
+        <w:t xml:space="preserve">            </w:t>
+      </w:r>
+      <w:r>
+        <w:rPr>
+          <w:rFonts w:ascii="Consolas" w:eastAsia="Times New Roman" w:hAnsi="Consolas" w:cs="Times New Roman"/>
+          <w:color w:val="7EE787"/>
+          <w:kern w:val="0"/>
+          <w:sz w:val="21"/>
+          <w:szCs w:val="21"/>
+          <w:lang w:eastAsia="ru-RU"/>
+          <w14:ligatures w14:val="none"/>
+        </w:rPr>
+        <w:t>"</w:t>
+      </w:r>
+      <w:proofErr w:type="spellStart"/>
+      <w:r>
+        <w:rPr>
+          <w:rFonts w:ascii="Consolas" w:eastAsia="Times New Roman" w:hAnsi="Consolas" w:cs="Times New Roman"/>
+          <w:color w:val="7EE787"/>
+          <w:kern w:val="0"/>
+          <w:sz w:val="21"/>
+          <w:szCs w:val="21"/>
+          <w:lang w:eastAsia="ru-RU"/>
+          <w14:ligatures w14:val="none"/>
+        </w:rPr>
+        <w:t>delivery_minutes_min</w:t>
+      </w:r>
+      <w:proofErr w:type="spellEnd"/>
+      <w:r>
+        <w:rPr>
+          <w:rFonts w:ascii="Consolas" w:eastAsia="Times New Roman" w:hAnsi="Consolas" w:cs="Times New Roman"/>
+          <w:color w:val="7EE787"/>
+          <w:kern w:val="0"/>
+          <w:sz w:val="21"/>
+          <w:szCs w:val="21"/>
+          <w:lang w:eastAsia="ru-RU"/>
+          <w14:ligatures w14:val="none"/>
+        </w:rPr>
+        <w:t>"</w:t>
+      </w:r>
+      <w:r>
+        <w:rPr>
+          <w:rFonts w:ascii="Consolas" w:eastAsia="Times New Roman" w:hAnsi="Consolas" w:cs="Times New Roman"/>
+          <w:color w:val="BBBEBF"/>
+          <w:kern w:val="0"/>
+          <w:sz w:val="21"/>
+          <w:szCs w:val="21"/>
+          <w:lang w:eastAsia="ru-RU"/>
+          <w14:ligatures w14:val="none"/>
+        </w:rPr>
+        <w:t xml:space="preserve">: </w:t>
+      </w:r>
+      <w:r>
+        <w:rPr>
+          <w:rFonts w:ascii="Consolas" w:eastAsia="Times New Roman" w:hAnsi="Consolas" w:cs="Times New Roman"/>
+          <w:color w:val="B5CEA8"/>
+          <w:kern w:val="0"/>
+          <w:sz w:val="21"/>
+          <w:szCs w:val="21"/>
+          <w:lang w:eastAsia="ru-RU"/>
+          <w14:ligatures w14:val="none"/>
+        </w:rPr>
+        <w:t>20</w:t>
+      </w:r>
+      <w:r>
+        <w:rPr>
+          <w:rFonts w:ascii="Consolas" w:eastAsia="Times New Roman" w:hAnsi="Consolas" w:cs="Times New Roman"/>
+          <w:color w:val="BBBEBF"/>
+          <w:kern w:val="0"/>
+          <w:sz w:val="21"/>
+          <w:szCs w:val="21"/>
+          <w:lang w:eastAsia="ru-RU"/>
+          <w14:ligatures w14:val="none"/>
+        </w:rPr>
+        <w:t>,</w:t>
+      </w:r>
+    </w:p>
+    <w:p>
+      <w:pPr>
+        <w:shd w:val="clear" w:color="auto" w:fill="121314"/>
+        <w:spacing w:after="0" w:line="285" w:lineRule="atLeast"/>
+        <w:ind w:left="360"/>
+        <w:rPr>
+          <w:rFonts w:ascii="Consolas" w:eastAsia="Times New Roman" w:hAnsi="Consolas" w:cs="Times New Roman"/>
+          <w:color w:val="BBBEBF"/>
+          <w:kern w:val="0"/>
+          <w:sz w:val="21"/>
+          <w:szCs w:val="21"/>
+          <w:lang w:eastAsia="ru-RU"/>
+          <w14:ligatures w14:val="none"/>
+        </w:rPr>
+      </w:pPr>
+      <w:r>
+        <w:rPr>
+          <w:rFonts w:ascii="Consolas" w:eastAsia="Times New Roman" w:hAnsi="Consolas" w:cs="Times New Roman"/>
+          <w:color w:val="BBBEBF"/>
+          <w:kern w:val="0"/>
+          <w:sz w:val="21"/>
+          <w:szCs w:val="21"/>
+          <w:lang w:eastAsia="ru-RU"/>
+          <w14:ligatures w14:val="none"/>
+        </w:rPr>
+        <w:t xml:space="preserve">            </w:t>
+      </w:r>
+      <w:r>
+        <w:rPr>
+          <w:rFonts w:ascii="Consolas" w:eastAsia="Times New Roman" w:hAnsi="Consolas" w:cs="Times New Roman"/>
+          <w:color w:val="7EE787"/>
+          <w:kern w:val="0"/>
+          <w:sz w:val="21"/>
+          <w:szCs w:val="21"/>
+          <w:lang w:eastAsia="ru-RU"/>
+          <w14:ligatures w14:val="none"/>
+        </w:rPr>
+        <w:t>"</w:t>
+      </w:r>
+      <w:proofErr w:type="spellStart"/>
+      <w:r>
+        <w:rPr>
+          <w:rFonts w:ascii="Consolas" w:eastAsia="Times New Roman" w:hAnsi="Consolas" w:cs="Times New Roman"/>
+          <w:color w:val="7EE787"/>
+          <w:kern w:val="0"/>
+          <w:sz w:val="21"/>
+          <w:szCs w:val="21"/>
+          <w:lang w:eastAsia="ru-RU"/>
+          <w14:ligatures w14:val="none"/>
+        </w:rPr>
+        <w:t>delivery_minutes_max</w:t>
+      </w:r>
+      <w:proofErr w:type="spellEnd"/>
+      <w:r>
+        <w:rPr>
+          <w:rFonts w:ascii="Consolas" w:eastAsia="Times New Roman" w:hAnsi="Consolas" w:cs="Times New Roman"/>
+          <w:color w:val="7EE787"/>
+          <w:kern w:val="0"/>
+          <w:sz w:val="21"/>
+          <w:szCs w:val="21"/>
+          <w:lang w:eastAsia="ru-RU"/>
+          <w14:ligatures w14:val="none"/>
+        </w:rPr>
+        <w:t>"</w:t>
+      </w:r>
+      <w:r>
+        <w:rPr>
+          <w:rFonts w:ascii="Consolas" w:eastAsia="Times New Roman" w:hAnsi="Consolas" w:cs="Times New Roman"/>
+          <w:color w:val="BBBEBF"/>
+          <w:kern w:val="0"/>
+          <w:sz w:val="21"/>
+          <w:szCs w:val="21"/>
+          <w:lang w:eastAsia="ru-RU"/>
+          <w14:ligatures w14:val="none"/>
+        </w:rPr>
+        <w:t xml:space="preserve">: </w:t>
+      </w:r>
+      <w:r>
+        <w:rPr>
+          <w:rFonts w:ascii="Consolas" w:eastAsia="Times New Roman" w:hAnsi="Consolas" w:cs="Times New Roman"/>
+          <w:color w:val="B5CEA8"/>
+          <w:kern w:val="0"/>
+          <w:sz w:val="21"/>
+          <w:szCs w:val="21"/>
+          <w:lang w:eastAsia="ru-RU"/>
+          <w14:ligatures w14:val="none"/>
+        </w:rPr>
+        <w:t>60</w:t>
+      </w:r>
+      <w:r>
+        <w:rPr>
+          <w:rFonts w:ascii="Consolas" w:eastAsia="Times New Roman" w:hAnsi="Consolas" w:cs="Times New Roman"/>
+          <w:color w:val="BBBEBF"/>
+          <w:kern w:val="0"/>
+          <w:sz w:val="21"/>
+          <w:szCs w:val="21"/>
+          <w:lang w:eastAsia="ru-RU"/>
+          <w14:ligatures w14:val="none"/>
+        </w:rPr>
+        <w:t>,</w:t>
+      </w:r>
+    </w:p>
+    <w:p>
+      <w:pPr>
+        <w:shd w:val="clear" w:color="auto" w:fill="121314"/>
+        <w:spacing w:after="0" w:line="285" w:lineRule="atLeast"/>
+        <w:ind w:left="360"/>
+        <w:rPr>
+          <w:rFonts w:ascii="Consolas" w:eastAsia="Times New Roman" w:hAnsi="Consolas" w:cs="Times New Roman"/>
+          <w:color w:val="BBBEBF"/>
+          <w:kern w:val="0"/>
+          <w:sz w:val="21"/>
+          <w:szCs w:val="21"/>
+          <w:lang w:eastAsia="ru-RU"/>
+          <w14:ligatures w14:val="none"/>
+        </w:rPr>
+      </w:pPr>
+      <w:r>
+        <w:rPr>
+          <w:rFonts w:ascii="Consolas" w:eastAsia="Times New Roman" w:hAnsi="Consolas" w:cs="Times New Roman"/>
+          <w:color w:val="BBBEBF"/>
+          <w:kern w:val="0"/>
+          <w:sz w:val="21"/>
+          <w:szCs w:val="21"/>
+          <w:lang w:eastAsia="ru-RU"/>
+          <w14:ligatures w14:val="none"/>
+        </w:rPr>
+        <w:t xml:space="preserve">            </w:t>
+      </w:r>
+      <w:r>
+        <w:rPr>
+          <w:rFonts w:ascii="Consolas" w:eastAsia="Times New Roman" w:hAnsi="Consolas" w:cs="Times New Roman"/>
+          <w:color w:val="7EE787"/>
+          <w:kern w:val="0"/>
+          <w:sz w:val="21"/>
+          <w:szCs w:val="21"/>
+          <w:lang w:eastAsia="ru-RU"/>
+          <w14:ligatures w14:val="none"/>
+        </w:rPr>
+        <w:t>"</w:t>
+      </w:r>
+      <w:proofErr w:type="spellStart"/>
+      <w:r>
+        <w:rPr>
+          <w:rFonts w:ascii="Consolas" w:eastAsia="Times New Roman" w:hAnsi="Consolas" w:cs="Times New Roman"/>
+          <w:color w:val="7EE787"/>
+          <w:kern w:val="0"/>
+          <w:sz w:val="21"/>
+          <w:szCs w:val="21"/>
+          <w:lang w:eastAsia="ru-RU"/>
+          <w14:ligatures w14:val="none"/>
+        </w:rPr>
+        <w:t>shipping_options</w:t>
+      </w:r>
+      <w:proofErr w:type="spellEnd"/>
+      <w:r>
+        <w:rPr>
+          <w:rFonts w:ascii="Consolas" w:eastAsia="Times New Roman" w:hAnsi="Consolas" w:cs="Times New Roman"/>
+          <w:color w:val="7EE787"/>
+          <w:kern w:val="0"/>
+          <w:sz w:val="21"/>
+          <w:szCs w:val="21"/>
+          <w:lang w:eastAsia="ru-RU"/>
+          <w14:ligatures w14:val="none"/>
+        </w:rPr>
+        <w:t>"</w:t>
+      </w:r>
+      <w:r>
+        <w:rPr>
+          <w:rFonts w:ascii="Consolas" w:eastAsia="Times New Roman" w:hAnsi="Consolas" w:cs="Times New Roman"/>
+          <w:color w:val="BBBEBF"/>
+          <w:kern w:val="0"/>
+          <w:sz w:val="21"/>
+          <w:szCs w:val="21"/>
+          <w:lang w:eastAsia="ru-RU"/>
+          <w14:ligatures w14:val="none"/>
+        </w:rPr>
+        <w:t xml:space="preserve">: </w:t>
+      </w:r>
+      <w:proofErr w:type="spellStart"/>
+      <w:r>
+        <w:rPr>
+          <w:rFonts w:ascii="Consolas" w:eastAsia="Times New Roman" w:hAnsi="Consolas" w:cs="Times New Roman"/>
+          <w:color w:val="569CD6"/>
+          <w:kern w:val="0"/>
+          <w:sz w:val="21"/>
+          <w:szCs w:val="21"/>
+          <w:lang w:eastAsia="ru-RU"/>
+          <w14:ligatures w14:val="none"/>
+        </w:rPr>
+        <w:t>null</w:t>
+      </w:r>
+      <w:proofErr w:type="spellEnd"/>
+    </w:p>
+    <w:p>
+      <w:pPr>
+        <w:shd w:val="clear" w:color="auto" w:fill="121314"/>
+        <w:spacing w:after="0" w:line="285" w:lineRule="atLeast"/>
+        <w:ind w:left="360"/>
+        <w:rPr>
+          <w:rFonts w:ascii="Consolas" w:eastAsia="Times New Roman" w:hAnsi="Consolas" w:cs="Times New Roman"/>
+          <w:color w:val="BBBEBF"/>
+          <w:kern w:val="0"/>
+          <w:sz w:val="21"/>
+          <w:szCs w:val="21"/>
+          <w:lang w:eastAsia="ru-RU"/>
+          <w14:ligatures w14:val="none"/>
+        </w:rPr>
+      </w:pPr>
+      <w:r>
+        <w:rPr>
+          <w:rFonts w:ascii="Consolas" w:eastAsia="Times New Roman" w:hAnsi="Consolas" w:cs="Times New Roman"/>
+          <w:color w:val="BBBEBF"/>
+          <w:kern w:val="0"/>
+          <w:sz w:val="21"/>
+          <w:szCs w:val="21"/>
+          <w:lang w:eastAsia="ru-RU"/>
+          <w14:ligatures w14:val="none"/>
+        </w:rPr>
+        <w:lastRenderedPageBreak/>
+        <w:t>        },</w:t>
+      </w:r>
+    </w:p>
+    <w:p>
+      <w:pPr>
+        <w:shd w:val="clear" w:color="auto" w:fill="121314"/>
+        <w:spacing w:after="0" w:line="285" w:lineRule="atLeast"/>
+        <w:ind w:left="360"/>
+        <w:rPr>
+          <w:rFonts w:ascii="Consolas" w:eastAsia="Times New Roman" w:hAnsi="Consolas" w:cs="Times New Roman"/>
+          <w:color w:val="BBBEBF"/>
+          <w:kern w:val="0"/>
+          <w:sz w:val="21"/>
+          <w:szCs w:val="21"/>
+          <w:lang w:eastAsia="ru-RU"/>
+          <w14:ligatures w14:val="none"/>
+        </w:rPr>
+      </w:pPr>
+      <w:r>
+        <w:rPr>
+          <w:rFonts w:ascii="Consolas" w:eastAsia="Times New Roman" w:hAnsi="Consolas" w:cs="Times New Roman"/>
+          <w:color w:val="BBBEBF"/>
+          <w:kern w:val="0"/>
+          <w:sz w:val="21"/>
+          <w:szCs w:val="21"/>
+          <w:lang w:eastAsia="ru-RU"/>
+          <w14:ligatures w14:val="none"/>
+        </w:rPr>
+        <w:t>        {</w:t>
+      </w:r>
+    </w:p>
+    <w:p>
+      <w:pPr>
+        <w:shd w:val="clear" w:color="auto" w:fill="121314"/>
+        <w:spacing w:after="0" w:line="285" w:lineRule="atLeast"/>
+        <w:ind w:left="360"/>
+        <w:rPr>
+          <w:rFonts w:ascii="Consolas" w:eastAsia="Times New Roman" w:hAnsi="Consolas" w:cs="Times New Roman"/>
+          <w:color w:val="BBBEBF"/>
+          <w:kern w:val="0"/>
+          <w:sz w:val="21"/>
+          <w:szCs w:val="21"/>
+          <w:lang w:eastAsia="ru-RU"/>
+          <w14:ligatures w14:val="none"/>
+        </w:rPr>
+      </w:pPr>
+      <w:r>
+        <w:rPr>
+          <w:rFonts w:ascii="Consolas" w:eastAsia="Times New Roman" w:hAnsi="Consolas" w:cs="Times New Roman"/>
+          <w:color w:val="BBBEBF"/>
+          <w:kern w:val="0"/>
+          <w:sz w:val="21"/>
+          <w:szCs w:val="21"/>
+          <w:lang w:eastAsia="ru-RU"/>
+          <w14:ligatures w14:val="none"/>
+        </w:rPr>
+        <w:t xml:space="preserve">            </w:t>
+      </w:r>
+      <w:r>
+        <w:rPr>
+          <w:rFonts w:ascii="Consolas" w:eastAsia="Times New Roman" w:hAnsi="Consolas" w:cs="Times New Roman"/>
+          <w:color w:val="7EE787"/>
+          <w:kern w:val="0"/>
+          <w:sz w:val="21"/>
+          <w:szCs w:val="21"/>
+          <w:lang w:eastAsia="ru-RU"/>
+          <w14:ligatures w14:val="none"/>
+        </w:rPr>
+        <w:t>"</w:t>
+      </w:r>
+      <w:proofErr w:type="spellStart"/>
+      <w:r>
+        <w:rPr>
+          <w:rFonts w:ascii="Consolas" w:eastAsia="Times New Roman" w:hAnsi="Consolas" w:cs="Times New Roman"/>
+          <w:color w:val="7EE787"/>
+          <w:kern w:val="0"/>
+          <w:sz w:val="21"/>
+          <w:szCs w:val="21"/>
+          <w:lang w:eastAsia="ru-RU"/>
+          <w14:ligatures w14:val="none"/>
+        </w:rPr>
+        <w:t>store_id</w:t>
+      </w:r>
+      <w:proofErr w:type="spellEnd"/>
+      <w:r>
+        <w:rPr>
+          <w:rFonts w:ascii="Consolas" w:eastAsia="Times New Roman" w:hAnsi="Consolas" w:cs="Times New Roman"/>
+          <w:color w:val="7EE787"/>
+          <w:kern w:val="0"/>
+          <w:sz w:val="21"/>
+          <w:szCs w:val="21"/>
+          <w:lang w:eastAsia="ru-RU"/>
+          <w14:ligatures w14:val="none"/>
+        </w:rPr>
+        <w:t>"</w:t>
+      </w:r>
+      <w:r>
+        <w:rPr>
+          <w:rFonts w:ascii="Consolas" w:eastAsia="Times New Roman" w:hAnsi="Consolas" w:cs="Times New Roman"/>
+          <w:color w:val="BBBEBF"/>
+          <w:kern w:val="0"/>
+          <w:sz w:val="21"/>
+          <w:szCs w:val="21"/>
+          <w:lang w:eastAsia="ru-RU"/>
+          <w14:ligatures w14:val="none"/>
+        </w:rPr>
+        <w:t xml:space="preserve">: </w:t>
+      </w:r>
+      <w:r>
+        <w:rPr>
+          <w:rFonts w:ascii="Consolas" w:eastAsia="Times New Roman" w:hAnsi="Consolas" w:cs="Times New Roman"/>
+          <w:color w:val="B5CEA8"/>
+          <w:kern w:val="0"/>
+          <w:sz w:val="21"/>
+          <w:szCs w:val="21"/>
+          <w:lang w:eastAsia="ru-RU"/>
+          <w14:ligatures w14:val="none"/>
+        </w:rPr>
+        <w:t>4</w:t>
+      </w:r>
+      <w:r>
+        <w:rPr>
+          <w:rFonts w:ascii="Consolas" w:eastAsia="Times New Roman" w:hAnsi="Consolas" w:cs="Times New Roman"/>
+          <w:color w:val="BBBEBF"/>
+          <w:kern w:val="0"/>
+          <w:sz w:val="21"/>
+          <w:szCs w:val="21"/>
+          <w:lang w:eastAsia="ru-RU"/>
+          <w14:ligatures w14:val="none"/>
+        </w:rPr>
+        <w:t>,</w:t>
+      </w:r>
+    </w:p>
+    <w:p>
+      <w:pPr>
+        <w:shd w:val="clear" w:color="auto" w:fill="121314"/>
+        <w:spacing w:after="0" w:line="285" w:lineRule="atLeast"/>
+        <w:ind w:left="360"/>
+        <w:rPr>
+          <w:rFonts w:ascii="Consolas" w:eastAsia="Times New Roman" w:hAnsi="Consolas" w:cs="Times New Roman"/>
+          <w:color w:val="BBBEBF"/>
+          <w:kern w:val="0"/>
+          <w:sz w:val="21"/>
+          <w:szCs w:val="21"/>
+          <w:lang w:eastAsia="ru-RU"/>
+          <w14:ligatures w14:val="none"/>
+        </w:rPr>
+      </w:pPr>
+      <w:r>
+        <w:rPr>
+          <w:rFonts w:ascii="Consolas" w:eastAsia="Times New Roman" w:hAnsi="Consolas" w:cs="Times New Roman"/>
+          <w:color w:val="BBBEBF"/>
+          <w:kern w:val="0"/>
+          <w:sz w:val="21"/>
+          <w:szCs w:val="21"/>
+          <w:lang w:eastAsia="ru-RU"/>
+          <w14:ligatures w14:val="none"/>
+        </w:rPr>
+        <w:t xml:space="preserve">            </w:t>
+      </w:r>
+      <w:r>
+        <w:rPr>
+          <w:rFonts w:ascii="Consolas" w:eastAsia="Times New Roman" w:hAnsi="Consolas" w:cs="Times New Roman"/>
+          <w:color w:val="7EE787"/>
+          <w:kern w:val="0"/>
+          <w:sz w:val="21"/>
+          <w:szCs w:val="21"/>
+          <w:lang w:eastAsia="ru-RU"/>
+          <w14:ligatures w14:val="none"/>
+        </w:rPr>
+        <w:t>"</w:t>
+      </w:r>
+      <w:proofErr w:type="spellStart"/>
+      <w:r>
+        <w:rPr>
+          <w:rFonts w:ascii="Consolas" w:eastAsia="Times New Roman" w:hAnsi="Consolas" w:cs="Times New Roman"/>
+          <w:color w:val="7EE787"/>
+          <w:kern w:val="0"/>
+          <w:sz w:val="21"/>
+          <w:szCs w:val="21"/>
+          <w:lang w:eastAsia="ru-RU"/>
+          <w14:ligatures w14:val="none"/>
+        </w:rPr>
+        <w:t>name</w:t>
+      </w:r>
+      <w:proofErr w:type="spellEnd"/>
+      <w:r>
+        <w:rPr>
+          <w:rFonts w:ascii="Consolas" w:eastAsia="Times New Roman" w:hAnsi="Consolas" w:cs="Times New Roman"/>
+          <w:color w:val="7EE787"/>
+          <w:kern w:val="0"/>
+          <w:sz w:val="21"/>
+          <w:szCs w:val="21"/>
+          <w:lang w:eastAsia="ru-RU"/>
+          <w14:ligatures w14:val="none"/>
+        </w:rPr>
+        <w:t>"</w:t>
+      </w:r>
+      <w:r>
+        <w:rPr>
+          <w:rFonts w:ascii="Consolas" w:eastAsia="Times New Roman" w:hAnsi="Consolas" w:cs="Times New Roman"/>
+          <w:color w:val="BBBEBF"/>
+          <w:kern w:val="0"/>
+          <w:sz w:val="21"/>
+          <w:szCs w:val="21"/>
+          <w:lang w:eastAsia="ru-RU"/>
+          <w14:ligatures w14:val="none"/>
+        </w:rPr>
+        <w:t xml:space="preserve">: </w:t>
+      </w:r>
+      <w:r>
+        <w:rPr>
+          <w:rFonts w:ascii="Consolas" w:eastAsia="Times New Roman" w:hAnsi="Consolas" w:cs="Times New Roman"/>
+          <w:color w:val="A5D6FF"/>
+          <w:kern w:val="0"/>
+          <w:sz w:val="21"/>
+          <w:szCs w:val="21"/>
+          <w:lang w:eastAsia="ru-RU"/>
+          <w14:ligatures w14:val="none"/>
+        </w:rPr>
+        <w:t>"Виктория"</w:t>
+      </w:r>
+      <w:r>
+        <w:rPr>
+          <w:rFonts w:ascii="Consolas" w:eastAsia="Times New Roman" w:hAnsi="Consolas" w:cs="Times New Roman"/>
+          <w:color w:val="BBBEBF"/>
+          <w:kern w:val="0"/>
+          <w:sz w:val="21"/>
+          <w:szCs w:val="21"/>
+          <w:lang w:eastAsia="ru-RU"/>
+          <w14:ligatures w14:val="none"/>
+        </w:rPr>
+        <w:t>,</w:t>
+      </w:r>
+    </w:p>
+    <w:p>
+      <w:pPr>
+        <w:shd w:val="clear" w:color="auto" w:fill="121314"/>
+        <w:spacing w:after="0" w:line="285" w:lineRule="atLeast"/>
+        <w:ind w:left="360"/>
+        <w:rPr>
+          <w:rFonts w:ascii="Consolas" w:eastAsia="Times New Roman" w:hAnsi="Consolas" w:cs="Times New Roman"/>
+          <w:color w:val="BBBEBF"/>
+          <w:kern w:val="0"/>
+          <w:sz w:val="21"/>
+          <w:szCs w:val="21"/>
+          <w:lang w:val="en-US" w:eastAsia="ru-RU"/>
+          <w14:ligatures w14:val="none"/>
+        </w:rPr>
+      </w:pPr>
+      <w:r>
+        <w:rPr>
+          <w:rFonts w:ascii="Consolas" w:eastAsia="Times New Roman" w:hAnsi="Consolas" w:cs="Times New Roman"/>
+          <w:color w:val="BBBEBF"/>
+          <w:kern w:val="0"/>
+          <w:sz w:val="21"/>
+          <w:szCs w:val="21"/>
+          <w:lang w:val="en-US" w:eastAsia="ru-RU"/>
+          <w14:ligatures w14:val="none"/>
+        </w:rPr>
+        <w:t xml:space="preserve">            </w:t>
+      </w:r>
+      <w:r>
+        <w:rPr>
+          <w:rFonts w:ascii="Consolas" w:eastAsia="Times New Roman" w:hAnsi="Consolas" w:cs="Times New Roman"/>
+          <w:color w:val="7EE787"/>
+          <w:kern w:val="0"/>
+          <w:sz w:val="21"/>
+          <w:szCs w:val="21"/>
+          <w:lang w:val="en-US" w:eastAsia="ru-RU"/>
+          <w14:ligatures w14:val="none"/>
+        </w:rPr>
+        <w:t>"</w:t>
+      </w:r>
+      <w:proofErr w:type="spellStart"/>
+      <w:proofErr w:type="gramStart"/>
+      <w:r>
+        <w:rPr>
+          <w:rFonts w:ascii="Consolas" w:eastAsia="Times New Roman" w:hAnsi="Consolas" w:cs="Times New Roman"/>
+          <w:color w:val="7EE787"/>
+          <w:kern w:val="0"/>
+          <w:sz w:val="21"/>
+          <w:szCs w:val="21"/>
+          <w:lang w:val="en-US" w:eastAsia="ru-RU"/>
+          <w14:ligatures w14:val="none"/>
+        </w:rPr>
+        <w:t>external</w:t>
+      </w:r>
+      <w:proofErr w:type="gramEnd"/>
+      <w:r>
+        <w:rPr>
+          <w:rFonts w:ascii="Consolas" w:eastAsia="Times New Roman" w:hAnsi="Consolas" w:cs="Times New Roman"/>
+          <w:color w:val="7EE787"/>
+          <w:kern w:val="0"/>
+          <w:sz w:val="21"/>
+          <w:szCs w:val="21"/>
+          <w:lang w:val="en-US" w:eastAsia="ru-RU"/>
+          <w14:ligatures w14:val="none"/>
+        </w:rPr>
+        <w:t>_url</w:t>
+      </w:r>
+      <w:proofErr w:type="spellEnd"/>
+      <w:r>
+        <w:rPr>
+          <w:rFonts w:ascii="Consolas" w:eastAsia="Times New Roman" w:hAnsi="Consolas" w:cs="Times New Roman"/>
+          <w:color w:val="7EE787"/>
+          <w:kern w:val="0"/>
+          <w:sz w:val="21"/>
+          <w:szCs w:val="21"/>
+          <w:lang w:val="en-US" w:eastAsia="ru-RU"/>
+          <w14:ligatures w14:val="none"/>
+        </w:rPr>
+        <w:t>"</w:t>
+      </w:r>
+      <w:r>
+        <w:rPr>
+          <w:rFonts w:ascii="Consolas" w:eastAsia="Times New Roman" w:hAnsi="Consolas" w:cs="Times New Roman"/>
+          <w:color w:val="BBBEBF"/>
+          <w:kern w:val="0"/>
+          <w:sz w:val="21"/>
+          <w:szCs w:val="21"/>
+          <w:lang w:val="en-US" w:eastAsia="ru-RU"/>
+          <w14:ligatures w14:val="none"/>
+        </w:rPr>
+        <w:t xml:space="preserve">: </w:t>
+      </w:r>
+      <w:r>
+        <w:rPr>
+          <w:rFonts w:ascii="Consolas" w:eastAsia="Times New Roman" w:hAnsi="Consolas" w:cs="Times New Roman"/>
+          <w:color w:val="A5D6FF"/>
+          <w:kern w:val="0"/>
+          <w:sz w:val="21"/>
+          <w:szCs w:val="21"/>
+          <w:lang w:val="en-US" w:eastAsia="ru-RU"/>
+          <w14:ligatures w14:val="none"/>
+        </w:rPr>
+        <w:t>"https://victoria.ru/"</w:t>
+      </w:r>
+      <w:r>
+        <w:rPr>
+          <w:rFonts w:ascii="Consolas" w:eastAsia="Times New Roman" w:hAnsi="Consolas" w:cs="Times New Roman"/>
+          <w:color w:val="BBBEBF"/>
+          <w:kern w:val="0"/>
+          <w:sz w:val="21"/>
+          <w:szCs w:val="21"/>
+          <w:lang w:val="en-US" w:eastAsia="ru-RU"/>
+          <w14:ligatures w14:val="none"/>
+        </w:rPr>
+        <w:t>,</w:t>
+      </w:r>
+    </w:p>
+    <w:p>
+      <w:pPr>
+        <w:shd w:val="clear" w:color="auto" w:fill="121314"/>
+        <w:spacing w:after="0" w:line="285" w:lineRule="atLeast"/>
+        <w:ind w:left="360"/>
+        <w:rPr>
+          <w:rFonts w:ascii="Consolas" w:eastAsia="Times New Roman" w:hAnsi="Consolas" w:cs="Times New Roman"/>
+          <w:color w:val="BBBEBF"/>
+          <w:kern w:val="0"/>
+          <w:sz w:val="21"/>
+          <w:szCs w:val="21"/>
+          <w:lang w:val="en-US" w:eastAsia="ru-RU"/>
+          <w14:ligatures w14:val="none"/>
+        </w:rPr>
+      </w:pPr>
+      <w:r>
+        <w:rPr>
+          <w:rFonts w:ascii="Consolas" w:eastAsia="Times New Roman" w:hAnsi="Consolas" w:cs="Times New Roman"/>
+          <w:color w:val="BBBEBF"/>
+          <w:kern w:val="0"/>
+          <w:sz w:val="21"/>
+          <w:szCs w:val="21"/>
+          <w:lang w:val="en-US" w:eastAsia="ru-RU"/>
+          <w14:ligatures w14:val="none"/>
+        </w:rPr>
+        <w:t xml:space="preserve">            </w:t>
+      </w:r>
+      <w:r>
+        <w:rPr>
+          <w:rFonts w:ascii="Consolas" w:eastAsia="Times New Roman" w:hAnsi="Consolas" w:cs="Times New Roman"/>
+          <w:color w:val="7EE787"/>
+          <w:kern w:val="0"/>
+          <w:sz w:val="21"/>
+          <w:szCs w:val="21"/>
+          <w:lang w:val="en-US" w:eastAsia="ru-RU"/>
+          <w14:ligatures w14:val="none"/>
+        </w:rPr>
+        <w:t>"thumbnail"</w:t>
+      </w:r>
+      <w:r>
+        <w:rPr>
+          <w:rFonts w:ascii="Consolas" w:eastAsia="Times New Roman" w:hAnsi="Consolas" w:cs="Times New Roman"/>
+          <w:color w:val="BBBEBF"/>
+          <w:kern w:val="0"/>
+          <w:sz w:val="21"/>
+          <w:szCs w:val="21"/>
+          <w:lang w:val="en-US" w:eastAsia="ru-RU"/>
+          <w14:ligatures w14:val="none"/>
+        </w:rPr>
+        <w:t xml:space="preserve">: </w:t>
+      </w:r>
+      <w:r>
+        <w:rPr>
+          <w:rFonts w:ascii="Consolas" w:eastAsia="Times New Roman" w:hAnsi="Consolas" w:cs="Times New Roman"/>
+          <w:color w:val="A5D6FF"/>
+          <w:kern w:val="0"/>
+          <w:sz w:val="21"/>
+          <w:szCs w:val="21"/>
+          <w:lang w:val="en-US" w:eastAsia="ru-RU"/>
+          <w14:ligatures w14:val="none"/>
+        </w:rPr>
+        <w:t>"victoria.ru/victoria_image_thumb.png"</w:t>
+      </w:r>
+      <w:r>
+        <w:rPr>
+          <w:rFonts w:ascii="Consolas" w:eastAsia="Times New Roman" w:hAnsi="Consolas" w:cs="Times New Roman"/>
+          <w:color w:val="BBBEBF"/>
+          <w:kern w:val="0"/>
+          <w:sz w:val="21"/>
+          <w:szCs w:val="21"/>
+          <w:lang w:val="en-US" w:eastAsia="ru-RU"/>
+          <w14:ligatures w14:val="none"/>
+        </w:rPr>
+        <w:t>,</w:t>
+      </w:r>
+    </w:p>
+    <w:p>
+      <w:pPr>
+        <w:shd w:val="clear" w:color="auto" w:fill="121314"/>
+        <w:spacing w:after="0" w:line="285" w:lineRule="atLeast"/>
+        <w:ind w:left="360"/>
+        <w:rPr>
+          <w:rFonts w:ascii="Consolas" w:eastAsia="Times New Roman" w:hAnsi="Consolas" w:cs="Times New Roman"/>
+          <w:color w:val="BBBEBF"/>
+          <w:kern w:val="0"/>
+          <w:sz w:val="21"/>
+          <w:szCs w:val="21"/>
+          <w:lang w:eastAsia="ru-RU"/>
+          <w14:ligatures w14:val="none"/>
+        </w:rPr>
+      </w:pPr>
+      <w:r>
+        <w:rPr>
+          <w:rFonts w:ascii="Consolas" w:eastAsia="Times New Roman" w:hAnsi="Consolas" w:cs="Times New Roman"/>
+          <w:color w:val="BBBEBF"/>
+          <w:kern w:val="0"/>
+          <w:sz w:val="21"/>
+          <w:szCs w:val="21"/>
+          <w:lang w:val="en-US" w:eastAsia="ru-RU"/>
+          <w14:ligatures w14:val="none"/>
+        </w:rPr>
+        <w:t xml:space="preserve">            </w:t>
+      </w:r>
+      <w:r>
+        <w:rPr>
+          <w:rFonts w:ascii="Consolas" w:eastAsia="Times New Roman" w:hAnsi="Consolas" w:cs="Times New Roman"/>
+          <w:color w:val="7EE787"/>
+          <w:kern w:val="0"/>
+          <w:sz w:val="21"/>
+          <w:szCs w:val="21"/>
+          <w:lang w:eastAsia="ru-RU"/>
+          <w14:ligatures w14:val="none"/>
+        </w:rPr>
+        <w:t>"</w:t>
+      </w:r>
+      <w:proofErr w:type="spellStart"/>
+      <w:r>
+        <w:rPr>
+          <w:rFonts w:ascii="Consolas" w:eastAsia="Times New Roman" w:hAnsi="Consolas" w:cs="Times New Roman"/>
+          <w:color w:val="7EE787"/>
+          <w:kern w:val="0"/>
+          <w:sz w:val="21"/>
+          <w:szCs w:val="21"/>
+          <w:lang w:eastAsia="ru-RU"/>
+          <w14:ligatures w14:val="none"/>
+        </w:rPr>
+        <w:t>express_delivery</w:t>
+      </w:r>
+      <w:proofErr w:type="spellEnd"/>
+      <w:r>
+        <w:rPr>
+          <w:rFonts w:ascii="Consolas" w:eastAsia="Times New Roman" w:hAnsi="Consolas" w:cs="Times New Roman"/>
+          <w:color w:val="7EE787"/>
+          <w:kern w:val="0"/>
+          <w:sz w:val="21"/>
+          <w:szCs w:val="21"/>
+          <w:lang w:eastAsia="ru-RU"/>
+          <w14:ligatures w14:val="none"/>
+        </w:rPr>
+        <w:t>"</w:t>
+      </w:r>
+      <w:r>
+        <w:rPr>
+          <w:rFonts w:ascii="Consolas" w:eastAsia="Times New Roman" w:hAnsi="Consolas" w:cs="Times New Roman"/>
+          <w:color w:val="BBBEBF"/>
+          <w:kern w:val="0"/>
+          <w:sz w:val="21"/>
+          <w:szCs w:val="21"/>
+          <w:lang w:eastAsia="ru-RU"/>
+          <w14:ligatures w14:val="none"/>
+        </w:rPr>
+        <w:t xml:space="preserve">: </w:t>
+      </w:r>
+      <w:proofErr w:type="spellStart"/>
+      <w:r>
+        <w:rPr>
+          <w:rFonts w:ascii="Consolas" w:eastAsia="Times New Roman" w:hAnsi="Consolas" w:cs="Times New Roman"/>
+          <w:color w:val="569CD6"/>
+          <w:kern w:val="0"/>
+          <w:sz w:val="21"/>
+          <w:szCs w:val="21"/>
+          <w:lang w:eastAsia="ru-RU"/>
+          <w14:ligatures w14:val="none"/>
+        </w:rPr>
+        <w:t>false</w:t>
+      </w:r>
+      <w:proofErr w:type="spellEnd"/>
+      <w:r>
+        <w:rPr>
+          <w:rFonts w:ascii="Consolas" w:eastAsia="Times New Roman" w:hAnsi="Consolas" w:cs="Times New Roman"/>
+          <w:color w:val="BBBEBF"/>
+          <w:kern w:val="0"/>
+          <w:sz w:val="21"/>
+          <w:szCs w:val="21"/>
+          <w:lang w:eastAsia="ru-RU"/>
+          <w14:ligatures w14:val="none"/>
+        </w:rPr>
+        <w:t>,</w:t>
+      </w:r>
+    </w:p>
+    <w:p>
+      <w:pPr>
+        <w:shd w:val="clear" w:color="auto" w:fill="121314"/>
+        <w:spacing w:after="0" w:line="285" w:lineRule="atLeast"/>
+        <w:ind w:left="360"/>
+        <w:rPr>
+          <w:rFonts w:ascii="Consolas" w:eastAsia="Times New Roman" w:hAnsi="Consolas" w:cs="Times New Roman"/>
+          <w:color w:val="BBBEBF"/>
+          <w:kern w:val="0"/>
+          <w:sz w:val="21"/>
+          <w:szCs w:val="21"/>
+          <w:lang w:eastAsia="ru-RU"/>
+          <w14:ligatures w14:val="none"/>
+        </w:rPr>
+      </w:pPr>
+      <w:r>
+        <w:rPr>
+          <w:rFonts w:ascii="Consolas" w:eastAsia="Times New Roman" w:hAnsi="Consolas" w:cs="Times New Roman"/>
+          <w:color w:val="BBBEBF"/>
+          <w:kern w:val="0"/>
+          <w:sz w:val="21"/>
+          <w:szCs w:val="21"/>
+          <w:lang w:eastAsia="ru-RU"/>
+          <w14:ligatures w14:val="none"/>
+        </w:rPr>
+        <w:t xml:space="preserve">            </w:t>
+      </w:r>
+      <w:r>
+        <w:rPr>
+          <w:rFonts w:ascii="Consolas" w:eastAsia="Times New Roman" w:hAnsi="Consolas" w:cs="Times New Roman"/>
+          <w:color w:val="7EE787"/>
+          <w:kern w:val="0"/>
+          <w:sz w:val="21"/>
+          <w:szCs w:val="21"/>
+          <w:lang w:eastAsia="ru-RU"/>
+          <w14:ligatures w14:val="none"/>
+        </w:rPr>
+        <w:t>"</w:t>
+      </w:r>
+      <w:proofErr w:type="spellStart"/>
+      <w:r>
+        <w:rPr>
+          <w:rFonts w:ascii="Consolas" w:eastAsia="Times New Roman" w:hAnsi="Consolas" w:cs="Times New Roman"/>
+          <w:color w:val="7EE787"/>
+          <w:kern w:val="0"/>
+          <w:sz w:val="21"/>
+          <w:szCs w:val="21"/>
+          <w:lang w:eastAsia="ru-RU"/>
+          <w14:ligatures w14:val="none"/>
+        </w:rPr>
+        <w:t>delivery_minutes_min</w:t>
+      </w:r>
+      <w:proofErr w:type="spellEnd"/>
+      <w:r>
+        <w:rPr>
+          <w:rFonts w:ascii="Consolas" w:eastAsia="Times New Roman" w:hAnsi="Consolas" w:cs="Times New Roman"/>
+          <w:color w:val="7EE787"/>
+          <w:kern w:val="0"/>
+          <w:sz w:val="21"/>
+          <w:szCs w:val="21"/>
+          <w:lang w:eastAsia="ru-RU"/>
+          <w14:ligatures w14:val="none"/>
+        </w:rPr>
+        <w:t>"</w:t>
+      </w:r>
+      <w:r>
+        <w:rPr>
+          <w:rFonts w:ascii="Consolas" w:eastAsia="Times New Roman" w:hAnsi="Consolas" w:cs="Times New Roman"/>
+          <w:color w:val="BBBEBF"/>
+          <w:kern w:val="0"/>
+          <w:sz w:val="21"/>
+          <w:szCs w:val="21"/>
+          <w:lang w:eastAsia="ru-RU"/>
+          <w14:ligatures w14:val="none"/>
+        </w:rPr>
+        <w:t xml:space="preserve">: </w:t>
+      </w:r>
+      <w:proofErr w:type="spellStart"/>
+      <w:r>
+        <w:rPr>
+          <w:rFonts w:ascii="Consolas" w:eastAsia="Times New Roman" w:hAnsi="Consolas" w:cs="Times New Roman"/>
+          <w:color w:val="569CD6"/>
+          <w:kern w:val="0"/>
+          <w:sz w:val="21"/>
+          <w:szCs w:val="21"/>
+          <w:lang w:eastAsia="ru-RU"/>
+          <w14:ligatures w14:val="none"/>
+        </w:rPr>
+        <w:t>null</w:t>
+      </w:r>
+      <w:proofErr w:type="spellEnd"/>
+      <w:r>
+        <w:rPr>
+          <w:rFonts w:ascii="Consolas" w:eastAsia="Times New Roman" w:hAnsi="Consolas" w:cs="Times New Roman"/>
+          <w:color w:val="BBBEBF"/>
+          <w:kern w:val="0"/>
+          <w:sz w:val="21"/>
+          <w:szCs w:val="21"/>
+          <w:lang w:eastAsia="ru-RU"/>
+          <w14:ligatures w14:val="none"/>
+        </w:rPr>
+        <w:t>,</w:t>
+      </w:r>
+    </w:p>
+    <w:p>
+      <w:pPr>
+        <w:shd w:val="clear" w:color="auto" w:fill="121314"/>
+        <w:spacing w:after="0" w:line="285" w:lineRule="atLeast"/>
+        <w:ind w:left="360"/>
+        <w:rPr>
+          <w:rFonts w:ascii="Consolas" w:eastAsia="Times New Roman" w:hAnsi="Consolas" w:cs="Times New Roman"/>
+          <w:color w:val="BBBEBF"/>
+          <w:kern w:val="0"/>
+          <w:sz w:val="21"/>
+          <w:szCs w:val="21"/>
+          <w:lang w:eastAsia="ru-RU"/>
+          <w14:ligatures w14:val="none"/>
+        </w:rPr>
+      </w:pPr>
+      <w:r>
+        <w:rPr>
+          <w:rFonts w:ascii="Consolas" w:eastAsia="Times New Roman" w:hAnsi="Consolas" w:cs="Times New Roman"/>
+          <w:color w:val="BBBEBF"/>
+          <w:kern w:val="0"/>
+          <w:sz w:val="21"/>
+          <w:szCs w:val="21"/>
+          <w:lang w:eastAsia="ru-RU"/>
+          <w14:ligatures w14:val="none"/>
+        </w:rPr>
+        <w:t xml:space="preserve">            </w:t>
+      </w:r>
+      <w:r>
+        <w:rPr>
+          <w:rFonts w:ascii="Consolas" w:eastAsia="Times New Roman" w:hAnsi="Consolas" w:cs="Times New Roman"/>
+          <w:color w:val="7EE787"/>
+          <w:kern w:val="0"/>
+          <w:sz w:val="21"/>
+          <w:szCs w:val="21"/>
+          <w:lang w:eastAsia="ru-RU"/>
+          <w14:ligatures w14:val="none"/>
+        </w:rPr>
+        <w:t>"</w:t>
+      </w:r>
+      <w:proofErr w:type="spellStart"/>
+      <w:r>
+        <w:rPr>
+          <w:rFonts w:ascii="Consolas" w:eastAsia="Times New Roman" w:hAnsi="Consolas" w:cs="Times New Roman"/>
+          <w:color w:val="7EE787"/>
+          <w:kern w:val="0"/>
+          <w:sz w:val="21"/>
+          <w:szCs w:val="21"/>
+          <w:lang w:eastAsia="ru-RU"/>
+          <w14:ligatures w14:val="none"/>
+        </w:rPr>
+        <w:t>delivery_minutes_max</w:t>
+      </w:r>
+      <w:proofErr w:type="spellEnd"/>
+      <w:r>
+        <w:rPr>
+          <w:rFonts w:ascii="Consolas" w:eastAsia="Times New Roman" w:hAnsi="Consolas" w:cs="Times New Roman"/>
+          <w:color w:val="7EE787"/>
+          <w:kern w:val="0"/>
+          <w:sz w:val="21"/>
+          <w:szCs w:val="21"/>
+          <w:lang w:eastAsia="ru-RU"/>
+          <w14:ligatures w14:val="none"/>
+        </w:rPr>
+        <w:t>"</w:t>
+      </w:r>
+      <w:r>
+        <w:rPr>
+          <w:rFonts w:ascii="Consolas" w:eastAsia="Times New Roman" w:hAnsi="Consolas" w:cs="Times New Roman"/>
+          <w:color w:val="BBBEBF"/>
+          <w:kern w:val="0"/>
+          <w:sz w:val="21"/>
+          <w:szCs w:val="21"/>
+          <w:lang w:eastAsia="ru-RU"/>
+          <w14:ligatures w14:val="none"/>
+        </w:rPr>
+        <w:t xml:space="preserve">: </w:t>
+      </w:r>
+      <w:proofErr w:type="spellStart"/>
+      <w:r>
+        <w:rPr>
+          <w:rFonts w:ascii="Consolas" w:eastAsia="Times New Roman" w:hAnsi="Consolas" w:cs="Times New Roman"/>
+          <w:color w:val="569CD6"/>
+          <w:kern w:val="0"/>
+          <w:sz w:val="21"/>
+          <w:szCs w:val="21"/>
+          <w:lang w:eastAsia="ru-RU"/>
+          <w14:ligatures w14:val="none"/>
+        </w:rPr>
+        <w:t>null</w:t>
+      </w:r>
+      <w:proofErr w:type="spellEnd"/>
+      <w:r>
+        <w:rPr>
+          <w:rFonts w:ascii="Consolas" w:eastAsia="Times New Roman" w:hAnsi="Consolas" w:cs="Times New Roman"/>
+          <w:color w:val="BBBEBF"/>
+          <w:kern w:val="0"/>
+          <w:sz w:val="21"/>
+          <w:szCs w:val="21"/>
+          <w:lang w:eastAsia="ru-RU"/>
+          <w14:ligatures w14:val="none"/>
+        </w:rPr>
+        <w:t>,</w:t>
+      </w:r>
+    </w:p>
+    <w:p>
+      <w:pPr>
+        <w:shd w:val="clear" w:color="auto" w:fill="121314"/>
+        <w:spacing w:after="0" w:line="285" w:lineRule="atLeast"/>
+        <w:ind w:left="360"/>
+        <w:rPr>
+          <w:rFonts w:ascii="Consolas" w:eastAsia="Times New Roman" w:hAnsi="Consolas" w:cs="Times New Roman"/>
+          <w:color w:val="BBBEBF"/>
+          <w:kern w:val="0"/>
+          <w:sz w:val="21"/>
+          <w:szCs w:val="21"/>
+          <w:lang w:eastAsia="ru-RU"/>
+          <w14:ligatures w14:val="none"/>
+        </w:rPr>
+      </w:pPr>
+      <w:r>
+        <w:rPr>
+          <w:rFonts w:ascii="Consolas" w:eastAsia="Times New Roman" w:hAnsi="Consolas" w:cs="Times New Roman"/>
+          <w:color w:val="BBBEBF"/>
+          <w:kern w:val="0"/>
+          <w:sz w:val="21"/>
+          <w:szCs w:val="21"/>
+          <w:lang w:eastAsia="ru-RU"/>
+          <w14:ligatures w14:val="none"/>
+        </w:rPr>
+        <w:t xml:space="preserve">            </w:t>
+      </w:r>
+      <w:r>
+        <w:rPr>
+          <w:rFonts w:ascii="Consolas" w:eastAsia="Times New Roman" w:hAnsi="Consolas" w:cs="Times New Roman"/>
+          <w:color w:val="7EE787"/>
+          <w:kern w:val="0"/>
+          <w:sz w:val="21"/>
+          <w:szCs w:val="21"/>
+          <w:lang w:eastAsia="ru-RU"/>
+          <w14:ligatures w14:val="none"/>
+        </w:rPr>
+        <w:t>"</w:t>
+      </w:r>
+      <w:proofErr w:type="spellStart"/>
+      <w:r>
+        <w:rPr>
+          <w:rFonts w:ascii="Consolas" w:eastAsia="Times New Roman" w:hAnsi="Consolas" w:cs="Times New Roman"/>
+          <w:color w:val="7EE787"/>
+          <w:kern w:val="0"/>
+          <w:sz w:val="21"/>
+          <w:szCs w:val="21"/>
+          <w:lang w:eastAsia="ru-RU"/>
+          <w14:ligatures w14:val="none"/>
+        </w:rPr>
+        <w:t>shipping_options</w:t>
+      </w:r>
+      <w:proofErr w:type="spellEnd"/>
+      <w:r>
+        <w:rPr>
+          <w:rFonts w:ascii="Consolas" w:eastAsia="Times New Roman" w:hAnsi="Consolas" w:cs="Times New Roman"/>
+          <w:color w:val="7EE787"/>
+          <w:kern w:val="0"/>
+          <w:sz w:val="21"/>
+          <w:szCs w:val="21"/>
+          <w:lang w:eastAsia="ru-RU"/>
+          <w14:ligatures w14:val="none"/>
+        </w:rPr>
+        <w:t>"</w:t>
+      </w:r>
+      <w:r>
+        <w:rPr>
+          <w:rFonts w:ascii="Consolas" w:eastAsia="Times New Roman" w:hAnsi="Consolas" w:cs="Times New Roman"/>
+          <w:color w:val="BBBEBF"/>
+          <w:kern w:val="0"/>
+          <w:sz w:val="21"/>
+          <w:szCs w:val="21"/>
+          <w:lang w:eastAsia="ru-RU"/>
+          <w14:ligatures w14:val="none"/>
+        </w:rPr>
+        <w:t>: {</w:t>
+      </w:r>
+    </w:p>
+    <w:p>
+      <w:pPr>
+        <w:shd w:val="clear" w:color="auto" w:fill="121314"/>
+        <w:spacing w:after="0" w:line="285" w:lineRule="atLeast"/>
+        <w:ind w:left="360"/>
+        <w:rPr>
+          <w:rFonts w:ascii="Consolas" w:eastAsia="Times New Roman" w:hAnsi="Consolas" w:cs="Times New Roman"/>
+          <w:color w:val="BBBEBF"/>
+          <w:kern w:val="0"/>
+          <w:sz w:val="21"/>
+          <w:szCs w:val="21"/>
+          <w:lang w:eastAsia="ru-RU"/>
+          <w14:ligatures w14:val="none"/>
+        </w:rPr>
+      </w:pPr>
+      <w:r>
+        <w:rPr>
+          <w:rFonts w:ascii="Consolas" w:eastAsia="Times New Roman" w:hAnsi="Consolas" w:cs="Times New Roman"/>
+          <w:color w:val="BBBEBF"/>
+          <w:kern w:val="0"/>
+          <w:sz w:val="21"/>
+          <w:szCs w:val="21"/>
+          <w:lang w:eastAsia="ru-RU"/>
+          <w14:ligatures w14:val="none"/>
+        </w:rPr>
+        <w:t xml:space="preserve">                </w:t>
+      </w:r>
+      <w:r>
+        <w:rPr>
+          <w:rFonts w:ascii="Consolas" w:eastAsia="Times New Roman" w:hAnsi="Consolas" w:cs="Times New Roman"/>
+          <w:color w:val="7EE787"/>
+          <w:kern w:val="0"/>
+          <w:sz w:val="21"/>
+          <w:szCs w:val="21"/>
+          <w:lang w:eastAsia="ru-RU"/>
+          <w14:ligatures w14:val="none"/>
+        </w:rPr>
+        <w:t>"</w:t>
+      </w:r>
+      <w:proofErr w:type="spellStart"/>
+      <w:r>
+        <w:rPr>
+          <w:rFonts w:ascii="Consolas" w:eastAsia="Times New Roman" w:hAnsi="Consolas" w:cs="Times New Roman"/>
+          <w:color w:val="7EE787"/>
+          <w:kern w:val="0"/>
+          <w:sz w:val="21"/>
+          <w:szCs w:val="21"/>
+          <w:lang w:eastAsia="ru-RU"/>
+          <w14:ligatures w14:val="none"/>
+        </w:rPr>
+        <w:t>date</w:t>
+      </w:r>
+      <w:proofErr w:type="spellEnd"/>
+      <w:r>
+        <w:rPr>
+          <w:rFonts w:ascii="Consolas" w:eastAsia="Times New Roman" w:hAnsi="Consolas" w:cs="Times New Roman"/>
+          <w:color w:val="7EE787"/>
+          <w:kern w:val="0"/>
+          <w:sz w:val="21"/>
+          <w:szCs w:val="21"/>
+          <w:lang w:eastAsia="ru-RU"/>
+          <w14:ligatures w14:val="none"/>
+        </w:rPr>
+        <w:t>"</w:t>
+      </w:r>
+      <w:r>
+        <w:rPr>
+          <w:rFonts w:ascii="Consolas" w:eastAsia="Times New Roman" w:hAnsi="Consolas" w:cs="Times New Roman"/>
+          <w:color w:val="BBBEBF"/>
+          <w:kern w:val="0"/>
+          <w:sz w:val="21"/>
+          <w:szCs w:val="21"/>
+          <w:lang w:eastAsia="ru-RU"/>
+          <w14:ligatures w14:val="none"/>
+        </w:rPr>
+        <w:t xml:space="preserve">: </w:t>
+      </w:r>
+      <w:r>
+        <w:rPr>
+          <w:rFonts w:ascii="Consolas" w:eastAsia="Times New Roman" w:hAnsi="Consolas" w:cs="Times New Roman"/>
+          <w:color w:val="A5D6FF"/>
+          <w:kern w:val="0"/>
+          <w:sz w:val="21"/>
+          <w:szCs w:val="21"/>
+          <w:lang w:eastAsia="ru-RU"/>
+          <w14:ligatures w14:val="none"/>
+        </w:rPr>
+        <w:t>"2026-05-20"</w:t>
+      </w:r>
+      <w:r>
+        <w:rPr>
+          <w:rFonts w:ascii="Consolas" w:eastAsia="Times New Roman" w:hAnsi="Consolas" w:cs="Times New Roman"/>
+          <w:color w:val="BBBEBF"/>
+          <w:kern w:val="0"/>
+          <w:sz w:val="21"/>
+          <w:szCs w:val="21"/>
+          <w:lang w:eastAsia="ru-RU"/>
+          <w14:ligatures w14:val="none"/>
+        </w:rPr>
+        <w:t>,</w:t>
+      </w:r>
+    </w:p>
+    <w:p>
+      <w:pPr>
+        <w:shd w:val="clear" w:color="auto" w:fill="121314"/>
+        <w:spacing w:after="0" w:line="285" w:lineRule="atLeast"/>
+        <w:ind w:left="360"/>
+        <w:rPr>
+          <w:rFonts w:ascii="Consolas" w:eastAsia="Times New Roman" w:hAnsi="Consolas" w:cs="Times New Roman"/>
+          <w:color w:val="BBBEBF"/>
+          <w:kern w:val="0"/>
+          <w:sz w:val="21"/>
+          <w:szCs w:val="21"/>
+          <w:lang w:eastAsia="ru-RU"/>
+          <w14:ligatures w14:val="none"/>
+        </w:rPr>
+      </w:pPr>
+      <w:r>
+        <w:rPr>
+          <w:rFonts w:ascii="Consolas" w:eastAsia="Times New Roman" w:hAnsi="Consolas" w:cs="Times New Roman"/>
+          <w:color w:val="BBBEBF"/>
+          <w:kern w:val="0"/>
+          <w:sz w:val="21"/>
+          <w:szCs w:val="21"/>
+          <w:lang w:eastAsia="ru-RU"/>
+          <w14:ligatures w14:val="none"/>
+        </w:rPr>
+        <w:t xml:space="preserve">                </w:t>
+      </w:r>
+      <w:r>
+        <w:rPr>
+          <w:rFonts w:ascii="Consolas" w:eastAsia="Times New Roman" w:hAnsi="Consolas" w:cs="Times New Roman"/>
+          <w:color w:val="7EE787"/>
+          <w:kern w:val="0"/>
+          <w:sz w:val="21"/>
+          <w:szCs w:val="21"/>
+          <w:lang w:eastAsia="ru-RU"/>
+          <w14:ligatures w14:val="none"/>
+        </w:rPr>
+        <w:t>"</w:t>
+      </w:r>
+      <w:proofErr w:type="spellStart"/>
+      <w:r>
+        <w:rPr>
+          <w:rFonts w:ascii="Consolas" w:eastAsia="Times New Roman" w:hAnsi="Consolas" w:cs="Times New Roman"/>
+          <w:color w:val="7EE787"/>
+          <w:kern w:val="0"/>
+          <w:sz w:val="21"/>
+          <w:szCs w:val="21"/>
+          <w:lang w:eastAsia="ru-RU"/>
+          <w14:ligatures w14:val="none"/>
+        </w:rPr>
+        <w:t>time_start</w:t>
+      </w:r>
+      <w:proofErr w:type="spellEnd"/>
+      <w:r>
+        <w:rPr>
+          <w:rFonts w:ascii="Consolas" w:eastAsia="Times New Roman" w:hAnsi="Consolas" w:cs="Times New Roman"/>
+          <w:color w:val="7EE787"/>
+          <w:kern w:val="0"/>
+          <w:sz w:val="21"/>
+          <w:szCs w:val="21"/>
+          <w:lang w:eastAsia="ru-RU"/>
+          <w14:ligatures w14:val="none"/>
+        </w:rPr>
+        <w:t>"</w:t>
+      </w:r>
+      <w:r>
+        <w:rPr>
+          <w:rFonts w:ascii="Consolas" w:eastAsia="Times New Roman" w:hAnsi="Consolas" w:cs="Times New Roman"/>
+          <w:color w:val="BBBEBF"/>
+          <w:kern w:val="0"/>
+          <w:sz w:val="21"/>
+          <w:szCs w:val="21"/>
+          <w:lang w:eastAsia="ru-RU"/>
+          <w14:ligatures w14:val="none"/>
+        </w:rPr>
+        <w:t xml:space="preserve">: </w:t>
+      </w:r>
+      <w:r>
+        <w:rPr>
+          <w:rFonts w:ascii="Consolas" w:eastAsia="Times New Roman" w:hAnsi="Consolas" w:cs="Times New Roman"/>
+          <w:color w:val="A5D6FF"/>
+          <w:kern w:val="0"/>
+          <w:sz w:val="21"/>
+          <w:szCs w:val="21"/>
+          <w:lang w:eastAsia="ru-RU"/>
+          <w14:ligatures w14:val="none"/>
+        </w:rPr>
+        <w:t>"17:00"</w:t>
+      </w:r>
+      <w:r>
+        <w:rPr>
+          <w:rFonts w:ascii="Consolas" w:eastAsia="Times New Roman" w:hAnsi="Consolas" w:cs="Times New Roman"/>
+          <w:color w:val="BBBEBF"/>
+          <w:kern w:val="0"/>
+          <w:sz w:val="21"/>
+          <w:szCs w:val="21"/>
+          <w:lang w:eastAsia="ru-RU"/>
+          <w14:ligatures w14:val="none"/>
+        </w:rPr>
+        <w:t>,</w:t>
+      </w:r>
+    </w:p>
+    <w:p>
+      <w:pPr>
+        <w:shd w:val="clear" w:color="auto" w:fill="121314"/>
+        <w:spacing w:after="0" w:line="285" w:lineRule="atLeast"/>
+        <w:ind w:left="360"/>
+        <w:rPr>
+          <w:rFonts w:ascii="Consolas" w:eastAsia="Times New Roman" w:hAnsi="Consolas" w:cs="Times New Roman"/>
+          <w:color w:val="BBBEBF"/>
+          <w:kern w:val="0"/>
+          <w:sz w:val="21"/>
+          <w:szCs w:val="21"/>
+          <w:lang w:eastAsia="ru-RU"/>
+          <w14:ligatures w14:val="none"/>
+        </w:rPr>
+      </w:pPr>
+      <w:r>
+        <w:rPr>
+          <w:rFonts w:ascii="Consolas" w:eastAsia="Times New Roman" w:hAnsi="Consolas" w:cs="Times New Roman"/>
+          <w:color w:val="BBBEBF"/>
+          <w:kern w:val="0"/>
+          <w:sz w:val="21"/>
+          <w:szCs w:val="21"/>
+          <w:lang w:eastAsia="ru-RU"/>
+          <w14:ligatures w14:val="none"/>
+        </w:rPr>
+        <w:t xml:space="preserve">                </w:t>
+      </w:r>
+      <w:r>
+        <w:rPr>
+          <w:rFonts w:ascii="Consolas" w:eastAsia="Times New Roman" w:hAnsi="Consolas" w:cs="Times New Roman"/>
+          <w:color w:val="7EE787"/>
+          <w:kern w:val="0"/>
+          <w:sz w:val="21"/>
+          <w:szCs w:val="21"/>
+          <w:lang w:eastAsia="ru-RU"/>
+          <w14:ligatures w14:val="none"/>
+        </w:rPr>
+        <w:t>"</w:t>
+      </w:r>
+      <w:proofErr w:type="spellStart"/>
+      <w:r>
+        <w:rPr>
+          <w:rFonts w:ascii="Consolas" w:eastAsia="Times New Roman" w:hAnsi="Consolas" w:cs="Times New Roman"/>
+          <w:color w:val="7EE787"/>
+          <w:kern w:val="0"/>
+          <w:sz w:val="21"/>
+          <w:szCs w:val="21"/>
+          <w:lang w:eastAsia="ru-RU"/>
+          <w14:ligatures w14:val="none"/>
+        </w:rPr>
+        <w:t>time_end</w:t>
+      </w:r>
+      <w:proofErr w:type="spellEnd"/>
+      <w:r>
+        <w:rPr>
+          <w:rFonts w:ascii="Consolas" w:eastAsia="Times New Roman" w:hAnsi="Consolas" w:cs="Times New Roman"/>
+          <w:color w:val="7EE787"/>
+          <w:kern w:val="0"/>
+          <w:sz w:val="21"/>
+          <w:szCs w:val="21"/>
+          <w:lang w:eastAsia="ru-RU"/>
+          <w14:ligatures w14:val="none"/>
+        </w:rPr>
+        <w:t>"</w:t>
+      </w:r>
+      <w:r>
+        <w:rPr>
+          <w:rFonts w:ascii="Consolas" w:eastAsia="Times New Roman" w:hAnsi="Consolas" w:cs="Times New Roman"/>
+          <w:color w:val="BBBEBF"/>
+          <w:kern w:val="0"/>
+          <w:sz w:val="21"/>
+          <w:szCs w:val="21"/>
+          <w:lang w:eastAsia="ru-RU"/>
+          <w14:ligatures w14:val="none"/>
+        </w:rPr>
+        <w:t xml:space="preserve">: </w:t>
+      </w:r>
+      <w:r>
+        <w:rPr>
+          <w:rFonts w:ascii="Consolas" w:eastAsia="Times New Roman" w:hAnsi="Consolas" w:cs="Times New Roman"/>
+          <w:color w:val="A5D6FF"/>
+          <w:kern w:val="0"/>
+          <w:sz w:val="21"/>
+          <w:szCs w:val="21"/>
+          <w:lang w:eastAsia="ru-RU"/>
+          <w14:ligatures w14:val="none"/>
+        </w:rPr>
+        <w:t>"19:00"</w:t>
+      </w:r>
+    </w:p>
+    <w:p>
+      <w:pPr>
+        <w:shd w:val="clear" w:color="auto" w:fill="121314"/>
+        <w:spacing w:after="0" w:line="285" w:lineRule="atLeast"/>
+        <w:ind w:left="360"/>
+        <w:rPr>
+          <w:rFonts w:ascii="Consolas" w:eastAsia="Times New Roman" w:hAnsi="Consolas" w:cs="Times New Roman"/>
+          <w:color w:val="BBBEBF"/>
+          <w:kern w:val="0"/>
+          <w:sz w:val="21"/>
+          <w:szCs w:val="21"/>
+          <w:lang w:eastAsia="ru-RU"/>
+          <w14:ligatures w14:val="none"/>
+        </w:rPr>
+      </w:pPr>
+      <w:r>
+        <w:rPr>
+          <w:rFonts w:ascii="Consolas" w:eastAsia="Times New Roman" w:hAnsi="Consolas" w:cs="Times New Roman"/>
+          <w:color w:val="BBBEBF"/>
+          <w:kern w:val="0"/>
+          <w:sz w:val="21"/>
+          <w:szCs w:val="21"/>
+          <w:lang w:eastAsia="ru-RU"/>
+          <w14:ligatures w14:val="none"/>
+        </w:rPr>
+        <w:t>            }</w:t>
+      </w:r>
+    </w:p>
+    <w:p>
+      <w:pPr>
+        <w:shd w:val="clear" w:color="auto" w:fill="121314"/>
+        <w:spacing w:after="0" w:line="285" w:lineRule="atLeast"/>
+        <w:ind w:left="360"/>
+        <w:rPr>
+          <w:rFonts w:ascii="Consolas" w:eastAsia="Times New Roman" w:hAnsi="Consolas" w:cs="Times New Roman"/>
+          <w:color w:val="BBBEBF"/>
+          <w:kern w:val="0"/>
+          <w:sz w:val="21"/>
+          <w:szCs w:val="21"/>
+          <w:lang w:eastAsia="ru-RU"/>
+          <w14:ligatures w14:val="none"/>
+        </w:rPr>
+      </w:pPr>
+      <w:r>
+        <w:rPr>
+          <w:rFonts w:ascii="Consolas" w:eastAsia="Times New Roman" w:hAnsi="Consolas" w:cs="Times New Roman"/>
+          <w:color w:val="BBBEBF"/>
+          <w:kern w:val="0"/>
+          <w:sz w:val="21"/>
+          <w:szCs w:val="21"/>
+          <w:lang w:eastAsia="ru-RU"/>
+          <w14:ligatures w14:val="none"/>
+        </w:rPr>
+        <w:t>        }</w:t>
+      </w:r>
+    </w:p>
+    <w:p>
+      <w:pPr>
+        <w:shd w:val="clear" w:color="auto" w:fill="121314"/>
+        <w:spacing w:after="0" w:line="285" w:lineRule="atLeast"/>
+        <w:ind w:left="360"/>
+        <w:rPr>
+          <w:rFonts w:ascii="Consolas" w:eastAsia="Times New Roman" w:hAnsi="Consolas" w:cs="Times New Roman"/>
+          <w:color w:val="BBBEBF"/>
+          <w:kern w:val="0"/>
+          <w:sz w:val="21"/>
+          <w:szCs w:val="21"/>
+          <w:lang w:eastAsia="ru-RU"/>
+          <w14:ligatures w14:val="none"/>
+        </w:rPr>
+      </w:pPr>
+      <w:r>
+        <w:rPr>
+          <w:rFonts w:ascii="Consolas" w:eastAsia="Times New Roman" w:hAnsi="Consolas" w:cs="Times New Roman"/>
+          <w:color w:val="BBBEBF"/>
+          <w:kern w:val="0"/>
+          <w:sz w:val="21"/>
+          <w:szCs w:val="21"/>
+          <w:lang w:eastAsia="ru-RU"/>
+          <w14:ligatures w14:val="none"/>
+        </w:rPr>
+        <w:t>    ]</w:t>
+      </w:r>
+    </w:p>
+    <w:p>
+      <w:pPr>
+        <w:shd w:val="clear" w:color="auto" w:fill="121314"/>
+        <w:spacing w:after="0" w:line="285" w:lineRule="atLeast"/>
+        <w:ind w:left="360"/>
         <w:rPr>
           <w:rFonts w:ascii="Consolas" w:eastAsia="Times New Roman" w:hAnsi="Consolas" w:cs="Times New Roman"/>
           <w:color w:val="BBBEBF"/>
@@ -2959,7 +5341,7 @@
         <w:rFonts w:hint="default"/>
       </w:rPr>
     </w:lvl>
-    <w:lvl w:ilvl="1" w:tplc="04190019" w:tentative="1">
+    <w:lvl w:ilvl="1" w:tplc="04190019">
       <w:start w:val="1"/>
       <w:numFmt w:val="lowerLetter"/>
       <w:lvlText w:val="%2."/>
@@ -2968,7 +5350,7 @@
         <w:ind w:left="1440" w:hanging="360"/>
       </w:pPr>
     </w:lvl>
-    <w:lvl w:ilvl="2" w:tplc="0419001B" w:tentative="1">
+    <w:lvl w:ilvl="2" w:tplc="0419001B">
       <w:start w:val="1"/>
       <w:numFmt w:val="lowerRoman"/>
       <w:lvlText w:val="%3."/>
@@ -2977,7 +5359,7 @@
         <w:ind w:left="2160" w:hanging="180"/>
       </w:pPr>
     </w:lvl>
-    <w:lvl w:ilvl="3" w:tplc="0419000F" w:tentative="1">
+    <w:lvl w:ilvl="3" w:tplc="0419000F">
       <w:start w:val="1"/>
       <w:numFmt w:val="decimal"/>
       <w:lvlText w:val="%4."/>
@@ -4251,4 +6633,16 @@
     </a:ext>
   </a:extLst>
 </a:theme>
+</file>
+
+<file path=customXml/item1.xml><?xml version="1.0" encoding="utf-8"?>
+<b:Sources xmlns:b="http://schemas.openxmlformats.org/officeDocument/2006/bibliography" xmlns="http://schemas.openxmlformats.org/officeDocument/2006/bibliography" SelectedStyle="\APASixthEditionOfficeOnline.xsl" StyleName="APA" Version="6"/>
+</file>
+
+<file path=customXml/itemProps1.xml><?xml version="1.0" encoding="utf-8"?>
+<ds:datastoreItem xmlns:ds="http://schemas.openxmlformats.org/officeDocument/2006/customXml" ds:itemID="{11404BA9-2F8D-4A75-8B3B-178582F04032}">
+  <ds:schemaRefs>
+    <ds:schemaRef ds:uri="http://schemas.openxmlformats.org/officeDocument/2006/bibliography"/>
+  </ds:schemaRefs>
+</ds:datastoreItem>
 </file>